--- a/3.-DOCUMENTACION/4.-RQF_MesaPass/7.-Gestión de Consumos/RFN17_RegistrarConsumoEmpleado.docx
+++ b/3.-DOCUMENTACION/4.-RQF_MesaPass/7.-Gestión de Consumos/RFN17_RegistrarConsumoEmpleado.docx
@@ -224,7 +224,7 @@
           <w:iCs/>
           <w:sz w:val="32"/>
         </w:rPr>
-        <w:fldChar w:fldCharType="begin"/>
+        <w:t>Registrar consumo de comida del empleado</w:t>
       </w:r>
       <w:r>
         <w:rPr>
@@ -232,7 +232,7 @@
           <w:iCs/>
           <w:sz w:val="32"/>
         </w:rPr>
-        <w:instrText xml:space="preserve"> SUBJECT </w:instrText>
+        <w:fldChar w:fldCharType="begin"/>
       </w:r>
       <w:r>
         <w:rPr>
@@ -240,7 +240,7 @@
           <w:iCs/>
           <w:sz w:val="32"/>
         </w:rPr>
-        <w:fldChar w:fldCharType="separate"/>
+        <w:instrText xml:space="preserve"> SUBJECT </w:instrText>
       </w:r>
       <w:r>
         <w:rPr>
@@ -248,7 +248,7 @@
           <w:iCs/>
           <w:sz w:val="32"/>
         </w:rPr>
-        <w:t>Nuevo Requerimiento</w:t>
+        <w:fldChar w:fldCharType="separate"/>
       </w:r>
       <w:r>
         <w:rPr>
@@ -1214,44 +1214,46 @@
     <w:p>
       <w:pPr>
         <w:spacing w:before="100"/>
-      </w:pPr>
-      <w:r>
-        <w:rPr>
-          <w:rFonts w:cs="Arial"/>
-        </w:rPr>
-        <w:br w:type="page"/>
-      </w:r>
-      <w:r>
         <w:rPr>
           <w:b/>
           <w:bCs/>
           <w:sz w:val="36"/>
         </w:rPr>
+      </w:pPr>
+      <w:r>
+        <w:rPr>
+          <w:rFonts w:cs="Arial"/>
+        </w:rPr>
+        <w:br w:type="page"/>
+      </w:r>
+      <w:r>
+        <w:rPr>
+          <w:b/>
+          <w:bCs/>
+          <w:sz w:val="36"/>
+        </w:rPr>
         <w:lastRenderedPageBreak/>
         <w:t>Requerimiento Funcional</w:t>
       </w:r>
     </w:p>
     <w:p>
       <w:pPr>
-        <w:rPr>
-          <w:rFonts w:cs="Arial"/>
-        </w:rPr>
-      </w:pPr>
-      <w:r>
+        <w:spacing w:before="100"/>
         <w:rPr>
           <w:i/>
           <w:iCs/>
           <w:sz w:val="32"/>
-        </w:rPr>
-        <w:t xml:space="preserve">Nombre </w:t>
-      </w:r>
+          <w:szCs w:val="32"/>
+        </w:rPr>
+      </w:pPr>
       <w:r>
         <w:rPr>
           <w:i/>
           <w:iCs/>
           <w:sz w:val="32"/>
-        </w:rPr>
-        <w:t>Requerimiento</w:t>
+          <w:szCs w:val="32"/>
+        </w:rPr>
+        <w:t>RFN17: Registrar consumo de comida del empleado</w:t>
       </w:r>
     </w:p>
     <w:p>
@@ -1266,142 +1268,201 @@
     </w:p>
     <w:p>
       <w:r>
-        <w:t xml:space="preserve">Breve texto introductorio que describe la realidad actual en </w:t>
-      </w:r>
-      <w:r>
-        <w:t xml:space="preserve">la unidad de gestión </w:t>
-      </w:r>
-      <w:r>
-        <w:t xml:space="preserve">que </w:t>
-      </w:r>
-      <w:r>
-        <w:t xml:space="preserve">expone </w:t>
-      </w:r>
-      <w:r>
-        <w:t>el requerimiento de la unidad de gestión</w:t>
-      </w:r>
-      <w:r>
-        <w:t xml:space="preserve">. Se deberá considerar aspectos como: </w:t>
-      </w:r>
-    </w:p>
-    <w:p>
-      <w:pPr>
-        <w:ind w:left="348"/>
-        <w:rPr>
-          <w:rFonts w:cs="Arial"/>
-        </w:rPr>
-      </w:pPr>
-    </w:p>
-    <w:p>
-      <w:pPr>
+        <w:t>En muchas organizaciones, el registro de los consumos de alimentos realizados por los empleados se lleva a cabo de forma manual o mediante procesos poco estructurados, lo que puede generar errores en los valores registrados, duplicidad de información y falta de control sobre los gastos.</w:t>
+      </w:r>
+    </w:p>
+    <w:p/>
+    <w:p>
+      <w:r>
+        <w:t>Además, sin un registro claro y ordenado, resulta difícil verificar qué empleados han consumido, en qué restaurantes y bajo qué condiciones, lo que afecta la transparencia del proceso y la correcta gestión de pagos.</w:t>
+      </w:r>
+    </w:p>
+    <w:p/>
+    <w:p>
+      <w:r>
+        <w:t>Por esta razón, se requiere implementar una funcionalidad que permita registrar de manera automática, clara y confiable los consumos realizados por los empleados dentro del sistema.</w:t>
+      </w:r>
+    </w:p>
+    <w:p>
+      <w:pPr>
+        <w:pStyle w:val="Ttulo1"/>
+        <w:tabs>
+          <w:tab w:val="left" w:pos="425"/>
+        </w:tabs>
+      </w:pPr>
+      <w:bookmarkStart w:id="7" w:name="_Toc430703059"/>
+      <w:r>
+        <w:t>Alcance</w:t>
+      </w:r>
+      <w:bookmarkEnd w:id="7"/>
+    </w:p>
+    <w:p>
+      <w:r>
+        <w:t>Este requerimiento aplica al sistema MesaPass dentro del proceso de consumo de alimentos.</w:t>
+      </w:r>
+    </w:p>
+    <w:p/>
+    <w:p>
+      <w:r>
+        <w:t>El sistema debe permitir:</w:t>
+      </w:r>
+    </w:p>
+    <w:p/>
+    <w:p>
+      <w:pPr>
+        <w:pStyle w:val="Prrafodelista"/>
         <w:numPr>
           <w:ilvl w:val="0"/>
-          <w:numId w:val="26"/>
+          <w:numId w:val="31"/>
         </w:numPr>
-        <w:rPr>
-          <w:lang w:val="es-CR"/>
-        </w:rPr>
-      </w:pPr>
-      <w:r>
-        <w:rPr>
-          <w:lang w:val="es-CR"/>
-        </w:rPr>
-        <w:t>L</w:t>
-      </w:r>
-      <w:r>
-        <w:rPr>
-          <w:lang w:val="es-CR"/>
-        </w:rPr>
-        <w:t>a existencia de un sistema automático que está siendo utilizado y su descripción</w:t>
-      </w:r>
-    </w:p>
-    <w:p>
-      <w:pPr>
+      </w:pPr>
+      <w:r>
+        <w:t>Registrar el consumo realizado por un empleado</w:t>
+      </w:r>
+    </w:p>
+    <w:p>
+      <w:pPr>
+        <w:pStyle w:val="Prrafodelista"/>
         <w:numPr>
           <w:ilvl w:val="0"/>
-          <w:numId w:val="26"/>
+          <w:numId w:val="31"/>
         </w:numPr>
-        <w:rPr>
-          <w:lang w:val="es-CR"/>
-        </w:rPr>
-      </w:pPr>
-      <w:r>
-        <w:rPr>
-          <w:lang w:val="es-CR"/>
-        </w:rPr>
-        <w:t>P</w:t>
-      </w:r>
-      <w:r>
-        <w:rPr>
-          <w:lang w:val="es-CR"/>
-        </w:rPr>
-        <w:t>roblemas existentes con el uso del sistema o asociados a la falta de una herramienta informática</w:t>
-      </w:r>
-    </w:p>
-    <w:p>
-      <w:pPr>
+      </w:pPr>
+      <w:r>
+        <w:t>Asociar el consumo al empleado y al restaurante</w:t>
+      </w:r>
+    </w:p>
+    <w:p>
+      <w:pPr>
+        <w:pStyle w:val="Prrafodelista"/>
         <w:numPr>
           <w:ilvl w:val="0"/>
-          <w:numId w:val="26"/>
+          <w:numId w:val="31"/>
         </w:numPr>
-        <w:rPr>
-          <w:lang w:val="es-CR"/>
-        </w:rPr>
-      </w:pPr>
-      <w:r>
-        <w:rPr>
-          <w:lang w:val="es-CR"/>
-        </w:rPr>
-        <w:t>D</w:t>
-      </w:r>
-      <w:r>
-        <w:rPr>
-          <w:lang w:val="es-CR"/>
-        </w:rPr>
-        <w:t xml:space="preserve">isposiciones legales que exigen el desarrollo del </w:t>
-      </w:r>
-      <w:r>
-        <w:rPr>
-          <w:lang w:val="es-CR"/>
-        </w:rPr>
-        <w:t xml:space="preserve">proyecto </w:t>
-      </w:r>
-      <w:r>
-        <w:rPr>
-          <w:lang w:val="es-CR"/>
-        </w:rPr>
-        <w:t xml:space="preserve">de software </w:t>
-      </w:r>
-      <w:r>
-        <w:rPr>
-          <w:lang w:val="es-CR"/>
-        </w:rPr>
-        <w:t>de una manera urgente</w:t>
-      </w:r>
-    </w:p>
-    <w:p>
-      <w:pPr>
+      </w:pPr>
+      <w:r>
+        <w:t>Guardar la información del consumo de forma organizada</w:t>
+      </w:r>
+    </w:p>
+    <w:p>
+      <w:pPr>
+        <w:pStyle w:val="Prrafodelista"/>
         <w:numPr>
           <w:ilvl w:val="0"/>
-          <w:numId w:val="26"/>
+          <w:numId w:val="31"/>
         </w:numPr>
-        <w:rPr>
-          <w:lang w:val="es-CR"/>
-        </w:rPr>
-      </w:pPr>
-      <w:r>
-        <w:rPr>
-          <w:lang w:val="es-CR"/>
-        </w:rPr>
-        <w:t>E</w:t>
-      </w:r>
-      <w:r>
-        <w:rPr>
-          <w:lang w:val="es-CR"/>
-        </w:rPr>
-        <w:t>tc.</w:t>
-      </w:r>
-    </w:p>
+      </w:pPr>
+      <w:r>
+        <w:t>Permitir el control de los consumos realizados</w:t>
+      </w:r>
+    </w:p>
+    <w:p/>
+    <w:p>
+      <w:r>
+        <w:t>El sistema no debe:</w:t>
+      </w:r>
+    </w:p>
+    <w:p/>
+    <w:p>
+      <w:pPr>
+        <w:pStyle w:val="Prrafodelista"/>
+        <w:numPr>
+          <w:ilvl w:val="0"/>
+          <w:numId w:val="32"/>
+        </w:numPr>
+      </w:pPr>
+      <w:r>
+        <w:t>Registrar consumos sin validación previa</w:t>
+      </w:r>
+    </w:p>
+    <w:p>
+      <w:pPr>
+        <w:pStyle w:val="Prrafodelista"/>
+        <w:numPr>
+          <w:ilvl w:val="0"/>
+          <w:numId w:val="32"/>
+        </w:numPr>
+      </w:pPr>
+      <w:r>
+        <w:t>Permitir registros duplicados</w:t>
+      </w:r>
+    </w:p>
+    <w:p>
+      <w:pPr>
+        <w:pStyle w:val="Prrafodelista"/>
+        <w:numPr>
+          <w:ilvl w:val="0"/>
+          <w:numId w:val="32"/>
+        </w:numPr>
+      </w:pPr>
+      <w:r>
+        <w:t>Registrar consumos con información incompleta</w:t>
+      </w:r>
+    </w:p>
+    <w:p/>
+    <w:p>
+      <w:r>
+        <w:t>Beneficios esperados:</w:t>
+      </w:r>
+    </w:p>
+    <w:p/>
+    <w:p>
+      <w:pPr>
+        <w:pStyle w:val="Prrafodelista"/>
+        <w:numPr>
+          <w:ilvl w:val="0"/>
+          <w:numId w:val="33"/>
+        </w:numPr>
+      </w:pPr>
+      <w:r>
+        <w:t>Mejor control de los consumos</w:t>
+      </w:r>
+    </w:p>
+    <w:p>
+      <w:pPr>
+        <w:pStyle w:val="Prrafodelista"/>
+        <w:numPr>
+          <w:ilvl w:val="0"/>
+          <w:numId w:val="33"/>
+        </w:numPr>
+      </w:pPr>
+      <w:r>
+        <w:t>Reducción de errores</w:t>
+      </w:r>
+    </w:p>
+    <w:p>
+      <w:pPr>
+        <w:pStyle w:val="Prrafodelista"/>
+        <w:numPr>
+          <w:ilvl w:val="0"/>
+          <w:numId w:val="33"/>
+        </w:numPr>
+      </w:pPr>
+      <w:r>
+        <w:t>Información clara y organizada</w:t>
+      </w:r>
+    </w:p>
+    <w:p>
+      <w:pPr>
+        <w:pStyle w:val="Prrafodelista"/>
+        <w:numPr>
+          <w:ilvl w:val="0"/>
+          <w:numId w:val="33"/>
+        </w:numPr>
+      </w:pPr>
+      <w:r>
+        <w:t>Apoyo en el control de gastos</w:t>
+      </w:r>
+    </w:p>
+    <w:p/>
+    <w:p/>
+    <w:p/>
+    <w:p/>
+    <w:p/>
+    <w:p/>
+    <w:p/>
+    <w:p/>
+    <w:p/>
     <w:p>
       <w:pPr>
         <w:pStyle w:val="Ttulo1"/>
@@ -1409,15 +1470,82 @@
           <w:tab w:val="left" w:pos="425"/>
         </w:tabs>
       </w:pPr>
-      <w:bookmarkStart w:id="7" w:name="_Toc430703059"/>
-      <w:r>
-        <w:t>Alcance</w:t>
-      </w:r>
-      <w:bookmarkEnd w:id="7"/>
-    </w:p>
-    <w:p>
-      <w:r>
-        <w:t>Esta sección debe identificar el producto o los productos por su nombre, explicar que debe hacer y, si es necesario lo que no debe hacer, el producto de software. Describir la aplicación de software a ser especificada, incluyendo beneficios relevantes, objetivos y metas.</w:t>
+      <w:r>
+        <w:lastRenderedPageBreak/>
+        <w:t>Normativa Legal</w:t>
+      </w:r>
+    </w:p>
+    <w:p>
+      <w:r>
+        <w:t>Normativa aplicable:</w:t>
+      </w:r>
+    </w:p>
+    <w:p/>
+    <w:p>
+      <w:pPr>
+        <w:pStyle w:val="Prrafodelista"/>
+        <w:numPr>
+          <w:ilvl w:val="0"/>
+          <w:numId w:val="35"/>
+        </w:numPr>
+      </w:pPr>
+      <w:r>
+        <w:t>Ley de Comercio Electrónico, Firmas y Mensajes de Datos</w:t>
+      </w:r>
+    </w:p>
+    <w:p>
+      <w:pPr>
+        <w:pStyle w:val="Prrafodelista"/>
+        <w:numPr>
+          <w:ilvl w:val="0"/>
+          <w:numId w:val="35"/>
+        </w:numPr>
+      </w:pPr>
+      <w:r>
+        <w:t>Ley Orgánica de Protección de Datos Personales</w:t>
+      </w:r>
+    </w:p>
+    <w:p/>
+    <w:p>
+      <w:r>
+        <w:t>Aplicación:</w:t>
+      </w:r>
+    </w:p>
+    <w:p/>
+    <w:p>
+      <w:pPr>
+        <w:pStyle w:val="Prrafodelista"/>
+        <w:numPr>
+          <w:ilvl w:val="0"/>
+          <w:numId w:val="34"/>
+        </w:numPr>
+      </w:pPr>
+      <w:r>
+        <w:t>Garantizar la validez de los registros realizados</w:t>
+      </w:r>
+    </w:p>
+    <w:p>
+      <w:pPr>
+        <w:pStyle w:val="Prrafodelista"/>
+        <w:numPr>
+          <w:ilvl w:val="0"/>
+          <w:numId w:val="34"/>
+        </w:numPr>
+      </w:pPr>
+      <w:r>
+        <w:t>Proteger la información de los usuarios</w:t>
+      </w:r>
+    </w:p>
+    <w:p>
+      <w:pPr>
+        <w:pStyle w:val="Prrafodelista"/>
+        <w:numPr>
+          <w:ilvl w:val="0"/>
+          <w:numId w:val="34"/>
+        </w:numPr>
+      </w:pPr>
+      <w:r>
+        <w:t>Asegurar el uso adecuado de los datos</w:t>
       </w:r>
     </w:p>
     <w:p>
@@ -1427,38 +1555,1221 @@
           <w:tab w:val="left" w:pos="425"/>
         </w:tabs>
       </w:pPr>
-      <w:r>
-        <w:t>Normativa Legal</w:t>
-      </w:r>
-    </w:p>
-    <w:p>
-      <w:r>
-        <w:t xml:space="preserve">En esta sección se debe hacer referencia </w:t>
-      </w:r>
-      <w:proofErr w:type="gramStart"/>
-      <w:r>
-        <w:t xml:space="preserve">y  </w:t>
-      </w:r>
-      <w:r>
+      <w:bookmarkStart w:id="8" w:name="_Toc430703060"/>
+      <w:r>
+        <w:t>Detalle de la funcionalidad requerida del sistema</w:t>
+      </w:r>
+      <w:bookmarkEnd w:id="8"/>
+    </w:p>
+    <w:p>
+      <w:pPr>
+        <w:pStyle w:val="Ttulo2"/>
+      </w:pPr>
+      <w:bookmarkStart w:id="9" w:name="_Toc430703062"/>
+      <w:r>
+        <w:t xml:space="preserve">Detalle de </w:t>
+      </w:r>
+      <w:r>
+        <w:t>las Funciones</w:t>
+      </w:r>
+      <w:bookmarkEnd w:id="9"/>
+    </w:p>
+    <w:p>
+      <w:pPr>
+        <w:pStyle w:val="Ttulo3"/>
+        <w:rPr>
+          <w:sz w:val="20"/>
+          <w:szCs w:val="20"/>
+          <w:lang w:eastAsia="es-EC"/>
+        </w:rPr>
+      </w:pPr>
+      <w:r>
+        <w:rPr>
+          <w:rStyle w:val="Textoennegrita"/>
+          <w:b/>
+          <w:bCs/>
+          <w:sz w:val="20"/>
+          <w:szCs w:val="20"/>
+        </w:rPr>
+        <w:t>Funcionalidad Uno</w:t>
+      </w:r>
+    </w:p>
+    <w:p>
+      <w:pPr>
+        <w:pStyle w:val="Ttulo3"/>
+        <w:numPr>
+          <w:ilvl w:val="0"/>
+          <w:numId w:val="0"/>
+        </w:numPr>
+        <w:rPr>
+          <w:sz w:val="20"/>
+          <w:szCs w:val="20"/>
+        </w:rPr>
+      </w:pPr>
+      <w:r>
+        <w:rPr>
+          <w:rStyle w:val="Textoennegrita"/>
+          <w:b/>
+          <w:bCs/>
+          <w:sz w:val="20"/>
+          <w:szCs w:val="20"/>
+        </w:rPr>
+        <w:t>A. Nombre:</w:t>
+      </w:r>
+      <w:r>
+        <w:rPr>
+          <w:sz w:val="20"/>
+          <w:szCs w:val="20"/>
+        </w:rPr>
+        <w:t xml:space="preserve"> Registro de consumo de comida</w:t>
+      </w:r>
+    </w:p>
+    <w:p>
+      <w:pPr>
+        <w:pStyle w:val="Ttulo3"/>
+        <w:numPr>
+          <w:ilvl w:val="0"/>
+          <w:numId w:val="0"/>
+        </w:numPr>
+        <w:rPr>
+          <w:sz w:val="20"/>
+          <w:szCs w:val="20"/>
+        </w:rPr>
+      </w:pPr>
+      <w:r>
+        <w:rPr>
+          <w:rStyle w:val="Textoennegrita"/>
+          <w:b/>
+          <w:bCs/>
+          <w:sz w:val="20"/>
+          <w:szCs w:val="20"/>
+        </w:rPr>
+        <w:t>A.1 Descripción</w:t>
+      </w:r>
+    </w:p>
+    <w:p>
+      <w:pPr>
+        <w:pStyle w:val="NormalWeb"/>
+        <w:numPr>
+          <w:ilvl w:val="0"/>
+          <w:numId w:val="48"/>
+        </w:numPr>
+        <w:rPr>
+          <w:rFonts w:ascii="Arial" w:hAnsi="Arial" w:cs="Arial"/>
+          <w:sz w:val="20"/>
+          <w:szCs w:val="20"/>
+        </w:rPr>
+      </w:pPr>
+      <w:r>
+        <w:rPr>
+          <w:rFonts w:ascii="Arial" w:hAnsi="Arial" w:cs="Arial"/>
+          <w:sz w:val="20"/>
+          <w:szCs w:val="20"/>
+        </w:rPr>
+        <w:t>Permitir registrar el consumo de comida realizado por un empleado en un restaurante autorizado.</w:t>
+      </w:r>
+    </w:p>
+    <w:p>
+      <w:pPr>
+        <w:pStyle w:val="NormalWeb"/>
+        <w:numPr>
+          <w:ilvl w:val="0"/>
+          <w:numId w:val="48"/>
+        </w:numPr>
+        <w:rPr>
+          <w:rFonts w:ascii="Arial" w:hAnsi="Arial" w:cs="Arial"/>
+          <w:sz w:val="20"/>
+          <w:szCs w:val="20"/>
+        </w:rPr>
+      </w:pPr>
+      <w:r>
+        <w:rPr>
+          <w:rFonts w:ascii="Arial" w:hAnsi="Arial" w:cs="Arial"/>
+          <w:sz w:val="20"/>
+          <w:szCs w:val="20"/>
+        </w:rPr>
+        <w:t>El proceso inicia cuando el empleado solicita el servicio de alimentación y presenta su identificación para ser validado.</w:t>
+      </w:r>
+    </w:p>
+    <w:p>
+      <w:pPr>
+        <w:pStyle w:val="NormalWeb"/>
+        <w:numPr>
+          <w:ilvl w:val="0"/>
+          <w:numId w:val="48"/>
+        </w:numPr>
+        <w:rPr>
+          <w:rFonts w:ascii="Arial" w:hAnsi="Arial" w:cs="Arial"/>
+          <w:sz w:val="20"/>
+          <w:szCs w:val="20"/>
+        </w:rPr>
+      </w:pPr>
+      <w:r>
+        <w:rPr>
+          <w:rFonts w:ascii="Arial" w:hAnsi="Arial" w:cs="Arial"/>
+          <w:sz w:val="20"/>
+          <w:szCs w:val="20"/>
+        </w:rPr>
+        <w:t>El restaurante verifica la información del empleado y confirma el consumo realizado.</w:t>
+      </w:r>
+    </w:p>
+    <w:p>
+      <w:pPr>
+        <w:pStyle w:val="NormalWeb"/>
+        <w:numPr>
+          <w:ilvl w:val="0"/>
+          <w:numId w:val="48"/>
+        </w:numPr>
+        <w:rPr>
+          <w:rFonts w:ascii="Arial" w:hAnsi="Arial" w:cs="Arial"/>
+          <w:sz w:val="20"/>
+          <w:szCs w:val="20"/>
+        </w:rPr>
+      </w:pPr>
+      <w:r>
+        <w:rPr>
+          <w:rFonts w:ascii="Arial" w:hAnsi="Arial" w:cs="Arial"/>
+          <w:sz w:val="20"/>
+          <w:szCs w:val="20"/>
+        </w:rPr>
+        <w:t>El sistema registra el consumo, guardando la información correspondiente como el empleado, el restaurante, la fecha y el valor del consumo.</w:t>
+      </w:r>
+    </w:p>
+    <w:p>
+      <w:pPr>
+        <w:pStyle w:val="NormalWeb"/>
+        <w:numPr>
+          <w:ilvl w:val="0"/>
+          <w:numId w:val="48"/>
+        </w:numPr>
+        <w:rPr>
+          <w:rFonts w:ascii="Arial" w:hAnsi="Arial" w:cs="Arial"/>
+          <w:sz w:val="20"/>
+          <w:szCs w:val="20"/>
+        </w:rPr>
+      </w:pPr>
+      <w:r>
+        <w:rPr>
+          <w:rFonts w:ascii="Arial" w:hAnsi="Arial" w:cs="Arial"/>
+          <w:sz w:val="20"/>
+          <w:szCs w:val="20"/>
+        </w:rPr>
+        <w:t>Este registro permite llevar un control adecuado de los consumos realizados y facilita la generación de reportes posteriores.</w:t>
+      </w:r>
+    </w:p>
+    <w:p>
+      <w:pPr>
+        <w:pStyle w:val="NormalWeb"/>
+        <w:rPr>
+          <w:rFonts w:ascii="Arial" w:hAnsi="Arial" w:cs="Arial"/>
+          <w:sz w:val="20"/>
+          <w:szCs w:val="20"/>
+        </w:rPr>
+      </w:pPr>
+      <w:r>
+        <w:rPr>
+          <w:rStyle w:val="Textoennegrita"/>
+          <w:rFonts w:ascii="Arial" w:hAnsi="Arial" w:cs="Arial"/>
+          <w:sz w:val="20"/>
+          <w:szCs w:val="20"/>
+        </w:rPr>
+        <w:t>Datos de entrada:</w:t>
+      </w:r>
+    </w:p>
+    <w:p>
+      <w:pPr>
+        <w:numPr>
+          <w:ilvl w:val="0"/>
+          <w:numId w:val="36"/>
+        </w:numPr>
+        <w:suppressAutoHyphens w:val="0"/>
+        <w:spacing w:before="100" w:beforeAutospacing="1" w:after="100" w:afterAutospacing="1"/>
+        <w:jc w:val="left"/>
         <w:rPr>
           <w:rFonts w:cs="Arial"/>
           <w:szCs w:val="20"/>
         </w:rPr>
-        <w:t>aplicación</w:t>
-      </w:r>
-      <w:proofErr w:type="gramEnd"/>
+      </w:pPr>
       <w:r>
         <w:rPr>
           <w:rFonts w:cs="Arial"/>
           <w:szCs w:val="20"/>
         </w:rPr>
-        <w:t xml:space="preserve"> de la normativa legal vigente</w:t>
-      </w:r>
-      <w:r>
-        <w:t xml:space="preserve"> sobre la cual se soporta el requerimiento funcional, se hace un listado de las normas, reglamentos o dictámenes que sugieren la aplicación de este requerimiento y que norman el mismo.</w:t>
-      </w:r>
-    </w:p>
-    <w:p/>
+        <w:t xml:space="preserve">Identificación del empleado </w:t>
+      </w:r>
+    </w:p>
+    <w:p>
+      <w:pPr>
+        <w:numPr>
+          <w:ilvl w:val="0"/>
+          <w:numId w:val="36"/>
+        </w:numPr>
+        <w:suppressAutoHyphens w:val="0"/>
+        <w:spacing w:before="100" w:beforeAutospacing="1" w:after="100" w:afterAutospacing="1"/>
+        <w:jc w:val="left"/>
+        <w:rPr>
+          <w:rFonts w:cs="Arial"/>
+          <w:szCs w:val="20"/>
+        </w:rPr>
+      </w:pPr>
+      <w:r>
+        <w:rPr>
+          <w:rFonts w:cs="Arial"/>
+          <w:szCs w:val="20"/>
+        </w:rPr>
+        <w:t xml:space="preserve">Restaurante donde se realiza el consumo </w:t>
+      </w:r>
+    </w:p>
+    <w:p>
+      <w:pPr>
+        <w:numPr>
+          <w:ilvl w:val="0"/>
+          <w:numId w:val="36"/>
+        </w:numPr>
+        <w:suppressAutoHyphens w:val="0"/>
+        <w:spacing w:before="100" w:beforeAutospacing="1" w:after="100" w:afterAutospacing="1"/>
+        <w:jc w:val="left"/>
+        <w:rPr>
+          <w:rFonts w:cs="Arial"/>
+          <w:szCs w:val="20"/>
+        </w:rPr>
+      </w:pPr>
+      <w:r>
+        <w:rPr>
+          <w:rFonts w:cs="Arial"/>
+          <w:szCs w:val="20"/>
+        </w:rPr>
+        <w:t xml:space="preserve">Información del consumo (valor, tipo de comida) </w:t>
+      </w:r>
+    </w:p>
+    <w:p>
+      <w:pPr>
+        <w:pStyle w:val="NormalWeb"/>
+        <w:rPr>
+          <w:rFonts w:ascii="Arial" w:hAnsi="Arial" w:cs="Arial"/>
+          <w:sz w:val="20"/>
+          <w:szCs w:val="20"/>
+        </w:rPr>
+      </w:pPr>
+      <w:r>
+        <w:rPr>
+          <w:rStyle w:val="Textoennegrita"/>
+          <w:rFonts w:ascii="Arial" w:hAnsi="Arial" w:cs="Arial"/>
+          <w:sz w:val="20"/>
+          <w:szCs w:val="20"/>
+        </w:rPr>
+        <w:t>Participantes:</w:t>
+      </w:r>
+    </w:p>
+    <w:p>
+      <w:pPr>
+        <w:numPr>
+          <w:ilvl w:val="0"/>
+          <w:numId w:val="37"/>
+        </w:numPr>
+        <w:suppressAutoHyphens w:val="0"/>
+        <w:spacing w:before="100" w:beforeAutospacing="1" w:after="100" w:afterAutospacing="1"/>
+        <w:jc w:val="left"/>
+        <w:rPr>
+          <w:rFonts w:cs="Arial"/>
+          <w:szCs w:val="20"/>
+        </w:rPr>
+      </w:pPr>
+      <w:r>
+        <w:rPr>
+          <w:rFonts w:cs="Arial"/>
+          <w:szCs w:val="20"/>
+        </w:rPr>
+        <w:t xml:space="preserve">Empleado </w:t>
+      </w:r>
+    </w:p>
+    <w:p>
+      <w:pPr>
+        <w:numPr>
+          <w:ilvl w:val="0"/>
+          <w:numId w:val="37"/>
+        </w:numPr>
+        <w:suppressAutoHyphens w:val="0"/>
+        <w:spacing w:before="100" w:beforeAutospacing="1" w:after="100" w:afterAutospacing="1"/>
+        <w:jc w:val="left"/>
+        <w:rPr>
+          <w:rFonts w:cs="Arial"/>
+          <w:szCs w:val="20"/>
+        </w:rPr>
+      </w:pPr>
+      <w:r>
+        <w:rPr>
+          <w:rFonts w:cs="Arial"/>
+          <w:szCs w:val="20"/>
+        </w:rPr>
+        <w:t xml:space="preserve">Restaurante </w:t>
+      </w:r>
+    </w:p>
+    <w:p>
+      <w:pPr>
+        <w:numPr>
+          <w:ilvl w:val="0"/>
+          <w:numId w:val="37"/>
+        </w:numPr>
+        <w:suppressAutoHyphens w:val="0"/>
+        <w:spacing w:before="100" w:beforeAutospacing="1" w:after="100" w:afterAutospacing="1"/>
+        <w:jc w:val="left"/>
+        <w:rPr>
+          <w:rFonts w:cs="Arial"/>
+          <w:szCs w:val="20"/>
+        </w:rPr>
+      </w:pPr>
+      <w:r>
+        <w:rPr>
+          <w:rFonts w:cs="Arial"/>
+          <w:szCs w:val="20"/>
+        </w:rPr>
+        <w:t xml:space="preserve">Sistema </w:t>
+      </w:r>
+    </w:p>
+    <w:p>
+      <w:pPr>
+        <w:pStyle w:val="NormalWeb"/>
+        <w:rPr>
+          <w:rFonts w:ascii="Arial" w:hAnsi="Arial" w:cs="Arial"/>
+          <w:sz w:val="20"/>
+          <w:szCs w:val="20"/>
+        </w:rPr>
+      </w:pPr>
+      <w:r>
+        <w:rPr>
+          <w:rStyle w:val="Textoennegrita"/>
+          <w:rFonts w:ascii="Arial" w:hAnsi="Arial" w:cs="Arial"/>
+          <w:sz w:val="20"/>
+          <w:szCs w:val="20"/>
+        </w:rPr>
+        <w:t>Resultados:</w:t>
+      </w:r>
+    </w:p>
+    <w:p>
+      <w:pPr>
+        <w:numPr>
+          <w:ilvl w:val="0"/>
+          <w:numId w:val="38"/>
+        </w:numPr>
+        <w:suppressAutoHyphens w:val="0"/>
+        <w:spacing w:before="100" w:beforeAutospacing="1" w:after="100" w:afterAutospacing="1"/>
+        <w:jc w:val="left"/>
+        <w:rPr>
+          <w:rFonts w:cs="Arial"/>
+          <w:szCs w:val="20"/>
+        </w:rPr>
+      </w:pPr>
+      <w:r>
+        <w:rPr>
+          <w:rFonts w:cs="Arial"/>
+          <w:szCs w:val="20"/>
+        </w:rPr>
+        <w:t xml:space="preserve">Consumo registrado correctamente </w:t>
+      </w:r>
+    </w:p>
+    <w:p>
+      <w:pPr>
+        <w:pStyle w:val="NormalWeb"/>
+        <w:rPr>
+          <w:rFonts w:ascii="Arial" w:hAnsi="Arial" w:cs="Arial"/>
+          <w:sz w:val="20"/>
+          <w:szCs w:val="20"/>
+        </w:rPr>
+      </w:pPr>
+      <w:r>
+        <w:rPr>
+          <w:rStyle w:val="Textoennegrita"/>
+          <w:rFonts w:ascii="Arial" w:hAnsi="Arial" w:cs="Arial"/>
+          <w:sz w:val="20"/>
+          <w:szCs w:val="20"/>
+        </w:rPr>
+        <w:lastRenderedPageBreak/>
+        <w:t>Salida en pantalla:</w:t>
+      </w:r>
+    </w:p>
+    <w:p>
+      <w:pPr>
+        <w:numPr>
+          <w:ilvl w:val="0"/>
+          <w:numId w:val="39"/>
+        </w:numPr>
+        <w:suppressAutoHyphens w:val="0"/>
+        <w:spacing w:before="100" w:beforeAutospacing="1" w:after="100" w:afterAutospacing="1"/>
+        <w:jc w:val="left"/>
+        <w:rPr>
+          <w:rFonts w:cs="Arial"/>
+          <w:szCs w:val="20"/>
+        </w:rPr>
+      </w:pPr>
+      <w:r>
+        <w:rPr>
+          <w:rFonts w:cs="Arial"/>
+          <w:szCs w:val="20"/>
+        </w:rPr>
+        <w:t xml:space="preserve">Confirmación del registro </w:t>
+      </w:r>
+    </w:p>
+    <w:p>
+      <w:pPr>
+        <w:numPr>
+          <w:ilvl w:val="0"/>
+          <w:numId w:val="39"/>
+        </w:numPr>
+        <w:suppressAutoHyphens w:val="0"/>
+        <w:spacing w:before="100" w:beforeAutospacing="1" w:after="100" w:afterAutospacing="1"/>
+        <w:jc w:val="left"/>
+        <w:rPr>
+          <w:rFonts w:cs="Arial"/>
+          <w:szCs w:val="20"/>
+        </w:rPr>
+      </w:pPr>
+      <w:r>
+        <w:rPr>
+          <w:rFonts w:cs="Arial"/>
+          <w:szCs w:val="20"/>
+        </w:rPr>
+        <w:t xml:space="preserve">Mensaje de éxito o error </w:t>
+      </w:r>
+    </w:p>
+    <w:p>
+      <w:pPr>
+        <w:pStyle w:val="NormalWeb"/>
+        <w:rPr>
+          <w:rFonts w:ascii="Arial" w:hAnsi="Arial" w:cs="Arial"/>
+          <w:sz w:val="20"/>
+          <w:szCs w:val="20"/>
+        </w:rPr>
+      </w:pPr>
+      <w:r>
+        <w:rPr>
+          <w:rStyle w:val="Textoennegrita"/>
+          <w:rFonts w:ascii="Arial" w:hAnsi="Arial" w:cs="Arial"/>
+          <w:sz w:val="20"/>
+          <w:szCs w:val="20"/>
+        </w:rPr>
+        <w:t>Auditoría requerida:</w:t>
+      </w:r>
+    </w:p>
+    <w:p>
+      <w:pPr>
+        <w:numPr>
+          <w:ilvl w:val="0"/>
+          <w:numId w:val="40"/>
+        </w:numPr>
+        <w:suppressAutoHyphens w:val="0"/>
+        <w:spacing w:before="100" w:beforeAutospacing="1" w:after="100" w:afterAutospacing="1"/>
+        <w:jc w:val="left"/>
+        <w:rPr>
+          <w:rFonts w:cs="Arial"/>
+          <w:szCs w:val="20"/>
+        </w:rPr>
+      </w:pPr>
+      <w:r>
+        <w:rPr>
+          <w:rFonts w:cs="Arial"/>
+          <w:szCs w:val="20"/>
+        </w:rPr>
+        <w:t xml:space="preserve">Registro del consumo realizado </w:t>
+      </w:r>
+    </w:p>
+    <w:p>
+      <w:pPr>
+        <w:numPr>
+          <w:ilvl w:val="0"/>
+          <w:numId w:val="40"/>
+        </w:numPr>
+        <w:suppressAutoHyphens w:val="0"/>
+        <w:spacing w:before="100" w:beforeAutospacing="1" w:after="100" w:afterAutospacing="1"/>
+        <w:jc w:val="left"/>
+        <w:rPr>
+          <w:rFonts w:cs="Arial"/>
+          <w:szCs w:val="20"/>
+        </w:rPr>
+      </w:pPr>
+      <w:r>
+        <w:rPr>
+          <w:rFonts w:cs="Arial"/>
+          <w:szCs w:val="20"/>
+        </w:rPr>
+        <w:t xml:space="preserve">Fecha, empleado y restaurante asociados </w:t>
+      </w:r>
+    </w:p>
+    <w:p>
+      <w:pPr>
+        <w:pStyle w:val="Ttulo3"/>
+        <w:numPr>
+          <w:ilvl w:val="0"/>
+          <w:numId w:val="0"/>
+        </w:numPr>
+        <w:ind w:left="709" w:hanging="709"/>
+        <w:rPr>
+          <w:sz w:val="20"/>
+          <w:szCs w:val="20"/>
+        </w:rPr>
+      </w:pPr>
+      <w:r>
+        <w:rPr>
+          <w:rStyle w:val="Textoennegrita"/>
+          <w:b/>
+          <w:bCs/>
+          <w:sz w:val="20"/>
+          <w:szCs w:val="20"/>
+        </w:rPr>
+        <w:t>A.2 Reglas del negocio y restricciones</w:t>
+      </w:r>
+    </w:p>
+    <w:p>
+      <w:pPr>
+        <w:numPr>
+          <w:ilvl w:val="0"/>
+          <w:numId w:val="41"/>
+        </w:numPr>
+        <w:suppressAutoHyphens w:val="0"/>
+        <w:spacing w:before="100" w:beforeAutospacing="1" w:after="100" w:afterAutospacing="1"/>
+        <w:jc w:val="left"/>
+        <w:rPr>
+          <w:rFonts w:cs="Arial"/>
+          <w:szCs w:val="20"/>
+        </w:rPr>
+      </w:pPr>
+      <w:r>
+        <w:rPr>
+          <w:rFonts w:cs="Arial"/>
+          <w:szCs w:val="20"/>
+        </w:rPr>
+        <w:t xml:space="preserve">El empleado debe estar registrado en el sistema </w:t>
+      </w:r>
+    </w:p>
+    <w:p>
+      <w:pPr>
+        <w:numPr>
+          <w:ilvl w:val="0"/>
+          <w:numId w:val="41"/>
+        </w:numPr>
+        <w:suppressAutoHyphens w:val="0"/>
+        <w:spacing w:before="100" w:beforeAutospacing="1" w:after="100" w:afterAutospacing="1"/>
+        <w:jc w:val="left"/>
+        <w:rPr>
+          <w:rFonts w:cs="Arial"/>
+          <w:szCs w:val="20"/>
+        </w:rPr>
+      </w:pPr>
+      <w:r>
+        <w:rPr>
+          <w:rFonts w:cs="Arial"/>
+          <w:szCs w:val="20"/>
+        </w:rPr>
+        <w:t xml:space="preserve">El restaurante debe estar registrado y autorizado </w:t>
+      </w:r>
+    </w:p>
+    <w:p>
+      <w:pPr>
+        <w:numPr>
+          <w:ilvl w:val="0"/>
+          <w:numId w:val="41"/>
+        </w:numPr>
+        <w:suppressAutoHyphens w:val="0"/>
+        <w:spacing w:before="100" w:beforeAutospacing="1" w:after="100" w:afterAutospacing="1"/>
+        <w:jc w:val="left"/>
+        <w:rPr>
+          <w:rFonts w:cs="Arial"/>
+          <w:szCs w:val="20"/>
+        </w:rPr>
+      </w:pPr>
+      <w:r>
+        <w:rPr>
+          <w:rFonts w:cs="Arial"/>
+          <w:szCs w:val="20"/>
+        </w:rPr>
+        <w:t xml:space="preserve">Debe existir un convenio vigente entre la empresa y el restaurante </w:t>
+      </w:r>
+    </w:p>
+    <w:p>
+      <w:pPr>
+        <w:numPr>
+          <w:ilvl w:val="0"/>
+          <w:numId w:val="41"/>
+        </w:numPr>
+        <w:suppressAutoHyphens w:val="0"/>
+        <w:spacing w:before="100" w:beforeAutospacing="1" w:after="100" w:afterAutospacing="1"/>
+        <w:jc w:val="left"/>
+        <w:rPr>
+          <w:rFonts w:cs="Arial"/>
+          <w:szCs w:val="20"/>
+        </w:rPr>
+      </w:pPr>
+      <w:r>
+        <w:rPr>
+          <w:rFonts w:cs="Arial"/>
+          <w:szCs w:val="20"/>
+        </w:rPr>
+        <w:t xml:space="preserve">El consumo debe ser validado antes de registrarse </w:t>
+      </w:r>
+    </w:p>
+    <w:p>
+      <w:pPr>
+        <w:numPr>
+          <w:ilvl w:val="0"/>
+          <w:numId w:val="41"/>
+        </w:numPr>
+        <w:suppressAutoHyphens w:val="0"/>
+        <w:spacing w:before="100" w:beforeAutospacing="1" w:after="100" w:afterAutospacing="1"/>
+        <w:jc w:val="left"/>
+        <w:rPr>
+          <w:rFonts w:cs="Arial"/>
+          <w:szCs w:val="20"/>
+        </w:rPr>
+      </w:pPr>
+      <w:r>
+        <w:rPr>
+          <w:rFonts w:cs="Arial"/>
+          <w:szCs w:val="20"/>
+        </w:rPr>
+        <w:t xml:space="preserve">No se deben registrar consumos duplicados </w:t>
+      </w:r>
+    </w:p>
+    <w:p>
+      <w:pPr>
+        <w:numPr>
+          <w:ilvl w:val="0"/>
+          <w:numId w:val="41"/>
+        </w:numPr>
+        <w:suppressAutoHyphens w:val="0"/>
+        <w:spacing w:before="100" w:beforeAutospacing="1" w:after="100" w:afterAutospacing="1"/>
+        <w:jc w:val="left"/>
+        <w:rPr>
+          <w:rFonts w:cs="Arial"/>
+          <w:szCs w:val="20"/>
+        </w:rPr>
+      </w:pPr>
+      <w:r>
+        <w:rPr>
+          <w:rFonts w:cs="Arial"/>
+          <w:szCs w:val="20"/>
+        </w:rPr>
+        <w:t xml:space="preserve">La información debe ser completa y correcta </w:t>
+      </w:r>
+    </w:p>
+    <w:p>
+      <w:pPr>
+        <w:numPr>
+          <w:ilvl w:val="0"/>
+          <w:numId w:val="41"/>
+        </w:numPr>
+        <w:suppressAutoHyphens w:val="0"/>
+        <w:spacing w:before="100" w:beforeAutospacing="1" w:after="100" w:afterAutospacing="1"/>
+        <w:jc w:val="left"/>
+        <w:rPr>
+          <w:rFonts w:cs="Arial"/>
+          <w:szCs w:val="20"/>
+        </w:rPr>
+      </w:pPr>
+      <w:r>
+        <w:rPr>
+          <w:rFonts w:cs="Arial"/>
+          <w:szCs w:val="20"/>
+        </w:rPr>
+        <w:t xml:space="preserve">El sistema debe validar los datos antes de guardar el consumo </w:t>
+      </w:r>
+    </w:p>
+    <w:p>
+      <w:pPr>
+        <w:pStyle w:val="Ttulo3"/>
+        <w:numPr>
+          <w:ilvl w:val="0"/>
+          <w:numId w:val="0"/>
+        </w:numPr>
+        <w:ind w:left="709" w:hanging="709"/>
+        <w:rPr>
+          <w:sz w:val="20"/>
+          <w:szCs w:val="20"/>
+        </w:rPr>
+      </w:pPr>
+      <w:r>
+        <w:rPr>
+          <w:rStyle w:val="Textoennegrita"/>
+          <w:b/>
+          <w:bCs/>
+          <w:sz w:val="20"/>
+          <w:szCs w:val="20"/>
+        </w:rPr>
+        <w:t>Funcionalidad Dos</w:t>
+      </w:r>
+    </w:p>
+    <w:p>
+      <w:pPr>
+        <w:pStyle w:val="Ttulo3"/>
+        <w:numPr>
+          <w:ilvl w:val="0"/>
+          <w:numId w:val="0"/>
+        </w:numPr>
+        <w:rPr>
+          <w:sz w:val="20"/>
+          <w:szCs w:val="20"/>
+        </w:rPr>
+      </w:pPr>
+      <w:r>
+        <w:rPr>
+          <w:rStyle w:val="Textoennegrita"/>
+          <w:b/>
+          <w:bCs/>
+          <w:sz w:val="20"/>
+          <w:szCs w:val="20"/>
+        </w:rPr>
+        <w:t>B. Nombre:</w:t>
+      </w:r>
+      <w:r>
+        <w:rPr>
+          <w:sz w:val="20"/>
+          <w:szCs w:val="20"/>
+        </w:rPr>
+        <w:t xml:space="preserve"> Validación de autorización de consumo</w:t>
+      </w:r>
+    </w:p>
+    <w:p>
+      <w:pPr>
+        <w:pStyle w:val="Ttulo3"/>
+        <w:numPr>
+          <w:ilvl w:val="0"/>
+          <w:numId w:val="0"/>
+        </w:numPr>
+        <w:ind w:left="709" w:hanging="709"/>
+        <w:rPr>
+          <w:sz w:val="20"/>
+          <w:szCs w:val="20"/>
+        </w:rPr>
+      </w:pPr>
+      <w:r>
+        <w:rPr>
+          <w:rStyle w:val="Textoennegrita"/>
+          <w:b/>
+          <w:bCs/>
+          <w:sz w:val="20"/>
+          <w:szCs w:val="20"/>
+        </w:rPr>
+        <w:t>B.1 Descripción</w:t>
+      </w:r>
+    </w:p>
+    <w:p>
+      <w:pPr>
+        <w:pStyle w:val="NormalWeb"/>
+        <w:rPr>
+          <w:rFonts w:ascii="Arial" w:hAnsi="Arial" w:cs="Arial"/>
+          <w:sz w:val="20"/>
+          <w:szCs w:val="20"/>
+        </w:rPr>
+      </w:pPr>
+      <w:r>
+        <w:rPr>
+          <w:rFonts w:ascii="Arial" w:hAnsi="Arial" w:cs="Arial"/>
+          <w:sz w:val="20"/>
+          <w:szCs w:val="20"/>
+        </w:rPr>
+        <w:t>Permitir verificar que el empleado cumple con las condiciones necesarias antes de registrar el consumo.</w:t>
+      </w:r>
+    </w:p>
+    <w:p>
+      <w:pPr>
+        <w:pStyle w:val="NormalWeb"/>
+        <w:rPr>
+          <w:rFonts w:ascii="Arial" w:hAnsi="Arial" w:cs="Arial"/>
+          <w:sz w:val="20"/>
+          <w:szCs w:val="20"/>
+        </w:rPr>
+      </w:pPr>
+      <w:r>
+        <w:rPr>
+          <w:rFonts w:ascii="Arial" w:hAnsi="Arial" w:cs="Arial"/>
+          <w:sz w:val="20"/>
+          <w:szCs w:val="20"/>
+        </w:rPr>
+        <w:t>El sistema revisa si el empleado está autorizado para consumir y si existe un convenio válido con el restaurante.</w:t>
+      </w:r>
+    </w:p>
+    <w:p>
+      <w:pPr>
+        <w:pStyle w:val="NormalWeb"/>
+        <w:rPr>
+          <w:rFonts w:ascii="Arial" w:hAnsi="Arial" w:cs="Arial"/>
+          <w:sz w:val="20"/>
+          <w:szCs w:val="20"/>
+        </w:rPr>
+      </w:pPr>
+      <w:r>
+        <w:rPr>
+          <w:rFonts w:ascii="Arial" w:hAnsi="Arial" w:cs="Arial"/>
+          <w:sz w:val="20"/>
+          <w:szCs w:val="20"/>
+        </w:rPr>
+        <w:t>Si se cumplen las condiciones, se permite el registro del consumo; caso contrario, se rechaza la operación.</w:t>
+      </w:r>
+    </w:p>
+    <w:p>
+      <w:pPr>
+        <w:pStyle w:val="NormalWeb"/>
+        <w:rPr>
+          <w:rFonts w:ascii="Arial" w:hAnsi="Arial" w:cs="Arial"/>
+          <w:sz w:val="20"/>
+          <w:szCs w:val="20"/>
+        </w:rPr>
+      </w:pPr>
+      <w:r>
+        <w:rPr>
+          <w:rStyle w:val="Textoennegrita"/>
+          <w:rFonts w:ascii="Arial" w:hAnsi="Arial" w:cs="Arial"/>
+          <w:sz w:val="20"/>
+          <w:szCs w:val="20"/>
+        </w:rPr>
+        <w:t>Datos de entrada:</w:t>
+      </w:r>
+    </w:p>
+    <w:p>
+      <w:pPr>
+        <w:numPr>
+          <w:ilvl w:val="0"/>
+          <w:numId w:val="42"/>
+        </w:numPr>
+        <w:suppressAutoHyphens w:val="0"/>
+        <w:spacing w:before="100" w:beforeAutospacing="1" w:after="100" w:afterAutospacing="1"/>
+        <w:jc w:val="left"/>
+        <w:rPr>
+          <w:rFonts w:cs="Arial"/>
+          <w:szCs w:val="20"/>
+        </w:rPr>
+      </w:pPr>
+      <w:r>
+        <w:rPr>
+          <w:rFonts w:cs="Arial"/>
+          <w:szCs w:val="20"/>
+        </w:rPr>
+        <w:t xml:space="preserve">Identificación del empleado </w:t>
+      </w:r>
+    </w:p>
+    <w:p>
+      <w:pPr>
+        <w:numPr>
+          <w:ilvl w:val="0"/>
+          <w:numId w:val="42"/>
+        </w:numPr>
+        <w:suppressAutoHyphens w:val="0"/>
+        <w:spacing w:before="100" w:beforeAutospacing="1" w:after="100" w:afterAutospacing="1"/>
+        <w:jc w:val="left"/>
+        <w:rPr>
+          <w:rFonts w:cs="Arial"/>
+          <w:szCs w:val="20"/>
+        </w:rPr>
+      </w:pPr>
+      <w:r>
+        <w:rPr>
+          <w:rFonts w:cs="Arial"/>
+          <w:szCs w:val="20"/>
+        </w:rPr>
+        <w:t xml:space="preserve">Restaurante </w:t>
+      </w:r>
+    </w:p>
+    <w:p>
+      <w:pPr>
+        <w:pStyle w:val="NormalWeb"/>
+        <w:rPr>
+          <w:rFonts w:ascii="Arial" w:hAnsi="Arial" w:cs="Arial"/>
+          <w:sz w:val="20"/>
+          <w:szCs w:val="20"/>
+        </w:rPr>
+      </w:pPr>
+      <w:r>
+        <w:rPr>
+          <w:rStyle w:val="Textoennegrita"/>
+          <w:rFonts w:ascii="Arial" w:hAnsi="Arial" w:cs="Arial"/>
+          <w:sz w:val="20"/>
+          <w:szCs w:val="20"/>
+        </w:rPr>
+        <w:t>Participantes:</w:t>
+      </w:r>
+    </w:p>
+    <w:p>
+      <w:pPr>
+        <w:numPr>
+          <w:ilvl w:val="0"/>
+          <w:numId w:val="43"/>
+        </w:numPr>
+        <w:suppressAutoHyphens w:val="0"/>
+        <w:spacing w:before="100" w:beforeAutospacing="1" w:after="100" w:afterAutospacing="1"/>
+        <w:jc w:val="left"/>
+        <w:rPr>
+          <w:rFonts w:cs="Arial"/>
+          <w:szCs w:val="20"/>
+        </w:rPr>
+      </w:pPr>
+      <w:r>
+        <w:rPr>
+          <w:rFonts w:cs="Arial"/>
+          <w:szCs w:val="20"/>
+        </w:rPr>
+        <w:t xml:space="preserve">Sistema </w:t>
+      </w:r>
+    </w:p>
+    <w:p>
+      <w:pPr>
+        <w:numPr>
+          <w:ilvl w:val="0"/>
+          <w:numId w:val="43"/>
+        </w:numPr>
+        <w:suppressAutoHyphens w:val="0"/>
+        <w:spacing w:before="100" w:beforeAutospacing="1" w:after="100" w:afterAutospacing="1"/>
+        <w:jc w:val="left"/>
+        <w:rPr>
+          <w:rFonts w:cs="Arial"/>
+          <w:szCs w:val="20"/>
+        </w:rPr>
+      </w:pPr>
+      <w:r>
+        <w:rPr>
+          <w:rFonts w:cs="Arial"/>
+          <w:szCs w:val="20"/>
+        </w:rPr>
+        <w:t xml:space="preserve">Restaurante </w:t>
+      </w:r>
+    </w:p>
+    <w:p>
+      <w:pPr>
+        <w:pStyle w:val="NormalWeb"/>
+        <w:rPr>
+          <w:rFonts w:ascii="Arial" w:hAnsi="Arial" w:cs="Arial"/>
+          <w:sz w:val="20"/>
+          <w:szCs w:val="20"/>
+        </w:rPr>
+      </w:pPr>
+      <w:r>
+        <w:rPr>
+          <w:rStyle w:val="Textoennegrita"/>
+          <w:rFonts w:ascii="Arial" w:hAnsi="Arial" w:cs="Arial"/>
+          <w:sz w:val="20"/>
+          <w:szCs w:val="20"/>
+        </w:rPr>
+        <w:t>Resultados:</w:t>
+      </w:r>
+    </w:p>
+    <w:p>
+      <w:pPr>
+        <w:numPr>
+          <w:ilvl w:val="0"/>
+          <w:numId w:val="44"/>
+        </w:numPr>
+        <w:suppressAutoHyphens w:val="0"/>
+        <w:spacing w:before="100" w:beforeAutospacing="1" w:after="100" w:afterAutospacing="1"/>
+        <w:jc w:val="left"/>
+        <w:rPr>
+          <w:rFonts w:cs="Arial"/>
+          <w:szCs w:val="20"/>
+        </w:rPr>
+      </w:pPr>
+      <w:r>
+        <w:rPr>
+          <w:rFonts w:cs="Arial"/>
+          <w:szCs w:val="20"/>
+        </w:rPr>
+        <w:t xml:space="preserve">Autorización o rechazo del consumo </w:t>
+      </w:r>
+    </w:p>
+    <w:p>
+      <w:pPr>
+        <w:pStyle w:val="NormalWeb"/>
+        <w:rPr>
+          <w:rFonts w:ascii="Arial" w:hAnsi="Arial" w:cs="Arial"/>
+          <w:sz w:val="20"/>
+          <w:szCs w:val="20"/>
+        </w:rPr>
+      </w:pPr>
+      <w:r>
+        <w:rPr>
+          <w:rStyle w:val="Textoennegrita"/>
+          <w:rFonts w:ascii="Arial" w:hAnsi="Arial" w:cs="Arial"/>
+          <w:sz w:val="20"/>
+          <w:szCs w:val="20"/>
+        </w:rPr>
+        <w:lastRenderedPageBreak/>
+        <w:t>Salida en pantalla:</w:t>
+      </w:r>
+    </w:p>
+    <w:p>
+      <w:pPr>
+        <w:numPr>
+          <w:ilvl w:val="0"/>
+          <w:numId w:val="45"/>
+        </w:numPr>
+        <w:suppressAutoHyphens w:val="0"/>
+        <w:spacing w:before="100" w:beforeAutospacing="1" w:after="100" w:afterAutospacing="1"/>
+        <w:jc w:val="left"/>
+        <w:rPr>
+          <w:rFonts w:cs="Arial"/>
+          <w:szCs w:val="20"/>
+        </w:rPr>
+      </w:pPr>
+      <w:r>
+        <w:rPr>
+          <w:rFonts w:cs="Arial"/>
+          <w:szCs w:val="20"/>
+        </w:rPr>
+        <w:t xml:space="preserve">Mensaje de validación </w:t>
+      </w:r>
+    </w:p>
+    <w:p>
+      <w:pPr>
+        <w:pStyle w:val="NormalWeb"/>
+        <w:rPr>
+          <w:rFonts w:ascii="Arial" w:hAnsi="Arial" w:cs="Arial"/>
+          <w:sz w:val="20"/>
+          <w:szCs w:val="20"/>
+        </w:rPr>
+      </w:pPr>
+      <w:r>
+        <w:rPr>
+          <w:rStyle w:val="Textoennegrita"/>
+          <w:rFonts w:ascii="Arial" w:hAnsi="Arial" w:cs="Arial"/>
+          <w:sz w:val="20"/>
+          <w:szCs w:val="20"/>
+        </w:rPr>
+        <w:t>Auditoría requerida:</w:t>
+      </w:r>
+    </w:p>
+    <w:p>
+      <w:pPr>
+        <w:numPr>
+          <w:ilvl w:val="0"/>
+          <w:numId w:val="46"/>
+        </w:numPr>
+        <w:suppressAutoHyphens w:val="0"/>
+        <w:spacing w:before="100" w:beforeAutospacing="1" w:after="100" w:afterAutospacing="1"/>
+        <w:jc w:val="left"/>
+        <w:rPr>
+          <w:rFonts w:cs="Arial"/>
+          <w:szCs w:val="20"/>
+        </w:rPr>
+      </w:pPr>
+      <w:r>
+        <w:rPr>
+          <w:rFonts w:cs="Arial"/>
+          <w:szCs w:val="20"/>
+        </w:rPr>
+        <w:t xml:space="preserve">Registro de la validación realizada </w:t>
+      </w:r>
+    </w:p>
+    <w:p>
+      <w:pPr>
+        <w:pStyle w:val="Ttulo3"/>
+        <w:rPr>
+          <w:sz w:val="20"/>
+          <w:szCs w:val="20"/>
+        </w:rPr>
+      </w:pPr>
+      <w:r>
+        <w:rPr>
+          <w:rStyle w:val="Textoennegrita"/>
+          <w:b/>
+          <w:bCs/>
+          <w:sz w:val="20"/>
+          <w:szCs w:val="20"/>
+        </w:rPr>
+        <w:t>B.2 Reglas del negocio y restricciones</w:t>
+      </w:r>
+    </w:p>
+    <w:p>
+      <w:pPr>
+        <w:numPr>
+          <w:ilvl w:val="0"/>
+          <w:numId w:val="47"/>
+        </w:numPr>
+        <w:suppressAutoHyphens w:val="0"/>
+        <w:spacing w:before="100" w:beforeAutospacing="1" w:after="100" w:afterAutospacing="1"/>
+        <w:jc w:val="left"/>
+        <w:rPr>
+          <w:rFonts w:cs="Arial"/>
+          <w:szCs w:val="20"/>
+        </w:rPr>
+      </w:pPr>
+      <w:r>
+        <w:rPr>
+          <w:rFonts w:cs="Arial"/>
+          <w:szCs w:val="20"/>
+        </w:rPr>
+        <w:t xml:space="preserve">Solo empleados autorizados pueden realizar consumos </w:t>
+      </w:r>
+    </w:p>
+    <w:p>
+      <w:pPr>
+        <w:numPr>
+          <w:ilvl w:val="0"/>
+          <w:numId w:val="47"/>
+        </w:numPr>
+        <w:suppressAutoHyphens w:val="0"/>
+        <w:spacing w:before="100" w:beforeAutospacing="1" w:after="100" w:afterAutospacing="1"/>
+        <w:jc w:val="left"/>
+        <w:rPr>
+          <w:rFonts w:cs="Arial"/>
+          <w:szCs w:val="20"/>
+        </w:rPr>
+      </w:pPr>
+      <w:r>
+        <w:rPr>
+          <w:rFonts w:cs="Arial"/>
+          <w:szCs w:val="20"/>
+        </w:rPr>
+        <w:t xml:space="preserve">Debe existir un convenio vigente </w:t>
+      </w:r>
+    </w:p>
+    <w:p>
+      <w:pPr>
+        <w:numPr>
+          <w:ilvl w:val="0"/>
+          <w:numId w:val="47"/>
+        </w:numPr>
+        <w:suppressAutoHyphens w:val="0"/>
+        <w:spacing w:before="100" w:beforeAutospacing="1" w:after="100" w:afterAutospacing="1"/>
+        <w:jc w:val="left"/>
+        <w:rPr>
+          <w:rFonts w:cs="Arial"/>
+          <w:szCs w:val="20"/>
+        </w:rPr>
+      </w:pPr>
+      <w:r>
+        <w:rPr>
+          <w:rFonts w:cs="Arial"/>
+          <w:szCs w:val="20"/>
+        </w:rPr>
+        <w:t xml:space="preserve">No se debe permitir el consumo si no cumple las condiciones </w:t>
+      </w:r>
+    </w:p>
+    <w:p>
+      <w:pPr>
+        <w:numPr>
+          <w:ilvl w:val="0"/>
+          <w:numId w:val="47"/>
+        </w:numPr>
+        <w:suppressAutoHyphens w:val="0"/>
+        <w:spacing w:before="100" w:beforeAutospacing="1" w:after="100" w:afterAutospacing="1"/>
+        <w:jc w:val="left"/>
+        <w:rPr>
+          <w:rFonts w:cs="Arial"/>
+          <w:szCs w:val="20"/>
+        </w:rPr>
+      </w:pPr>
+      <w:r>
+        <w:rPr>
+          <w:rFonts w:cs="Arial"/>
+          <w:szCs w:val="20"/>
+        </w:rPr>
+        <w:t>El resultado de la validación debe quedar registrado</w:t>
+      </w:r>
+    </w:p>
+    <w:p>
+      <w:pPr>
+        <w:rPr>
+          <w:rFonts w:cs="Arial"/>
+          <w:szCs w:val="20"/>
+        </w:rPr>
+      </w:pPr>
+    </w:p>
     <w:p>
       <w:pPr>
         <w:pStyle w:val="Ttulo1"/>
@@ -1466,549 +2777,19 @@
           <w:tab w:val="left" w:pos="425"/>
         </w:tabs>
       </w:pPr>
-      <w:bookmarkStart w:id="8" w:name="_Toc430703060"/>
-      <w:r>
-        <w:t>Detalle de la funcionalidad requerida del sistema</w:t>
-      </w:r>
-      <w:bookmarkEnd w:id="8"/>
-    </w:p>
-    <w:p>
-      <w:pPr>
-        <w:rPr>
-          <w:rFonts w:cs="Arial"/>
-        </w:rPr>
-      </w:pPr>
-      <w:r>
-        <w:rPr>
-          <w:rFonts w:cs="Arial"/>
-        </w:rPr>
-        <w:t>Esta es la parte más importante del documento, aquí se debe especificar qu</w:t>
-      </w:r>
-      <w:r>
-        <w:rPr>
-          <w:rFonts w:cs="Arial"/>
-        </w:rPr>
-        <w:t>é</w:t>
-      </w:r>
-      <w:r>
-        <w:rPr>
-          <w:rFonts w:cs="Arial"/>
-        </w:rPr>
-        <w:t xml:space="preserve"> es lo que se requiere que haga el sistema, </w:t>
-      </w:r>
-      <w:r>
-        <w:rPr>
-          <w:rFonts w:cs="Arial"/>
-        </w:rPr>
-        <w:t xml:space="preserve">describiendo a </w:t>
-      </w:r>
-      <w:r>
-        <w:rPr>
-          <w:rFonts w:cs="Arial"/>
-        </w:rPr>
-        <w:t>detalle la funciona</w:t>
-      </w:r>
-      <w:r>
-        <w:rPr>
-          <w:rFonts w:cs="Arial"/>
-        </w:rPr>
-        <w:t>lidad del mismo</w:t>
-      </w:r>
-      <w:r>
-        <w:rPr>
-          <w:rFonts w:cs="Arial"/>
-        </w:rPr>
-        <w:t>. Se sugiere que se organice esta parte del do</w:t>
-      </w:r>
-      <w:r>
-        <w:rPr>
-          <w:rFonts w:cs="Arial"/>
-        </w:rPr>
-        <w:t>cumento con la descripción de la</w:t>
-      </w:r>
-      <w:r>
-        <w:rPr>
-          <w:rFonts w:cs="Arial"/>
-        </w:rPr>
-        <w:t xml:space="preserve">s </w:t>
-      </w:r>
-      <w:r>
-        <w:rPr>
-          <w:rFonts w:cs="Arial"/>
-        </w:rPr>
-        <w:t>funciones que se debe cumplir para solventar las necesidades de las unidades de gestión.</w:t>
-      </w:r>
-    </w:p>
-    <w:p>
-      <w:pPr>
-        <w:pStyle w:val="Ttulo2"/>
-      </w:pPr>
-      <w:bookmarkStart w:id="9" w:name="_Toc430703062"/>
-      <w:r>
-        <w:t xml:space="preserve">Detalle de </w:t>
-      </w:r>
-      <w:r>
-        <w:t>las Funciones</w:t>
-      </w:r>
-      <w:bookmarkEnd w:id="9"/>
-    </w:p>
-    <w:p>
-      <w:pPr>
-        <w:rPr>
-          <w:rFonts w:cs="Arial"/>
-        </w:rPr>
-      </w:pPr>
-      <w:r>
-        <w:rPr>
-          <w:rFonts w:cs="Arial"/>
-        </w:rPr>
-        <w:t>Descripción detallada de los módulos y opciones que forman parte del sistema propuesto, se debe incluir pantallas de ingreso de datos y consulta, reportes, etc. Para la descripción de cada uno de los módulos y opciones debe utilizarse el siguiente formato:</w:t>
-      </w:r>
-    </w:p>
-    <w:p>
-      <w:pPr>
-        <w:rPr>
-          <w:rFonts w:cs="Arial"/>
-        </w:rPr>
-      </w:pPr>
-    </w:p>
-    <w:p>
-      <w:pPr>
-        <w:rPr>
-          <w:rFonts w:cs="Arial"/>
-          <w:b/>
-        </w:rPr>
-      </w:pPr>
-      <w:r>
-        <w:rPr>
-          <w:rFonts w:cs="Arial"/>
-          <w:b/>
-        </w:rPr>
-        <w:t>Funcionalidad Uno</w:t>
-      </w:r>
-    </w:p>
-    <w:p>
-      <w:pPr>
-        <w:rPr>
-          <w:rFonts w:cs="Arial"/>
-        </w:rPr>
-      </w:pPr>
-    </w:p>
-    <w:p>
-      <w:pPr>
-        <w:tabs>
-          <w:tab w:val="num" w:pos="1788"/>
-        </w:tabs>
-        <w:ind w:left="328"/>
-        <w:rPr>
-          <w:rFonts w:cs="Arial"/>
-        </w:rPr>
-      </w:pPr>
-      <w:r>
-        <w:rPr>
-          <w:rFonts w:cs="Arial"/>
-          <w:b/>
-        </w:rPr>
-        <w:t>A.   Nombre</w:t>
-      </w:r>
-      <w:r>
-        <w:rPr>
-          <w:rFonts w:cs="Arial"/>
-        </w:rPr>
-        <w:t>: Nombre de</w:t>
-      </w:r>
-      <w:r>
-        <w:rPr>
-          <w:rFonts w:cs="Arial"/>
-        </w:rPr>
-        <w:t xml:space="preserve"> </w:t>
-      </w:r>
-      <w:r>
-        <w:rPr>
-          <w:rFonts w:cs="Arial"/>
-        </w:rPr>
-        <w:t>l</w:t>
-      </w:r>
-      <w:r>
-        <w:rPr>
-          <w:rFonts w:cs="Arial"/>
-        </w:rPr>
-        <w:t>a Función para identificarla</w:t>
-      </w:r>
-    </w:p>
-    <w:p>
-      <w:pPr>
-        <w:tabs>
-          <w:tab w:val="num" w:pos="1788"/>
-        </w:tabs>
-        <w:ind w:left="328"/>
-        <w:rPr>
-          <w:rFonts w:cs="Arial"/>
-        </w:rPr>
-      </w:pPr>
-    </w:p>
-    <w:p>
-      <w:pPr>
-        <w:ind w:left="328"/>
-        <w:rPr>
-          <w:rFonts w:cs="Arial"/>
-        </w:rPr>
-      </w:pPr>
-      <w:r>
-        <w:rPr>
-          <w:rFonts w:cs="Arial"/>
-          <w:b/>
-        </w:rPr>
-        <w:t xml:space="preserve">A.1.Descripción: </w:t>
-      </w:r>
-      <w:r>
-        <w:rPr>
-          <w:rFonts w:cs="Arial"/>
-        </w:rPr>
-        <w:t xml:space="preserve">Detalle claro y preciso de la </w:t>
-      </w:r>
-      <w:r>
-        <w:rPr>
-          <w:rFonts w:cs="Arial"/>
-        </w:rPr>
-        <w:t>actividades a ser realizadas en esta funcionalidad</w:t>
-      </w:r>
-      <w:r>
-        <w:rPr>
-          <w:rFonts w:cs="Arial"/>
-        </w:rPr>
-        <w:t xml:space="preserve">, y del proceso que </w:t>
-      </w:r>
-      <w:r>
-        <w:rPr>
-          <w:rFonts w:cs="Arial"/>
-        </w:rPr>
-        <w:t>se desee automatizar</w:t>
-      </w:r>
-      <w:r>
-        <w:rPr>
-          <w:rFonts w:cs="Arial"/>
-        </w:rPr>
-        <w:t>, c</w:t>
-      </w:r>
-      <w:r>
-        <w:rPr>
-          <w:rFonts w:cs="Arial"/>
-        </w:rPr>
-        <w:t>onsiderar los siguientes aspectos:</w:t>
-      </w:r>
-      <w:r>
-        <w:rPr>
-          <w:rFonts w:cs="Arial"/>
-        </w:rPr>
-        <w:t xml:space="preserve"> </w:t>
-      </w:r>
-      <w:r>
-        <w:rPr>
-          <w:rFonts w:cs="Arial"/>
-          <w:b/>
-        </w:rPr>
-        <w:t>Datos de entrada</w:t>
-      </w:r>
-      <w:r>
-        <w:rPr>
-          <w:rFonts w:cs="Arial"/>
-          <w:b/>
-        </w:rPr>
-        <w:t>, pa</w:t>
-      </w:r>
-      <w:r>
-        <w:rPr>
-          <w:rFonts w:cs="Arial"/>
-          <w:b/>
-        </w:rPr>
-        <w:t>rticipantes en el proceso</w:t>
-      </w:r>
-      <w:r>
-        <w:rPr>
-          <w:rFonts w:cs="Arial"/>
-          <w:b/>
-        </w:rPr>
-        <w:t xml:space="preserve">, </w:t>
-      </w:r>
-      <w:r>
-        <w:rPr>
-          <w:rFonts w:cs="Arial"/>
-          <w:b/>
-        </w:rPr>
-        <w:t xml:space="preserve">Resultados de la ejecución del proceso.- </w:t>
-      </w:r>
-      <w:r>
-        <w:rPr>
-          <w:rFonts w:cs="Arial"/>
-        </w:rPr>
-        <w:t xml:space="preserve">Registro de los datos, impresión de un reporte,  presentación de datos en pantalla, si el proceso requiere almacenar o </w:t>
-      </w:r>
-      <w:r>
-        <w:rPr>
-          <w:rFonts w:cs="Arial"/>
-        </w:rPr>
-        <w:lastRenderedPageBreak/>
-        <w:t>grabar información de auditoria que permita identificar si el proceso terminó correctamente o no, si se requiere pantallas de consulta de esta información de log, etc.</w:t>
-      </w:r>
-    </w:p>
-    <w:p>
-      <w:pPr>
-        <w:ind w:left="328"/>
-        <w:rPr>
-          <w:rFonts w:cs="Arial"/>
-        </w:rPr>
-      </w:pPr>
-    </w:p>
-    <w:p>
-      <w:pPr>
-        <w:tabs>
-          <w:tab w:val="num" w:pos="360"/>
-        </w:tabs>
-        <w:ind w:left="328"/>
-        <w:rPr>
-          <w:rFonts w:cs="Arial"/>
-          <w:b/>
-        </w:rPr>
-      </w:pPr>
-      <w:r>
-        <w:rPr>
-          <w:rFonts w:cs="Arial"/>
-          <w:b/>
-        </w:rPr>
-        <w:t>A.</w:t>
-      </w:r>
-      <w:r>
-        <w:rPr>
-          <w:rFonts w:cs="Arial"/>
-          <w:b/>
-        </w:rPr>
-        <w:t>2</w:t>
-      </w:r>
-      <w:r>
-        <w:rPr>
-          <w:rFonts w:cs="Arial"/>
-          <w:b/>
-        </w:rPr>
-        <w:t xml:space="preserve"> </w:t>
-      </w:r>
-      <w:r>
-        <w:rPr>
-          <w:rFonts w:cs="Arial"/>
-          <w:b/>
-        </w:rPr>
-        <w:t>Reglas del negocio y restricciones que deben respetarse en la implementación de</w:t>
-      </w:r>
-      <w:r>
-        <w:rPr>
-          <w:rFonts w:cs="Arial"/>
-          <w:b/>
-        </w:rPr>
-        <w:t xml:space="preserve"> </w:t>
-      </w:r>
-      <w:r>
-        <w:rPr>
-          <w:rFonts w:cs="Arial"/>
-          <w:b/>
-        </w:rPr>
-        <w:t>l</w:t>
-      </w:r>
-      <w:r>
-        <w:rPr>
-          <w:rFonts w:cs="Arial"/>
-          <w:b/>
-        </w:rPr>
-        <w:t xml:space="preserve">a </w:t>
-      </w:r>
-      <w:proofErr w:type="gramStart"/>
-      <w:r>
-        <w:rPr>
-          <w:rFonts w:cs="Arial"/>
-          <w:b/>
-        </w:rPr>
-        <w:t>necesidad</w:t>
-      </w:r>
-      <w:r>
-        <w:rPr>
-          <w:rFonts w:cs="Arial"/>
-          <w:b/>
-        </w:rPr>
-        <w:t>.-</w:t>
-      </w:r>
-      <w:proofErr w:type="gramEnd"/>
-      <w:r>
-        <w:rPr>
-          <w:rFonts w:cs="Arial"/>
-          <w:b/>
-        </w:rPr>
-        <w:t xml:space="preserve"> Cálculo de valores monetarios, períodos de presentación, </w:t>
-      </w:r>
-      <w:r>
-        <w:rPr>
-          <w:rFonts w:cs="Arial"/>
-          <w:b/>
-        </w:rPr>
-        <w:t xml:space="preserve">normativa legal. Legislación, recomendaciones de entidades de control, cumplimientos legales, y </w:t>
-      </w:r>
-      <w:r>
-        <w:rPr>
-          <w:rFonts w:cs="Arial"/>
-          <w:b/>
-        </w:rPr>
-        <w:t>demás</w:t>
-      </w:r>
-      <w:r>
-        <w:rPr>
-          <w:rFonts w:cs="Arial"/>
-          <w:b/>
-        </w:rPr>
-        <w:t xml:space="preserve"> aspectos legales</w:t>
-      </w:r>
-      <w:r>
-        <w:rPr>
-          <w:rFonts w:cs="Arial"/>
-          <w:b/>
-        </w:rPr>
-        <w:t>, etc.</w:t>
-      </w:r>
-    </w:p>
-    <w:p>
-      <w:pPr>
-        <w:ind w:left="328"/>
-        <w:rPr>
-          <w:rFonts w:cs="Arial"/>
-        </w:rPr>
-      </w:pPr>
-    </w:p>
-    <w:p>
-      <w:pPr>
-        <w:rPr>
-          <w:rFonts w:cs="Arial"/>
-        </w:rPr>
-      </w:pPr>
-    </w:p>
-    <w:p>
-      <w:pPr>
-        <w:ind w:left="328"/>
-        <w:rPr>
-          <w:rFonts w:cs="Arial"/>
-        </w:rPr>
-      </w:pPr>
-      <w:r>
-        <w:rPr>
-          <w:rFonts w:cs="Arial"/>
-          <w:b/>
-        </w:rPr>
-        <w:t>A.</w:t>
-      </w:r>
-      <w:r>
-        <w:rPr>
-          <w:rFonts w:cs="Arial"/>
-          <w:b/>
-        </w:rPr>
-        <w:t>3</w:t>
-      </w:r>
-      <w:r>
-        <w:rPr>
-          <w:rFonts w:cs="Arial"/>
-          <w:b/>
-        </w:rPr>
-        <w:t>.</w:t>
-      </w:r>
-      <w:r>
-        <w:rPr>
-          <w:rFonts w:cs="Arial"/>
-          <w:b/>
-        </w:rPr>
-        <w:t>Diagrama de procesos</w:t>
-      </w:r>
-      <w:r>
-        <w:rPr>
-          <w:rFonts w:cs="Arial"/>
-          <w:b/>
-        </w:rPr>
-        <w:t xml:space="preserve">: </w:t>
-      </w:r>
-      <w:r>
-        <w:rPr>
-          <w:rFonts w:cs="Arial"/>
-        </w:rPr>
-        <w:t xml:space="preserve">Se puede incluir un diagrama de procesos para </w:t>
-      </w:r>
-      <w:r>
-        <w:rPr>
-          <w:rFonts w:cs="Arial"/>
-        </w:rPr>
-        <w:t xml:space="preserve">complementar la descripción </w:t>
-      </w:r>
-      <w:r>
-        <w:rPr>
-          <w:rFonts w:cs="Arial"/>
-        </w:rPr>
-        <w:t>de la funcionalidad requerida</w:t>
-      </w:r>
-    </w:p>
-    <w:p>
-      <w:pPr>
-        <w:ind w:left="326"/>
-        <w:rPr>
-          <w:rFonts w:cs="Arial"/>
-          <w:b/>
-        </w:rPr>
-      </w:pPr>
-    </w:p>
-    <w:p>
-      <w:pPr>
-        <w:pStyle w:val="Ttulo1"/>
-        <w:tabs>
-          <w:tab w:val="left" w:pos="425"/>
-        </w:tabs>
-      </w:pPr>
-      <w:bookmarkStart w:id="10" w:name="_Toc430703063"/>
-      <w:r>
-        <w:t>Anexos</w:t>
-      </w:r>
-      <w:bookmarkEnd w:id="10"/>
-    </w:p>
-    <w:p>
-      <w:r>
-        <w:t>Adicionalmente la información especificada, el usuario podrá adjuntar otros documentos que considere necesarios para el requerimiento, pero en calidad de anexos. Estos deberán llevar un título y una pequeña descripción, deberán enumerarse mediante letras mayúsculas y en orden alfabético a partir de la letra A.</w:t>
-      </w:r>
-    </w:p>
-    <w:p>
-      <w:pPr>
-        <w:pStyle w:val="Ttulo2"/>
-      </w:pPr>
-      <w:bookmarkStart w:id="11" w:name="_Toc430703064"/>
-      <w:r>
-        <w:t>Anexo A</w:t>
-      </w:r>
-      <w:r>
-        <w:t>: Título del Anexo</w:t>
-      </w:r>
-      <w:bookmarkEnd w:id="11"/>
-    </w:p>
-    <w:p>
-      <w:r>
-        <w:t>Breve descripción de lo que contiene el Anexo</w:t>
-      </w:r>
-    </w:p>
-    <w:p>
-      <w:pPr>
-        <w:pStyle w:val="Ttulo1"/>
-        <w:tabs>
-          <w:tab w:val="left" w:pos="425"/>
-        </w:tabs>
-      </w:pPr>
-      <w:r>
+      <w:r>
+        <w:rPr>
+          <w:sz w:val="20"/>
+          <w:szCs w:val="20"/>
+        </w:rPr>
         <w:br w:type="page"/>
       </w:r>
-      <w:bookmarkStart w:id="12" w:name="_Toc430703065"/>
+      <w:bookmarkStart w:id="10" w:name="_Toc430703065"/>
       <w:r>
         <w:lastRenderedPageBreak/>
         <w:t>Firma de Participantes</w:t>
       </w:r>
-      <w:bookmarkEnd w:id="12"/>
+      <w:bookmarkEnd w:id="10"/>
     </w:p>
     <w:p>
       <w:pPr>
@@ -2065,12 +2846,6 @@
         <w:gridCol w:w="9498"/>
       </w:tblGrid>
       <w:tr>
-        <w:tblPrEx>
-          <w:tblCellMar>
-            <w:top w:w="0" w:type="dxa"/>
-            <w:bottom w:w="0" w:type="dxa"/>
-          </w:tblCellMar>
-        </w:tblPrEx>
         <w:trPr>
           <w:trHeight w:val="2982"/>
         </w:trPr>
@@ -2373,6 +3148,16 @@
                       <w:szCs w:val="16"/>
                     </w:rPr>
                   </w:pPr>
+                  <w:r>
+                    <w:rPr>
+                      <w:rFonts w:cs="Arial"/>
+                      <w:b/>
+                      <w:bCs/>
+                      <w:sz w:val="16"/>
+                      <w:szCs w:val="16"/>
+                    </w:rPr>
+                    <w:t>Ronny Ibarra</w:t>
+                  </w:r>
                 </w:p>
               </w:tc>
               <w:tc>
@@ -2807,6 +3592,16 @@
                       <w:szCs w:val="16"/>
                     </w:rPr>
                   </w:pPr>
+                  <w:r>
+                    <w:rPr>
+                      <w:rFonts w:cs="Arial"/>
+                      <w:b/>
+                      <w:bCs/>
+                      <w:sz w:val="16"/>
+                      <w:szCs w:val="16"/>
+                    </w:rPr>
+                    <w:t>Carlos Rivera</w:t>
+                  </w:r>
                 </w:p>
               </w:tc>
               <w:tc>
@@ -4027,6 +4822,7 @@
     <w:lvl w:ilvl="2">
       <w:start w:val="1"/>
       <w:numFmt w:val="decimal"/>
+      <w:pStyle w:val="Ttulo3"/>
       <w:lvlText w:val="%1.%2.%3"/>
       <w:lvlJc w:val="left"/>
       <w:pPr>
@@ -4039,6 +4835,7 @@
     <w:lvl w:ilvl="3">
       <w:start w:val="1"/>
       <w:numFmt w:val="decimal"/>
+      <w:pStyle w:val="Ttulo4"/>
       <w:lvlText w:val="%1.%2.%3.%4"/>
       <w:lvlJc w:val="left"/>
       <w:pPr>
@@ -4063,6 +4860,7 @@
     <w:lvl w:ilvl="5">
       <w:start w:val="1"/>
       <w:numFmt w:val="decimal"/>
+      <w:pStyle w:val="Ttulo6"/>
       <w:lvlText w:val="%1.%2.%3.%4.%5.%6"/>
       <w:lvlJc w:val="left"/>
       <w:pPr>
@@ -4698,6 +5496,268 @@
     </w:lvl>
   </w:abstractNum>
   <w:abstractNum w:abstractNumId="5" w15:restartNumberingAfterBreak="0">
+    <w:nsid w:val="0B2C4F75"/>
+    <w:multiLevelType w:val="hybridMultilevel"/>
+    <w:tmpl w:val="FC364418"/>
+    <w:lvl w:ilvl="0" w:tplc="300A0001">
+      <w:start w:val="1"/>
+      <w:numFmt w:val="bullet"/>
+      <w:lvlText w:val=""/>
+      <w:lvlJc w:val="left"/>
+      <w:pPr>
+        <w:ind w:left="720" w:hanging="360"/>
+      </w:pPr>
+      <w:rPr>
+        <w:rFonts w:ascii="Symbol" w:hAnsi="Symbol" w:hint="default"/>
+      </w:rPr>
+    </w:lvl>
+    <w:lvl w:ilvl="1" w:tplc="300A0003" w:tentative="1">
+      <w:start w:val="1"/>
+      <w:numFmt w:val="bullet"/>
+      <w:lvlText w:val="o"/>
+      <w:lvlJc w:val="left"/>
+      <w:pPr>
+        <w:ind w:left="1440" w:hanging="360"/>
+      </w:pPr>
+      <w:rPr>
+        <w:rFonts w:ascii="Courier New" w:hAnsi="Courier New" w:cs="Courier New" w:hint="default"/>
+      </w:rPr>
+    </w:lvl>
+    <w:lvl w:ilvl="2" w:tplc="300A0005" w:tentative="1">
+      <w:start w:val="1"/>
+      <w:numFmt w:val="bullet"/>
+      <w:lvlText w:val=""/>
+      <w:lvlJc w:val="left"/>
+      <w:pPr>
+        <w:ind w:left="2160" w:hanging="360"/>
+      </w:pPr>
+      <w:rPr>
+        <w:rFonts w:ascii="Wingdings" w:hAnsi="Wingdings" w:hint="default"/>
+      </w:rPr>
+    </w:lvl>
+    <w:lvl w:ilvl="3" w:tplc="300A0001" w:tentative="1">
+      <w:start w:val="1"/>
+      <w:numFmt w:val="bullet"/>
+      <w:lvlText w:val=""/>
+      <w:lvlJc w:val="left"/>
+      <w:pPr>
+        <w:ind w:left="2880" w:hanging="360"/>
+      </w:pPr>
+      <w:rPr>
+        <w:rFonts w:ascii="Symbol" w:hAnsi="Symbol" w:hint="default"/>
+      </w:rPr>
+    </w:lvl>
+    <w:lvl w:ilvl="4" w:tplc="300A0003" w:tentative="1">
+      <w:start w:val="1"/>
+      <w:numFmt w:val="bullet"/>
+      <w:lvlText w:val="o"/>
+      <w:lvlJc w:val="left"/>
+      <w:pPr>
+        <w:ind w:left="3600" w:hanging="360"/>
+      </w:pPr>
+      <w:rPr>
+        <w:rFonts w:ascii="Courier New" w:hAnsi="Courier New" w:cs="Courier New" w:hint="default"/>
+      </w:rPr>
+    </w:lvl>
+    <w:lvl w:ilvl="5" w:tplc="300A0005" w:tentative="1">
+      <w:start w:val="1"/>
+      <w:numFmt w:val="bullet"/>
+      <w:lvlText w:val=""/>
+      <w:lvlJc w:val="left"/>
+      <w:pPr>
+        <w:ind w:left="4320" w:hanging="360"/>
+      </w:pPr>
+      <w:rPr>
+        <w:rFonts w:ascii="Wingdings" w:hAnsi="Wingdings" w:hint="default"/>
+      </w:rPr>
+    </w:lvl>
+    <w:lvl w:ilvl="6" w:tplc="300A0001" w:tentative="1">
+      <w:start w:val="1"/>
+      <w:numFmt w:val="bullet"/>
+      <w:lvlText w:val=""/>
+      <w:lvlJc w:val="left"/>
+      <w:pPr>
+        <w:ind w:left="5040" w:hanging="360"/>
+      </w:pPr>
+      <w:rPr>
+        <w:rFonts w:ascii="Symbol" w:hAnsi="Symbol" w:hint="default"/>
+      </w:rPr>
+    </w:lvl>
+    <w:lvl w:ilvl="7" w:tplc="300A0003" w:tentative="1">
+      <w:start w:val="1"/>
+      <w:numFmt w:val="bullet"/>
+      <w:lvlText w:val="o"/>
+      <w:lvlJc w:val="left"/>
+      <w:pPr>
+        <w:ind w:left="5760" w:hanging="360"/>
+      </w:pPr>
+      <w:rPr>
+        <w:rFonts w:ascii="Courier New" w:hAnsi="Courier New" w:cs="Courier New" w:hint="default"/>
+      </w:rPr>
+    </w:lvl>
+    <w:lvl w:ilvl="8" w:tplc="300A0005" w:tentative="1">
+      <w:start w:val="1"/>
+      <w:numFmt w:val="bullet"/>
+      <w:lvlText w:val=""/>
+      <w:lvlJc w:val="left"/>
+      <w:pPr>
+        <w:ind w:left="6480" w:hanging="360"/>
+      </w:pPr>
+      <w:rPr>
+        <w:rFonts w:ascii="Wingdings" w:hAnsi="Wingdings" w:hint="default"/>
+      </w:rPr>
+    </w:lvl>
+  </w:abstractNum>
+  <w:abstractNum w:abstractNumId="6" w15:restartNumberingAfterBreak="0">
+    <w:nsid w:val="0E237AFB"/>
+    <w:multiLevelType w:val="multilevel"/>
+    <w:tmpl w:val="95C4291E"/>
+    <w:lvl w:ilvl="0">
+      <w:start w:val="1"/>
+      <w:numFmt w:val="bullet"/>
+      <w:lvlText w:val=""/>
+      <w:lvlJc w:val="left"/>
+      <w:pPr>
+        <w:tabs>
+          <w:tab w:val="num" w:pos="720"/>
+        </w:tabs>
+        <w:ind w:left="720" w:hanging="360"/>
+      </w:pPr>
+      <w:rPr>
+        <w:rFonts w:ascii="Symbol" w:hAnsi="Symbol" w:hint="default"/>
+        <w:sz w:val="20"/>
+      </w:rPr>
+    </w:lvl>
+    <w:lvl w:ilvl="1" w:tentative="1">
+      <w:start w:val="1"/>
+      <w:numFmt w:val="bullet"/>
+      <w:lvlText w:val="o"/>
+      <w:lvlJc w:val="left"/>
+      <w:pPr>
+        <w:tabs>
+          <w:tab w:val="num" w:pos="1440"/>
+        </w:tabs>
+        <w:ind w:left="1440" w:hanging="360"/>
+      </w:pPr>
+      <w:rPr>
+        <w:rFonts w:ascii="Courier New" w:hAnsi="Courier New" w:hint="default"/>
+        <w:sz w:val="20"/>
+      </w:rPr>
+    </w:lvl>
+    <w:lvl w:ilvl="2" w:tentative="1">
+      <w:start w:val="1"/>
+      <w:numFmt w:val="bullet"/>
+      <w:lvlText w:val=""/>
+      <w:lvlJc w:val="left"/>
+      <w:pPr>
+        <w:tabs>
+          <w:tab w:val="num" w:pos="2160"/>
+        </w:tabs>
+        <w:ind w:left="2160" w:hanging="360"/>
+      </w:pPr>
+      <w:rPr>
+        <w:rFonts w:ascii="Wingdings" w:hAnsi="Wingdings" w:hint="default"/>
+        <w:sz w:val="20"/>
+      </w:rPr>
+    </w:lvl>
+    <w:lvl w:ilvl="3" w:tentative="1">
+      <w:start w:val="1"/>
+      <w:numFmt w:val="bullet"/>
+      <w:lvlText w:val=""/>
+      <w:lvlJc w:val="left"/>
+      <w:pPr>
+        <w:tabs>
+          <w:tab w:val="num" w:pos="2880"/>
+        </w:tabs>
+        <w:ind w:left="2880" w:hanging="360"/>
+      </w:pPr>
+      <w:rPr>
+        <w:rFonts w:ascii="Wingdings" w:hAnsi="Wingdings" w:hint="default"/>
+        <w:sz w:val="20"/>
+      </w:rPr>
+    </w:lvl>
+    <w:lvl w:ilvl="4" w:tentative="1">
+      <w:start w:val="1"/>
+      <w:numFmt w:val="bullet"/>
+      <w:lvlText w:val=""/>
+      <w:lvlJc w:val="left"/>
+      <w:pPr>
+        <w:tabs>
+          <w:tab w:val="num" w:pos="3600"/>
+        </w:tabs>
+        <w:ind w:left="3600" w:hanging="360"/>
+      </w:pPr>
+      <w:rPr>
+        <w:rFonts w:ascii="Wingdings" w:hAnsi="Wingdings" w:hint="default"/>
+        <w:sz w:val="20"/>
+      </w:rPr>
+    </w:lvl>
+    <w:lvl w:ilvl="5" w:tentative="1">
+      <w:start w:val="1"/>
+      <w:numFmt w:val="bullet"/>
+      <w:lvlText w:val=""/>
+      <w:lvlJc w:val="left"/>
+      <w:pPr>
+        <w:tabs>
+          <w:tab w:val="num" w:pos="4320"/>
+        </w:tabs>
+        <w:ind w:left="4320" w:hanging="360"/>
+      </w:pPr>
+      <w:rPr>
+        <w:rFonts w:ascii="Wingdings" w:hAnsi="Wingdings" w:hint="default"/>
+        <w:sz w:val="20"/>
+      </w:rPr>
+    </w:lvl>
+    <w:lvl w:ilvl="6" w:tentative="1">
+      <w:start w:val="1"/>
+      <w:numFmt w:val="bullet"/>
+      <w:lvlText w:val=""/>
+      <w:lvlJc w:val="left"/>
+      <w:pPr>
+        <w:tabs>
+          <w:tab w:val="num" w:pos="5040"/>
+        </w:tabs>
+        <w:ind w:left="5040" w:hanging="360"/>
+      </w:pPr>
+      <w:rPr>
+        <w:rFonts w:ascii="Wingdings" w:hAnsi="Wingdings" w:hint="default"/>
+        <w:sz w:val="20"/>
+      </w:rPr>
+    </w:lvl>
+    <w:lvl w:ilvl="7" w:tentative="1">
+      <w:start w:val="1"/>
+      <w:numFmt w:val="bullet"/>
+      <w:lvlText w:val=""/>
+      <w:lvlJc w:val="left"/>
+      <w:pPr>
+        <w:tabs>
+          <w:tab w:val="num" w:pos="5760"/>
+        </w:tabs>
+        <w:ind w:left="5760" w:hanging="360"/>
+      </w:pPr>
+      <w:rPr>
+        <w:rFonts w:ascii="Wingdings" w:hAnsi="Wingdings" w:hint="default"/>
+        <w:sz w:val="20"/>
+      </w:rPr>
+    </w:lvl>
+    <w:lvl w:ilvl="8" w:tentative="1">
+      <w:start w:val="1"/>
+      <w:numFmt w:val="bullet"/>
+      <w:lvlText w:val=""/>
+      <w:lvlJc w:val="left"/>
+      <w:pPr>
+        <w:tabs>
+          <w:tab w:val="num" w:pos="6480"/>
+        </w:tabs>
+        <w:ind w:left="6480" w:hanging="360"/>
+      </w:pPr>
+      <w:rPr>
+        <w:rFonts w:ascii="Wingdings" w:hAnsi="Wingdings" w:hint="default"/>
+        <w:sz w:val="20"/>
+      </w:rPr>
+    </w:lvl>
+  </w:abstractNum>
+  <w:abstractNum w:abstractNumId="7" w15:restartNumberingAfterBreak="0">
     <w:nsid w:val="134A3A55"/>
     <w:multiLevelType w:val="singleLevel"/>
     <w:tmpl w:val="0C0A0001"/>
@@ -4717,7 +5777,269 @@
       </w:rPr>
     </w:lvl>
   </w:abstractNum>
-  <w:abstractNum w:abstractNumId="6" w15:restartNumberingAfterBreak="0">
+  <w:abstractNum w:abstractNumId="8" w15:restartNumberingAfterBreak="0">
+    <w:nsid w:val="1409507B"/>
+    <w:multiLevelType w:val="hybridMultilevel"/>
+    <w:tmpl w:val="64FED16E"/>
+    <w:lvl w:ilvl="0" w:tplc="300A0001">
+      <w:start w:val="1"/>
+      <w:numFmt w:val="bullet"/>
+      <w:lvlText w:val=""/>
+      <w:lvlJc w:val="left"/>
+      <w:pPr>
+        <w:ind w:left="720" w:hanging="360"/>
+      </w:pPr>
+      <w:rPr>
+        <w:rFonts w:ascii="Symbol" w:hAnsi="Symbol" w:hint="default"/>
+      </w:rPr>
+    </w:lvl>
+    <w:lvl w:ilvl="1" w:tplc="300A0003" w:tentative="1">
+      <w:start w:val="1"/>
+      <w:numFmt w:val="bullet"/>
+      <w:lvlText w:val="o"/>
+      <w:lvlJc w:val="left"/>
+      <w:pPr>
+        <w:ind w:left="1440" w:hanging="360"/>
+      </w:pPr>
+      <w:rPr>
+        <w:rFonts w:ascii="Courier New" w:hAnsi="Courier New" w:cs="Courier New" w:hint="default"/>
+      </w:rPr>
+    </w:lvl>
+    <w:lvl w:ilvl="2" w:tplc="300A0005" w:tentative="1">
+      <w:start w:val="1"/>
+      <w:numFmt w:val="bullet"/>
+      <w:lvlText w:val=""/>
+      <w:lvlJc w:val="left"/>
+      <w:pPr>
+        <w:ind w:left="2160" w:hanging="360"/>
+      </w:pPr>
+      <w:rPr>
+        <w:rFonts w:ascii="Wingdings" w:hAnsi="Wingdings" w:hint="default"/>
+      </w:rPr>
+    </w:lvl>
+    <w:lvl w:ilvl="3" w:tplc="300A0001" w:tentative="1">
+      <w:start w:val="1"/>
+      <w:numFmt w:val="bullet"/>
+      <w:lvlText w:val=""/>
+      <w:lvlJc w:val="left"/>
+      <w:pPr>
+        <w:ind w:left="2880" w:hanging="360"/>
+      </w:pPr>
+      <w:rPr>
+        <w:rFonts w:ascii="Symbol" w:hAnsi="Symbol" w:hint="default"/>
+      </w:rPr>
+    </w:lvl>
+    <w:lvl w:ilvl="4" w:tplc="300A0003" w:tentative="1">
+      <w:start w:val="1"/>
+      <w:numFmt w:val="bullet"/>
+      <w:lvlText w:val="o"/>
+      <w:lvlJc w:val="left"/>
+      <w:pPr>
+        <w:ind w:left="3600" w:hanging="360"/>
+      </w:pPr>
+      <w:rPr>
+        <w:rFonts w:ascii="Courier New" w:hAnsi="Courier New" w:cs="Courier New" w:hint="default"/>
+      </w:rPr>
+    </w:lvl>
+    <w:lvl w:ilvl="5" w:tplc="300A0005" w:tentative="1">
+      <w:start w:val="1"/>
+      <w:numFmt w:val="bullet"/>
+      <w:lvlText w:val=""/>
+      <w:lvlJc w:val="left"/>
+      <w:pPr>
+        <w:ind w:left="4320" w:hanging="360"/>
+      </w:pPr>
+      <w:rPr>
+        <w:rFonts w:ascii="Wingdings" w:hAnsi="Wingdings" w:hint="default"/>
+      </w:rPr>
+    </w:lvl>
+    <w:lvl w:ilvl="6" w:tplc="300A0001" w:tentative="1">
+      <w:start w:val="1"/>
+      <w:numFmt w:val="bullet"/>
+      <w:lvlText w:val=""/>
+      <w:lvlJc w:val="left"/>
+      <w:pPr>
+        <w:ind w:left="5040" w:hanging="360"/>
+      </w:pPr>
+      <w:rPr>
+        <w:rFonts w:ascii="Symbol" w:hAnsi="Symbol" w:hint="default"/>
+      </w:rPr>
+    </w:lvl>
+    <w:lvl w:ilvl="7" w:tplc="300A0003" w:tentative="1">
+      <w:start w:val="1"/>
+      <w:numFmt w:val="bullet"/>
+      <w:lvlText w:val="o"/>
+      <w:lvlJc w:val="left"/>
+      <w:pPr>
+        <w:ind w:left="5760" w:hanging="360"/>
+      </w:pPr>
+      <w:rPr>
+        <w:rFonts w:ascii="Courier New" w:hAnsi="Courier New" w:cs="Courier New" w:hint="default"/>
+      </w:rPr>
+    </w:lvl>
+    <w:lvl w:ilvl="8" w:tplc="300A0005" w:tentative="1">
+      <w:start w:val="1"/>
+      <w:numFmt w:val="bullet"/>
+      <w:lvlText w:val=""/>
+      <w:lvlJc w:val="left"/>
+      <w:pPr>
+        <w:ind w:left="6480" w:hanging="360"/>
+      </w:pPr>
+      <w:rPr>
+        <w:rFonts w:ascii="Wingdings" w:hAnsi="Wingdings" w:hint="default"/>
+      </w:rPr>
+    </w:lvl>
+  </w:abstractNum>
+  <w:abstractNum w:abstractNumId="9" w15:restartNumberingAfterBreak="0">
+    <w:nsid w:val="175A01C9"/>
+    <w:multiLevelType w:val="multilevel"/>
+    <w:tmpl w:val="33440418"/>
+    <w:lvl w:ilvl="0">
+      <w:start w:val="1"/>
+      <w:numFmt w:val="bullet"/>
+      <w:lvlText w:val=""/>
+      <w:lvlJc w:val="left"/>
+      <w:pPr>
+        <w:tabs>
+          <w:tab w:val="num" w:pos="720"/>
+        </w:tabs>
+        <w:ind w:left="720" w:hanging="360"/>
+      </w:pPr>
+      <w:rPr>
+        <w:rFonts w:ascii="Symbol" w:hAnsi="Symbol" w:hint="default"/>
+        <w:sz w:val="20"/>
+      </w:rPr>
+    </w:lvl>
+    <w:lvl w:ilvl="1" w:tentative="1">
+      <w:start w:val="1"/>
+      <w:numFmt w:val="bullet"/>
+      <w:lvlText w:val="o"/>
+      <w:lvlJc w:val="left"/>
+      <w:pPr>
+        <w:tabs>
+          <w:tab w:val="num" w:pos="1440"/>
+        </w:tabs>
+        <w:ind w:left="1440" w:hanging="360"/>
+      </w:pPr>
+      <w:rPr>
+        <w:rFonts w:ascii="Courier New" w:hAnsi="Courier New" w:hint="default"/>
+        <w:sz w:val="20"/>
+      </w:rPr>
+    </w:lvl>
+    <w:lvl w:ilvl="2" w:tentative="1">
+      <w:start w:val="1"/>
+      <w:numFmt w:val="bullet"/>
+      <w:lvlText w:val=""/>
+      <w:lvlJc w:val="left"/>
+      <w:pPr>
+        <w:tabs>
+          <w:tab w:val="num" w:pos="2160"/>
+        </w:tabs>
+        <w:ind w:left="2160" w:hanging="360"/>
+      </w:pPr>
+      <w:rPr>
+        <w:rFonts w:ascii="Wingdings" w:hAnsi="Wingdings" w:hint="default"/>
+        <w:sz w:val="20"/>
+      </w:rPr>
+    </w:lvl>
+    <w:lvl w:ilvl="3" w:tentative="1">
+      <w:start w:val="1"/>
+      <w:numFmt w:val="bullet"/>
+      <w:lvlText w:val=""/>
+      <w:lvlJc w:val="left"/>
+      <w:pPr>
+        <w:tabs>
+          <w:tab w:val="num" w:pos="2880"/>
+        </w:tabs>
+        <w:ind w:left="2880" w:hanging="360"/>
+      </w:pPr>
+      <w:rPr>
+        <w:rFonts w:ascii="Wingdings" w:hAnsi="Wingdings" w:hint="default"/>
+        <w:sz w:val="20"/>
+      </w:rPr>
+    </w:lvl>
+    <w:lvl w:ilvl="4" w:tentative="1">
+      <w:start w:val="1"/>
+      <w:numFmt w:val="bullet"/>
+      <w:lvlText w:val=""/>
+      <w:lvlJc w:val="left"/>
+      <w:pPr>
+        <w:tabs>
+          <w:tab w:val="num" w:pos="3600"/>
+        </w:tabs>
+        <w:ind w:left="3600" w:hanging="360"/>
+      </w:pPr>
+      <w:rPr>
+        <w:rFonts w:ascii="Wingdings" w:hAnsi="Wingdings" w:hint="default"/>
+        <w:sz w:val="20"/>
+      </w:rPr>
+    </w:lvl>
+    <w:lvl w:ilvl="5" w:tentative="1">
+      <w:start w:val="1"/>
+      <w:numFmt w:val="bullet"/>
+      <w:lvlText w:val=""/>
+      <w:lvlJc w:val="left"/>
+      <w:pPr>
+        <w:tabs>
+          <w:tab w:val="num" w:pos="4320"/>
+        </w:tabs>
+        <w:ind w:left="4320" w:hanging="360"/>
+      </w:pPr>
+      <w:rPr>
+        <w:rFonts w:ascii="Wingdings" w:hAnsi="Wingdings" w:hint="default"/>
+        <w:sz w:val="20"/>
+      </w:rPr>
+    </w:lvl>
+    <w:lvl w:ilvl="6" w:tentative="1">
+      <w:start w:val="1"/>
+      <w:numFmt w:val="bullet"/>
+      <w:lvlText w:val=""/>
+      <w:lvlJc w:val="left"/>
+      <w:pPr>
+        <w:tabs>
+          <w:tab w:val="num" w:pos="5040"/>
+        </w:tabs>
+        <w:ind w:left="5040" w:hanging="360"/>
+      </w:pPr>
+      <w:rPr>
+        <w:rFonts w:ascii="Wingdings" w:hAnsi="Wingdings" w:hint="default"/>
+        <w:sz w:val="20"/>
+      </w:rPr>
+    </w:lvl>
+    <w:lvl w:ilvl="7" w:tentative="1">
+      <w:start w:val="1"/>
+      <w:numFmt w:val="bullet"/>
+      <w:lvlText w:val=""/>
+      <w:lvlJc w:val="left"/>
+      <w:pPr>
+        <w:tabs>
+          <w:tab w:val="num" w:pos="5760"/>
+        </w:tabs>
+        <w:ind w:left="5760" w:hanging="360"/>
+      </w:pPr>
+      <w:rPr>
+        <w:rFonts w:ascii="Wingdings" w:hAnsi="Wingdings" w:hint="default"/>
+        <w:sz w:val="20"/>
+      </w:rPr>
+    </w:lvl>
+    <w:lvl w:ilvl="8" w:tentative="1">
+      <w:start w:val="1"/>
+      <w:numFmt w:val="bullet"/>
+      <w:lvlText w:val=""/>
+      <w:lvlJc w:val="left"/>
+      <w:pPr>
+        <w:tabs>
+          <w:tab w:val="num" w:pos="6480"/>
+        </w:tabs>
+        <w:ind w:left="6480" w:hanging="360"/>
+      </w:pPr>
+      <w:rPr>
+        <w:rFonts w:ascii="Wingdings" w:hAnsi="Wingdings" w:hint="default"/>
+        <w:sz w:val="20"/>
+      </w:rPr>
+    </w:lvl>
+  </w:abstractNum>
+  <w:abstractNum w:abstractNumId="10" w15:restartNumberingAfterBreak="0">
     <w:nsid w:val="1BDF01BE"/>
     <w:multiLevelType w:val="hybridMultilevel"/>
     <w:tmpl w:val="147E7292"/>
@@ -4835,7 +6157,7 @@
       </w:pPr>
     </w:lvl>
   </w:abstractNum>
-  <w:abstractNum w:abstractNumId="7" w15:restartNumberingAfterBreak="0">
+  <w:abstractNum w:abstractNumId="11" w15:restartNumberingAfterBreak="0">
     <w:nsid w:val="1DE33B45"/>
     <w:multiLevelType w:val="multilevel"/>
     <w:tmpl w:val="B860F174"/>
@@ -4992,7 +6314,120 @@
       </w:rPr>
     </w:lvl>
   </w:abstractNum>
-  <w:abstractNum w:abstractNumId="8" w15:restartNumberingAfterBreak="0">
+  <w:abstractNum w:abstractNumId="12" w15:restartNumberingAfterBreak="0">
+    <w:nsid w:val="2030108E"/>
+    <w:multiLevelType w:val="hybridMultilevel"/>
+    <w:tmpl w:val="A7B07AE2"/>
+    <w:lvl w:ilvl="0" w:tplc="300A0001">
+      <w:start w:val="1"/>
+      <w:numFmt w:val="bullet"/>
+      <w:lvlText w:val=""/>
+      <w:lvlJc w:val="left"/>
+      <w:pPr>
+        <w:ind w:left="720" w:hanging="360"/>
+      </w:pPr>
+      <w:rPr>
+        <w:rFonts w:ascii="Symbol" w:hAnsi="Symbol" w:hint="default"/>
+      </w:rPr>
+    </w:lvl>
+    <w:lvl w:ilvl="1" w:tplc="300A0003" w:tentative="1">
+      <w:start w:val="1"/>
+      <w:numFmt w:val="bullet"/>
+      <w:lvlText w:val="o"/>
+      <w:lvlJc w:val="left"/>
+      <w:pPr>
+        <w:ind w:left="1440" w:hanging="360"/>
+      </w:pPr>
+      <w:rPr>
+        <w:rFonts w:ascii="Courier New" w:hAnsi="Courier New" w:cs="Courier New" w:hint="default"/>
+      </w:rPr>
+    </w:lvl>
+    <w:lvl w:ilvl="2" w:tplc="300A0005" w:tentative="1">
+      <w:start w:val="1"/>
+      <w:numFmt w:val="bullet"/>
+      <w:lvlText w:val=""/>
+      <w:lvlJc w:val="left"/>
+      <w:pPr>
+        <w:ind w:left="2160" w:hanging="360"/>
+      </w:pPr>
+      <w:rPr>
+        <w:rFonts w:ascii="Wingdings" w:hAnsi="Wingdings" w:hint="default"/>
+      </w:rPr>
+    </w:lvl>
+    <w:lvl w:ilvl="3" w:tplc="300A0001" w:tentative="1">
+      <w:start w:val="1"/>
+      <w:numFmt w:val="bullet"/>
+      <w:lvlText w:val=""/>
+      <w:lvlJc w:val="left"/>
+      <w:pPr>
+        <w:ind w:left="2880" w:hanging="360"/>
+      </w:pPr>
+      <w:rPr>
+        <w:rFonts w:ascii="Symbol" w:hAnsi="Symbol" w:hint="default"/>
+      </w:rPr>
+    </w:lvl>
+    <w:lvl w:ilvl="4" w:tplc="300A0003" w:tentative="1">
+      <w:start w:val="1"/>
+      <w:numFmt w:val="bullet"/>
+      <w:lvlText w:val="o"/>
+      <w:lvlJc w:val="left"/>
+      <w:pPr>
+        <w:ind w:left="3600" w:hanging="360"/>
+      </w:pPr>
+      <w:rPr>
+        <w:rFonts w:ascii="Courier New" w:hAnsi="Courier New" w:cs="Courier New" w:hint="default"/>
+      </w:rPr>
+    </w:lvl>
+    <w:lvl w:ilvl="5" w:tplc="300A0005" w:tentative="1">
+      <w:start w:val="1"/>
+      <w:numFmt w:val="bullet"/>
+      <w:lvlText w:val=""/>
+      <w:lvlJc w:val="left"/>
+      <w:pPr>
+        <w:ind w:left="4320" w:hanging="360"/>
+      </w:pPr>
+      <w:rPr>
+        <w:rFonts w:ascii="Wingdings" w:hAnsi="Wingdings" w:hint="default"/>
+      </w:rPr>
+    </w:lvl>
+    <w:lvl w:ilvl="6" w:tplc="300A0001" w:tentative="1">
+      <w:start w:val="1"/>
+      <w:numFmt w:val="bullet"/>
+      <w:lvlText w:val=""/>
+      <w:lvlJc w:val="left"/>
+      <w:pPr>
+        <w:ind w:left="5040" w:hanging="360"/>
+      </w:pPr>
+      <w:rPr>
+        <w:rFonts w:ascii="Symbol" w:hAnsi="Symbol" w:hint="default"/>
+      </w:rPr>
+    </w:lvl>
+    <w:lvl w:ilvl="7" w:tplc="300A0003" w:tentative="1">
+      <w:start w:val="1"/>
+      <w:numFmt w:val="bullet"/>
+      <w:lvlText w:val="o"/>
+      <w:lvlJc w:val="left"/>
+      <w:pPr>
+        <w:ind w:left="5760" w:hanging="360"/>
+      </w:pPr>
+      <w:rPr>
+        <w:rFonts w:ascii="Courier New" w:hAnsi="Courier New" w:cs="Courier New" w:hint="default"/>
+      </w:rPr>
+    </w:lvl>
+    <w:lvl w:ilvl="8" w:tplc="300A0005" w:tentative="1">
+      <w:start w:val="1"/>
+      <w:numFmt w:val="bullet"/>
+      <w:lvlText w:val=""/>
+      <w:lvlJc w:val="left"/>
+      <w:pPr>
+        <w:ind w:left="6480" w:hanging="360"/>
+      </w:pPr>
+      <w:rPr>
+        <w:rFonts w:ascii="Wingdings" w:hAnsi="Wingdings" w:hint="default"/>
+      </w:rPr>
+    </w:lvl>
+  </w:abstractNum>
+  <w:abstractNum w:abstractNumId="13" w15:restartNumberingAfterBreak="0">
     <w:nsid w:val="237D3816"/>
     <w:multiLevelType w:val="hybridMultilevel"/>
     <w:tmpl w:val="A61C1834"/>
@@ -5132,7 +6567,305 @@
       </w:rPr>
     </w:lvl>
   </w:abstractNum>
-  <w:abstractNum w:abstractNumId="9" w15:restartNumberingAfterBreak="0">
+  <w:abstractNum w:abstractNumId="14" w15:restartNumberingAfterBreak="0">
+    <w:nsid w:val="32E41DDC"/>
+    <w:multiLevelType w:val="multilevel"/>
+    <w:tmpl w:val="54EEA936"/>
+    <w:lvl w:ilvl="0">
+      <w:start w:val="1"/>
+      <w:numFmt w:val="bullet"/>
+      <w:lvlText w:val=""/>
+      <w:lvlJc w:val="left"/>
+      <w:pPr>
+        <w:tabs>
+          <w:tab w:val="num" w:pos="720"/>
+        </w:tabs>
+        <w:ind w:left="720" w:hanging="360"/>
+      </w:pPr>
+      <w:rPr>
+        <w:rFonts w:ascii="Symbol" w:hAnsi="Symbol" w:hint="default"/>
+        <w:sz w:val="20"/>
+      </w:rPr>
+    </w:lvl>
+    <w:lvl w:ilvl="1" w:tentative="1">
+      <w:start w:val="1"/>
+      <w:numFmt w:val="bullet"/>
+      <w:lvlText w:val="o"/>
+      <w:lvlJc w:val="left"/>
+      <w:pPr>
+        <w:tabs>
+          <w:tab w:val="num" w:pos="1440"/>
+        </w:tabs>
+        <w:ind w:left="1440" w:hanging="360"/>
+      </w:pPr>
+      <w:rPr>
+        <w:rFonts w:ascii="Courier New" w:hAnsi="Courier New" w:hint="default"/>
+        <w:sz w:val="20"/>
+      </w:rPr>
+    </w:lvl>
+    <w:lvl w:ilvl="2" w:tentative="1">
+      <w:start w:val="1"/>
+      <w:numFmt w:val="bullet"/>
+      <w:lvlText w:val=""/>
+      <w:lvlJc w:val="left"/>
+      <w:pPr>
+        <w:tabs>
+          <w:tab w:val="num" w:pos="2160"/>
+        </w:tabs>
+        <w:ind w:left="2160" w:hanging="360"/>
+      </w:pPr>
+      <w:rPr>
+        <w:rFonts w:ascii="Wingdings" w:hAnsi="Wingdings" w:hint="default"/>
+        <w:sz w:val="20"/>
+      </w:rPr>
+    </w:lvl>
+    <w:lvl w:ilvl="3" w:tentative="1">
+      <w:start w:val="1"/>
+      <w:numFmt w:val="bullet"/>
+      <w:lvlText w:val=""/>
+      <w:lvlJc w:val="left"/>
+      <w:pPr>
+        <w:tabs>
+          <w:tab w:val="num" w:pos="2880"/>
+        </w:tabs>
+        <w:ind w:left="2880" w:hanging="360"/>
+      </w:pPr>
+      <w:rPr>
+        <w:rFonts w:ascii="Wingdings" w:hAnsi="Wingdings" w:hint="default"/>
+        <w:sz w:val="20"/>
+      </w:rPr>
+    </w:lvl>
+    <w:lvl w:ilvl="4" w:tentative="1">
+      <w:start w:val="1"/>
+      <w:numFmt w:val="bullet"/>
+      <w:lvlText w:val=""/>
+      <w:lvlJc w:val="left"/>
+      <w:pPr>
+        <w:tabs>
+          <w:tab w:val="num" w:pos="3600"/>
+        </w:tabs>
+        <w:ind w:left="3600" w:hanging="360"/>
+      </w:pPr>
+      <w:rPr>
+        <w:rFonts w:ascii="Wingdings" w:hAnsi="Wingdings" w:hint="default"/>
+        <w:sz w:val="20"/>
+      </w:rPr>
+    </w:lvl>
+    <w:lvl w:ilvl="5" w:tentative="1">
+      <w:start w:val="1"/>
+      <w:numFmt w:val="bullet"/>
+      <w:lvlText w:val=""/>
+      <w:lvlJc w:val="left"/>
+      <w:pPr>
+        <w:tabs>
+          <w:tab w:val="num" w:pos="4320"/>
+        </w:tabs>
+        <w:ind w:left="4320" w:hanging="360"/>
+      </w:pPr>
+      <w:rPr>
+        <w:rFonts w:ascii="Wingdings" w:hAnsi="Wingdings" w:hint="default"/>
+        <w:sz w:val="20"/>
+      </w:rPr>
+    </w:lvl>
+    <w:lvl w:ilvl="6" w:tentative="1">
+      <w:start w:val="1"/>
+      <w:numFmt w:val="bullet"/>
+      <w:lvlText w:val=""/>
+      <w:lvlJc w:val="left"/>
+      <w:pPr>
+        <w:tabs>
+          <w:tab w:val="num" w:pos="5040"/>
+        </w:tabs>
+        <w:ind w:left="5040" w:hanging="360"/>
+      </w:pPr>
+      <w:rPr>
+        <w:rFonts w:ascii="Wingdings" w:hAnsi="Wingdings" w:hint="default"/>
+        <w:sz w:val="20"/>
+      </w:rPr>
+    </w:lvl>
+    <w:lvl w:ilvl="7" w:tentative="1">
+      <w:start w:val="1"/>
+      <w:numFmt w:val="bullet"/>
+      <w:lvlText w:val=""/>
+      <w:lvlJc w:val="left"/>
+      <w:pPr>
+        <w:tabs>
+          <w:tab w:val="num" w:pos="5760"/>
+        </w:tabs>
+        <w:ind w:left="5760" w:hanging="360"/>
+      </w:pPr>
+      <w:rPr>
+        <w:rFonts w:ascii="Wingdings" w:hAnsi="Wingdings" w:hint="default"/>
+        <w:sz w:val="20"/>
+      </w:rPr>
+    </w:lvl>
+    <w:lvl w:ilvl="8" w:tentative="1">
+      <w:start w:val="1"/>
+      <w:numFmt w:val="bullet"/>
+      <w:lvlText w:val=""/>
+      <w:lvlJc w:val="left"/>
+      <w:pPr>
+        <w:tabs>
+          <w:tab w:val="num" w:pos="6480"/>
+        </w:tabs>
+        <w:ind w:left="6480" w:hanging="360"/>
+      </w:pPr>
+      <w:rPr>
+        <w:rFonts w:ascii="Wingdings" w:hAnsi="Wingdings" w:hint="default"/>
+        <w:sz w:val="20"/>
+      </w:rPr>
+    </w:lvl>
+  </w:abstractNum>
+  <w:abstractNum w:abstractNumId="15" w15:restartNumberingAfterBreak="0">
+    <w:nsid w:val="39AC4DB1"/>
+    <w:multiLevelType w:val="multilevel"/>
+    <w:tmpl w:val="7A54745C"/>
+    <w:lvl w:ilvl="0">
+      <w:start w:val="1"/>
+      <w:numFmt w:val="bullet"/>
+      <w:lvlText w:val=""/>
+      <w:lvlJc w:val="left"/>
+      <w:pPr>
+        <w:tabs>
+          <w:tab w:val="num" w:pos="720"/>
+        </w:tabs>
+        <w:ind w:left="720" w:hanging="360"/>
+      </w:pPr>
+      <w:rPr>
+        <w:rFonts w:ascii="Symbol" w:hAnsi="Symbol" w:hint="default"/>
+        <w:sz w:val="20"/>
+      </w:rPr>
+    </w:lvl>
+    <w:lvl w:ilvl="1" w:tentative="1">
+      <w:start w:val="1"/>
+      <w:numFmt w:val="bullet"/>
+      <w:lvlText w:val="o"/>
+      <w:lvlJc w:val="left"/>
+      <w:pPr>
+        <w:tabs>
+          <w:tab w:val="num" w:pos="1440"/>
+        </w:tabs>
+        <w:ind w:left="1440" w:hanging="360"/>
+      </w:pPr>
+      <w:rPr>
+        <w:rFonts w:ascii="Courier New" w:hAnsi="Courier New" w:hint="default"/>
+        <w:sz w:val="20"/>
+      </w:rPr>
+    </w:lvl>
+    <w:lvl w:ilvl="2" w:tentative="1">
+      <w:start w:val="1"/>
+      <w:numFmt w:val="bullet"/>
+      <w:lvlText w:val=""/>
+      <w:lvlJc w:val="left"/>
+      <w:pPr>
+        <w:tabs>
+          <w:tab w:val="num" w:pos="2160"/>
+        </w:tabs>
+        <w:ind w:left="2160" w:hanging="360"/>
+      </w:pPr>
+      <w:rPr>
+        <w:rFonts w:ascii="Wingdings" w:hAnsi="Wingdings" w:hint="default"/>
+        <w:sz w:val="20"/>
+      </w:rPr>
+    </w:lvl>
+    <w:lvl w:ilvl="3" w:tentative="1">
+      <w:start w:val="1"/>
+      <w:numFmt w:val="bullet"/>
+      <w:lvlText w:val=""/>
+      <w:lvlJc w:val="left"/>
+      <w:pPr>
+        <w:tabs>
+          <w:tab w:val="num" w:pos="2880"/>
+        </w:tabs>
+        <w:ind w:left="2880" w:hanging="360"/>
+      </w:pPr>
+      <w:rPr>
+        <w:rFonts w:ascii="Wingdings" w:hAnsi="Wingdings" w:hint="default"/>
+        <w:sz w:val="20"/>
+      </w:rPr>
+    </w:lvl>
+    <w:lvl w:ilvl="4" w:tentative="1">
+      <w:start w:val="1"/>
+      <w:numFmt w:val="bullet"/>
+      <w:lvlText w:val=""/>
+      <w:lvlJc w:val="left"/>
+      <w:pPr>
+        <w:tabs>
+          <w:tab w:val="num" w:pos="3600"/>
+        </w:tabs>
+        <w:ind w:left="3600" w:hanging="360"/>
+      </w:pPr>
+      <w:rPr>
+        <w:rFonts w:ascii="Wingdings" w:hAnsi="Wingdings" w:hint="default"/>
+        <w:sz w:val="20"/>
+      </w:rPr>
+    </w:lvl>
+    <w:lvl w:ilvl="5" w:tentative="1">
+      <w:start w:val="1"/>
+      <w:numFmt w:val="bullet"/>
+      <w:lvlText w:val=""/>
+      <w:lvlJc w:val="left"/>
+      <w:pPr>
+        <w:tabs>
+          <w:tab w:val="num" w:pos="4320"/>
+        </w:tabs>
+        <w:ind w:left="4320" w:hanging="360"/>
+      </w:pPr>
+      <w:rPr>
+        <w:rFonts w:ascii="Wingdings" w:hAnsi="Wingdings" w:hint="default"/>
+        <w:sz w:val="20"/>
+      </w:rPr>
+    </w:lvl>
+    <w:lvl w:ilvl="6" w:tentative="1">
+      <w:start w:val="1"/>
+      <w:numFmt w:val="bullet"/>
+      <w:lvlText w:val=""/>
+      <w:lvlJc w:val="left"/>
+      <w:pPr>
+        <w:tabs>
+          <w:tab w:val="num" w:pos="5040"/>
+        </w:tabs>
+        <w:ind w:left="5040" w:hanging="360"/>
+      </w:pPr>
+      <w:rPr>
+        <w:rFonts w:ascii="Wingdings" w:hAnsi="Wingdings" w:hint="default"/>
+        <w:sz w:val="20"/>
+      </w:rPr>
+    </w:lvl>
+    <w:lvl w:ilvl="7" w:tentative="1">
+      <w:start w:val="1"/>
+      <w:numFmt w:val="bullet"/>
+      <w:lvlText w:val=""/>
+      <w:lvlJc w:val="left"/>
+      <w:pPr>
+        <w:tabs>
+          <w:tab w:val="num" w:pos="5760"/>
+        </w:tabs>
+        <w:ind w:left="5760" w:hanging="360"/>
+      </w:pPr>
+      <w:rPr>
+        <w:rFonts w:ascii="Wingdings" w:hAnsi="Wingdings" w:hint="default"/>
+        <w:sz w:val="20"/>
+      </w:rPr>
+    </w:lvl>
+    <w:lvl w:ilvl="8" w:tentative="1">
+      <w:start w:val="1"/>
+      <w:numFmt w:val="bullet"/>
+      <w:lvlText w:val=""/>
+      <w:lvlJc w:val="left"/>
+      <w:pPr>
+        <w:tabs>
+          <w:tab w:val="num" w:pos="6480"/>
+        </w:tabs>
+        <w:ind w:left="6480" w:hanging="360"/>
+      </w:pPr>
+      <w:rPr>
+        <w:rFonts w:ascii="Wingdings" w:hAnsi="Wingdings" w:hint="default"/>
+        <w:sz w:val="20"/>
+      </w:rPr>
+    </w:lvl>
+  </w:abstractNum>
+  <w:abstractNum w:abstractNumId="16" w15:restartNumberingAfterBreak="0">
     <w:nsid w:val="3E06322F"/>
     <w:multiLevelType w:val="singleLevel"/>
     <w:tmpl w:val="0C0A0001"/>
@@ -5152,7 +6885,454 @@
       </w:rPr>
     </w:lvl>
   </w:abstractNum>
-  <w:abstractNum w:abstractNumId="10" w15:restartNumberingAfterBreak="0">
+  <w:abstractNum w:abstractNumId="17" w15:restartNumberingAfterBreak="0">
+    <w:nsid w:val="410B066A"/>
+    <w:multiLevelType w:val="multilevel"/>
+    <w:tmpl w:val="87E04220"/>
+    <w:lvl w:ilvl="0">
+      <w:start w:val="1"/>
+      <w:numFmt w:val="bullet"/>
+      <w:lvlText w:val=""/>
+      <w:lvlJc w:val="left"/>
+      <w:pPr>
+        <w:tabs>
+          <w:tab w:val="num" w:pos="720"/>
+        </w:tabs>
+        <w:ind w:left="720" w:hanging="360"/>
+      </w:pPr>
+      <w:rPr>
+        <w:rFonts w:ascii="Symbol" w:hAnsi="Symbol" w:hint="default"/>
+        <w:sz w:val="20"/>
+      </w:rPr>
+    </w:lvl>
+    <w:lvl w:ilvl="1" w:tentative="1">
+      <w:start w:val="1"/>
+      <w:numFmt w:val="bullet"/>
+      <w:lvlText w:val="o"/>
+      <w:lvlJc w:val="left"/>
+      <w:pPr>
+        <w:tabs>
+          <w:tab w:val="num" w:pos="1440"/>
+        </w:tabs>
+        <w:ind w:left="1440" w:hanging="360"/>
+      </w:pPr>
+      <w:rPr>
+        <w:rFonts w:ascii="Courier New" w:hAnsi="Courier New" w:hint="default"/>
+        <w:sz w:val="20"/>
+      </w:rPr>
+    </w:lvl>
+    <w:lvl w:ilvl="2" w:tentative="1">
+      <w:start w:val="1"/>
+      <w:numFmt w:val="bullet"/>
+      <w:lvlText w:val=""/>
+      <w:lvlJc w:val="left"/>
+      <w:pPr>
+        <w:tabs>
+          <w:tab w:val="num" w:pos="2160"/>
+        </w:tabs>
+        <w:ind w:left="2160" w:hanging="360"/>
+      </w:pPr>
+      <w:rPr>
+        <w:rFonts w:ascii="Wingdings" w:hAnsi="Wingdings" w:hint="default"/>
+        <w:sz w:val="20"/>
+      </w:rPr>
+    </w:lvl>
+    <w:lvl w:ilvl="3" w:tentative="1">
+      <w:start w:val="1"/>
+      <w:numFmt w:val="bullet"/>
+      <w:lvlText w:val=""/>
+      <w:lvlJc w:val="left"/>
+      <w:pPr>
+        <w:tabs>
+          <w:tab w:val="num" w:pos="2880"/>
+        </w:tabs>
+        <w:ind w:left="2880" w:hanging="360"/>
+      </w:pPr>
+      <w:rPr>
+        <w:rFonts w:ascii="Wingdings" w:hAnsi="Wingdings" w:hint="default"/>
+        <w:sz w:val="20"/>
+      </w:rPr>
+    </w:lvl>
+    <w:lvl w:ilvl="4" w:tentative="1">
+      <w:start w:val="1"/>
+      <w:numFmt w:val="bullet"/>
+      <w:lvlText w:val=""/>
+      <w:lvlJc w:val="left"/>
+      <w:pPr>
+        <w:tabs>
+          <w:tab w:val="num" w:pos="3600"/>
+        </w:tabs>
+        <w:ind w:left="3600" w:hanging="360"/>
+      </w:pPr>
+      <w:rPr>
+        <w:rFonts w:ascii="Wingdings" w:hAnsi="Wingdings" w:hint="default"/>
+        <w:sz w:val="20"/>
+      </w:rPr>
+    </w:lvl>
+    <w:lvl w:ilvl="5" w:tentative="1">
+      <w:start w:val="1"/>
+      <w:numFmt w:val="bullet"/>
+      <w:lvlText w:val=""/>
+      <w:lvlJc w:val="left"/>
+      <w:pPr>
+        <w:tabs>
+          <w:tab w:val="num" w:pos="4320"/>
+        </w:tabs>
+        <w:ind w:left="4320" w:hanging="360"/>
+      </w:pPr>
+      <w:rPr>
+        <w:rFonts w:ascii="Wingdings" w:hAnsi="Wingdings" w:hint="default"/>
+        <w:sz w:val="20"/>
+      </w:rPr>
+    </w:lvl>
+    <w:lvl w:ilvl="6" w:tentative="1">
+      <w:start w:val="1"/>
+      <w:numFmt w:val="bullet"/>
+      <w:lvlText w:val=""/>
+      <w:lvlJc w:val="left"/>
+      <w:pPr>
+        <w:tabs>
+          <w:tab w:val="num" w:pos="5040"/>
+        </w:tabs>
+        <w:ind w:left="5040" w:hanging="360"/>
+      </w:pPr>
+      <w:rPr>
+        <w:rFonts w:ascii="Wingdings" w:hAnsi="Wingdings" w:hint="default"/>
+        <w:sz w:val="20"/>
+      </w:rPr>
+    </w:lvl>
+    <w:lvl w:ilvl="7" w:tentative="1">
+      <w:start w:val="1"/>
+      <w:numFmt w:val="bullet"/>
+      <w:lvlText w:val=""/>
+      <w:lvlJc w:val="left"/>
+      <w:pPr>
+        <w:tabs>
+          <w:tab w:val="num" w:pos="5760"/>
+        </w:tabs>
+        <w:ind w:left="5760" w:hanging="360"/>
+      </w:pPr>
+      <w:rPr>
+        <w:rFonts w:ascii="Wingdings" w:hAnsi="Wingdings" w:hint="default"/>
+        <w:sz w:val="20"/>
+      </w:rPr>
+    </w:lvl>
+    <w:lvl w:ilvl="8" w:tentative="1">
+      <w:start w:val="1"/>
+      <w:numFmt w:val="bullet"/>
+      <w:lvlText w:val=""/>
+      <w:lvlJc w:val="left"/>
+      <w:pPr>
+        <w:tabs>
+          <w:tab w:val="num" w:pos="6480"/>
+        </w:tabs>
+        <w:ind w:left="6480" w:hanging="360"/>
+      </w:pPr>
+      <w:rPr>
+        <w:rFonts w:ascii="Wingdings" w:hAnsi="Wingdings" w:hint="default"/>
+        <w:sz w:val="20"/>
+      </w:rPr>
+    </w:lvl>
+  </w:abstractNum>
+  <w:abstractNum w:abstractNumId="18" w15:restartNumberingAfterBreak="0">
+    <w:nsid w:val="425734F6"/>
+    <w:multiLevelType w:val="multilevel"/>
+    <w:tmpl w:val="F990A42A"/>
+    <w:lvl w:ilvl="0">
+      <w:start w:val="1"/>
+      <w:numFmt w:val="bullet"/>
+      <w:lvlText w:val=""/>
+      <w:lvlJc w:val="left"/>
+      <w:pPr>
+        <w:tabs>
+          <w:tab w:val="num" w:pos="720"/>
+        </w:tabs>
+        <w:ind w:left="720" w:hanging="360"/>
+      </w:pPr>
+      <w:rPr>
+        <w:rFonts w:ascii="Symbol" w:hAnsi="Symbol" w:hint="default"/>
+        <w:sz w:val="20"/>
+      </w:rPr>
+    </w:lvl>
+    <w:lvl w:ilvl="1" w:tentative="1">
+      <w:start w:val="1"/>
+      <w:numFmt w:val="bullet"/>
+      <w:lvlText w:val="o"/>
+      <w:lvlJc w:val="left"/>
+      <w:pPr>
+        <w:tabs>
+          <w:tab w:val="num" w:pos="1440"/>
+        </w:tabs>
+        <w:ind w:left="1440" w:hanging="360"/>
+      </w:pPr>
+      <w:rPr>
+        <w:rFonts w:ascii="Courier New" w:hAnsi="Courier New" w:hint="default"/>
+        <w:sz w:val="20"/>
+      </w:rPr>
+    </w:lvl>
+    <w:lvl w:ilvl="2" w:tentative="1">
+      <w:start w:val="1"/>
+      <w:numFmt w:val="bullet"/>
+      <w:lvlText w:val=""/>
+      <w:lvlJc w:val="left"/>
+      <w:pPr>
+        <w:tabs>
+          <w:tab w:val="num" w:pos="2160"/>
+        </w:tabs>
+        <w:ind w:left="2160" w:hanging="360"/>
+      </w:pPr>
+      <w:rPr>
+        <w:rFonts w:ascii="Wingdings" w:hAnsi="Wingdings" w:hint="default"/>
+        <w:sz w:val="20"/>
+      </w:rPr>
+    </w:lvl>
+    <w:lvl w:ilvl="3" w:tentative="1">
+      <w:start w:val="1"/>
+      <w:numFmt w:val="bullet"/>
+      <w:lvlText w:val=""/>
+      <w:lvlJc w:val="left"/>
+      <w:pPr>
+        <w:tabs>
+          <w:tab w:val="num" w:pos="2880"/>
+        </w:tabs>
+        <w:ind w:left="2880" w:hanging="360"/>
+      </w:pPr>
+      <w:rPr>
+        <w:rFonts w:ascii="Wingdings" w:hAnsi="Wingdings" w:hint="default"/>
+        <w:sz w:val="20"/>
+      </w:rPr>
+    </w:lvl>
+    <w:lvl w:ilvl="4" w:tentative="1">
+      <w:start w:val="1"/>
+      <w:numFmt w:val="bullet"/>
+      <w:lvlText w:val=""/>
+      <w:lvlJc w:val="left"/>
+      <w:pPr>
+        <w:tabs>
+          <w:tab w:val="num" w:pos="3600"/>
+        </w:tabs>
+        <w:ind w:left="3600" w:hanging="360"/>
+      </w:pPr>
+      <w:rPr>
+        <w:rFonts w:ascii="Wingdings" w:hAnsi="Wingdings" w:hint="default"/>
+        <w:sz w:val="20"/>
+      </w:rPr>
+    </w:lvl>
+    <w:lvl w:ilvl="5" w:tentative="1">
+      <w:start w:val="1"/>
+      <w:numFmt w:val="bullet"/>
+      <w:lvlText w:val=""/>
+      <w:lvlJc w:val="left"/>
+      <w:pPr>
+        <w:tabs>
+          <w:tab w:val="num" w:pos="4320"/>
+        </w:tabs>
+        <w:ind w:left="4320" w:hanging="360"/>
+      </w:pPr>
+      <w:rPr>
+        <w:rFonts w:ascii="Wingdings" w:hAnsi="Wingdings" w:hint="default"/>
+        <w:sz w:val="20"/>
+      </w:rPr>
+    </w:lvl>
+    <w:lvl w:ilvl="6" w:tentative="1">
+      <w:start w:val="1"/>
+      <w:numFmt w:val="bullet"/>
+      <w:lvlText w:val=""/>
+      <w:lvlJc w:val="left"/>
+      <w:pPr>
+        <w:tabs>
+          <w:tab w:val="num" w:pos="5040"/>
+        </w:tabs>
+        <w:ind w:left="5040" w:hanging="360"/>
+      </w:pPr>
+      <w:rPr>
+        <w:rFonts w:ascii="Wingdings" w:hAnsi="Wingdings" w:hint="default"/>
+        <w:sz w:val="20"/>
+      </w:rPr>
+    </w:lvl>
+    <w:lvl w:ilvl="7" w:tentative="1">
+      <w:start w:val="1"/>
+      <w:numFmt w:val="bullet"/>
+      <w:lvlText w:val=""/>
+      <w:lvlJc w:val="left"/>
+      <w:pPr>
+        <w:tabs>
+          <w:tab w:val="num" w:pos="5760"/>
+        </w:tabs>
+        <w:ind w:left="5760" w:hanging="360"/>
+      </w:pPr>
+      <w:rPr>
+        <w:rFonts w:ascii="Wingdings" w:hAnsi="Wingdings" w:hint="default"/>
+        <w:sz w:val="20"/>
+      </w:rPr>
+    </w:lvl>
+    <w:lvl w:ilvl="8" w:tentative="1">
+      <w:start w:val="1"/>
+      <w:numFmt w:val="bullet"/>
+      <w:lvlText w:val=""/>
+      <w:lvlJc w:val="left"/>
+      <w:pPr>
+        <w:tabs>
+          <w:tab w:val="num" w:pos="6480"/>
+        </w:tabs>
+        <w:ind w:left="6480" w:hanging="360"/>
+      </w:pPr>
+      <w:rPr>
+        <w:rFonts w:ascii="Wingdings" w:hAnsi="Wingdings" w:hint="default"/>
+        <w:sz w:val="20"/>
+      </w:rPr>
+    </w:lvl>
+  </w:abstractNum>
+  <w:abstractNum w:abstractNumId="19" w15:restartNumberingAfterBreak="0">
+    <w:nsid w:val="51003006"/>
+    <w:multiLevelType w:val="multilevel"/>
+    <w:tmpl w:val="2A82070C"/>
+    <w:lvl w:ilvl="0">
+      <w:start w:val="1"/>
+      <w:numFmt w:val="bullet"/>
+      <w:lvlText w:val=""/>
+      <w:lvlJc w:val="left"/>
+      <w:pPr>
+        <w:tabs>
+          <w:tab w:val="num" w:pos="720"/>
+        </w:tabs>
+        <w:ind w:left="720" w:hanging="360"/>
+      </w:pPr>
+      <w:rPr>
+        <w:rFonts w:ascii="Symbol" w:hAnsi="Symbol" w:hint="default"/>
+        <w:sz w:val="20"/>
+      </w:rPr>
+    </w:lvl>
+    <w:lvl w:ilvl="1" w:tentative="1">
+      <w:start w:val="1"/>
+      <w:numFmt w:val="bullet"/>
+      <w:lvlText w:val="o"/>
+      <w:lvlJc w:val="left"/>
+      <w:pPr>
+        <w:tabs>
+          <w:tab w:val="num" w:pos="1440"/>
+        </w:tabs>
+        <w:ind w:left="1440" w:hanging="360"/>
+      </w:pPr>
+      <w:rPr>
+        <w:rFonts w:ascii="Courier New" w:hAnsi="Courier New" w:hint="default"/>
+        <w:sz w:val="20"/>
+      </w:rPr>
+    </w:lvl>
+    <w:lvl w:ilvl="2" w:tentative="1">
+      <w:start w:val="1"/>
+      <w:numFmt w:val="bullet"/>
+      <w:lvlText w:val=""/>
+      <w:lvlJc w:val="left"/>
+      <w:pPr>
+        <w:tabs>
+          <w:tab w:val="num" w:pos="2160"/>
+        </w:tabs>
+        <w:ind w:left="2160" w:hanging="360"/>
+      </w:pPr>
+      <w:rPr>
+        <w:rFonts w:ascii="Wingdings" w:hAnsi="Wingdings" w:hint="default"/>
+        <w:sz w:val="20"/>
+      </w:rPr>
+    </w:lvl>
+    <w:lvl w:ilvl="3" w:tentative="1">
+      <w:start w:val="1"/>
+      <w:numFmt w:val="bullet"/>
+      <w:lvlText w:val=""/>
+      <w:lvlJc w:val="left"/>
+      <w:pPr>
+        <w:tabs>
+          <w:tab w:val="num" w:pos="2880"/>
+        </w:tabs>
+        <w:ind w:left="2880" w:hanging="360"/>
+      </w:pPr>
+      <w:rPr>
+        <w:rFonts w:ascii="Wingdings" w:hAnsi="Wingdings" w:hint="default"/>
+        <w:sz w:val="20"/>
+      </w:rPr>
+    </w:lvl>
+    <w:lvl w:ilvl="4" w:tentative="1">
+      <w:start w:val="1"/>
+      <w:numFmt w:val="bullet"/>
+      <w:lvlText w:val=""/>
+      <w:lvlJc w:val="left"/>
+      <w:pPr>
+        <w:tabs>
+          <w:tab w:val="num" w:pos="3600"/>
+        </w:tabs>
+        <w:ind w:left="3600" w:hanging="360"/>
+      </w:pPr>
+      <w:rPr>
+        <w:rFonts w:ascii="Wingdings" w:hAnsi="Wingdings" w:hint="default"/>
+        <w:sz w:val="20"/>
+      </w:rPr>
+    </w:lvl>
+    <w:lvl w:ilvl="5" w:tentative="1">
+      <w:start w:val="1"/>
+      <w:numFmt w:val="bullet"/>
+      <w:lvlText w:val=""/>
+      <w:lvlJc w:val="left"/>
+      <w:pPr>
+        <w:tabs>
+          <w:tab w:val="num" w:pos="4320"/>
+        </w:tabs>
+        <w:ind w:left="4320" w:hanging="360"/>
+      </w:pPr>
+      <w:rPr>
+        <w:rFonts w:ascii="Wingdings" w:hAnsi="Wingdings" w:hint="default"/>
+        <w:sz w:val="20"/>
+      </w:rPr>
+    </w:lvl>
+    <w:lvl w:ilvl="6" w:tentative="1">
+      <w:start w:val="1"/>
+      <w:numFmt w:val="bullet"/>
+      <w:lvlText w:val=""/>
+      <w:lvlJc w:val="left"/>
+      <w:pPr>
+        <w:tabs>
+          <w:tab w:val="num" w:pos="5040"/>
+        </w:tabs>
+        <w:ind w:left="5040" w:hanging="360"/>
+      </w:pPr>
+      <w:rPr>
+        <w:rFonts w:ascii="Wingdings" w:hAnsi="Wingdings" w:hint="default"/>
+        <w:sz w:val="20"/>
+      </w:rPr>
+    </w:lvl>
+    <w:lvl w:ilvl="7" w:tentative="1">
+      <w:start w:val="1"/>
+      <w:numFmt w:val="bullet"/>
+      <w:lvlText w:val=""/>
+      <w:lvlJc w:val="left"/>
+      <w:pPr>
+        <w:tabs>
+          <w:tab w:val="num" w:pos="5760"/>
+        </w:tabs>
+        <w:ind w:left="5760" w:hanging="360"/>
+      </w:pPr>
+      <w:rPr>
+        <w:rFonts w:ascii="Wingdings" w:hAnsi="Wingdings" w:hint="default"/>
+        <w:sz w:val="20"/>
+      </w:rPr>
+    </w:lvl>
+    <w:lvl w:ilvl="8" w:tentative="1">
+      <w:start w:val="1"/>
+      <w:numFmt w:val="bullet"/>
+      <w:lvlText w:val=""/>
+      <w:lvlJc w:val="left"/>
+      <w:pPr>
+        <w:tabs>
+          <w:tab w:val="num" w:pos="6480"/>
+        </w:tabs>
+        <w:ind w:left="6480" w:hanging="360"/>
+      </w:pPr>
+      <w:rPr>
+        <w:rFonts w:ascii="Wingdings" w:hAnsi="Wingdings" w:hint="default"/>
+        <w:sz w:val="20"/>
+      </w:rPr>
+    </w:lvl>
+  </w:abstractNum>
+  <w:abstractNum w:abstractNumId="20" w15:restartNumberingAfterBreak="0">
     <w:nsid w:val="5114237E"/>
     <w:multiLevelType w:val="hybridMultilevel"/>
     <w:tmpl w:val="1FB8491C"/>
@@ -5270,7 +7450,531 @@
       </w:pPr>
     </w:lvl>
   </w:abstractNum>
-  <w:abstractNum w:abstractNumId="11" w15:restartNumberingAfterBreak="0">
+  <w:abstractNum w:abstractNumId="21" w15:restartNumberingAfterBreak="0">
+    <w:nsid w:val="52E96B19"/>
+    <w:multiLevelType w:val="multilevel"/>
+    <w:tmpl w:val="EE280820"/>
+    <w:lvl w:ilvl="0">
+      <w:start w:val="1"/>
+      <w:numFmt w:val="bullet"/>
+      <w:lvlText w:val=""/>
+      <w:lvlJc w:val="left"/>
+      <w:pPr>
+        <w:tabs>
+          <w:tab w:val="num" w:pos="720"/>
+        </w:tabs>
+        <w:ind w:left="720" w:hanging="360"/>
+      </w:pPr>
+      <w:rPr>
+        <w:rFonts w:ascii="Symbol" w:hAnsi="Symbol" w:hint="default"/>
+        <w:sz w:val="20"/>
+      </w:rPr>
+    </w:lvl>
+    <w:lvl w:ilvl="1" w:tentative="1">
+      <w:start w:val="1"/>
+      <w:numFmt w:val="bullet"/>
+      <w:lvlText w:val="o"/>
+      <w:lvlJc w:val="left"/>
+      <w:pPr>
+        <w:tabs>
+          <w:tab w:val="num" w:pos="1440"/>
+        </w:tabs>
+        <w:ind w:left="1440" w:hanging="360"/>
+      </w:pPr>
+      <w:rPr>
+        <w:rFonts w:ascii="Courier New" w:hAnsi="Courier New" w:hint="default"/>
+        <w:sz w:val="20"/>
+      </w:rPr>
+    </w:lvl>
+    <w:lvl w:ilvl="2" w:tentative="1">
+      <w:start w:val="1"/>
+      <w:numFmt w:val="bullet"/>
+      <w:lvlText w:val=""/>
+      <w:lvlJc w:val="left"/>
+      <w:pPr>
+        <w:tabs>
+          <w:tab w:val="num" w:pos="2160"/>
+        </w:tabs>
+        <w:ind w:left="2160" w:hanging="360"/>
+      </w:pPr>
+      <w:rPr>
+        <w:rFonts w:ascii="Wingdings" w:hAnsi="Wingdings" w:hint="default"/>
+        <w:sz w:val="20"/>
+      </w:rPr>
+    </w:lvl>
+    <w:lvl w:ilvl="3" w:tentative="1">
+      <w:start w:val="1"/>
+      <w:numFmt w:val="bullet"/>
+      <w:lvlText w:val=""/>
+      <w:lvlJc w:val="left"/>
+      <w:pPr>
+        <w:tabs>
+          <w:tab w:val="num" w:pos="2880"/>
+        </w:tabs>
+        <w:ind w:left="2880" w:hanging="360"/>
+      </w:pPr>
+      <w:rPr>
+        <w:rFonts w:ascii="Wingdings" w:hAnsi="Wingdings" w:hint="default"/>
+        <w:sz w:val="20"/>
+      </w:rPr>
+    </w:lvl>
+    <w:lvl w:ilvl="4" w:tentative="1">
+      <w:start w:val="1"/>
+      <w:numFmt w:val="bullet"/>
+      <w:lvlText w:val=""/>
+      <w:lvlJc w:val="left"/>
+      <w:pPr>
+        <w:tabs>
+          <w:tab w:val="num" w:pos="3600"/>
+        </w:tabs>
+        <w:ind w:left="3600" w:hanging="360"/>
+      </w:pPr>
+      <w:rPr>
+        <w:rFonts w:ascii="Wingdings" w:hAnsi="Wingdings" w:hint="default"/>
+        <w:sz w:val="20"/>
+      </w:rPr>
+    </w:lvl>
+    <w:lvl w:ilvl="5" w:tentative="1">
+      <w:start w:val="1"/>
+      <w:numFmt w:val="bullet"/>
+      <w:lvlText w:val=""/>
+      <w:lvlJc w:val="left"/>
+      <w:pPr>
+        <w:tabs>
+          <w:tab w:val="num" w:pos="4320"/>
+        </w:tabs>
+        <w:ind w:left="4320" w:hanging="360"/>
+      </w:pPr>
+      <w:rPr>
+        <w:rFonts w:ascii="Wingdings" w:hAnsi="Wingdings" w:hint="default"/>
+        <w:sz w:val="20"/>
+      </w:rPr>
+    </w:lvl>
+    <w:lvl w:ilvl="6" w:tentative="1">
+      <w:start w:val="1"/>
+      <w:numFmt w:val="bullet"/>
+      <w:lvlText w:val=""/>
+      <w:lvlJc w:val="left"/>
+      <w:pPr>
+        <w:tabs>
+          <w:tab w:val="num" w:pos="5040"/>
+        </w:tabs>
+        <w:ind w:left="5040" w:hanging="360"/>
+      </w:pPr>
+      <w:rPr>
+        <w:rFonts w:ascii="Wingdings" w:hAnsi="Wingdings" w:hint="default"/>
+        <w:sz w:val="20"/>
+      </w:rPr>
+    </w:lvl>
+    <w:lvl w:ilvl="7" w:tentative="1">
+      <w:start w:val="1"/>
+      <w:numFmt w:val="bullet"/>
+      <w:lvlText w:val=""/>
+      <w:lvlJc w:val="left"/>
+      <w:pPr>
+        <w:tabs>
+          <w:tab w:val="num" w:pos="5760"/>
+        </w:tabs>
+        <w:ind w:left="5760" w:hanging="360"/>
+      </w:pPr>
+      <w:rPr>
+        <w:rFonts w:ascii="Wingdings" w:hAnsi="Wingdings" w:hint="default"/>
+        <w:sz w:val="20"/>
+      </w:rPr>
+    </w:lvl>
+    <w:lvl w:ilvl="8" w:tentative="1">
+      <w:start w:val="1"/>
+      <w:numFmt w:val="bullet"/>
+      <w:lvlText w:val=""/>
+      <w:lvlJc w:val="left"/>
+      <w:pPr>
+        <w:tabs>
+          <w:tab w:val="num" w:pos="6480"/>
+        </w:tabs>
+        <w:ind w:left="6480" w:hanging="360"/>
+      </w:pPr>
+      <w:rPr>
+        <w:rFonts w:ascii="Wingdings" w:hAnsi="Wingdings" w:hint="default"/>
+        <w:sz w:val="20"/>
+      </w:rPr>
+    </w:lvl>
+  </w:abstractNum>
+  <w:abstractNum w:abstractNumId="22" w15:restartNumberingAfterBreak="0">
+    <w:nsid w:val="578B3EE1"/>
+    <w:multiLevelType w:val="hybridMultilevel"/>
+    <w:tmpl w:val="04766964"/>
+    <w:lvl w:ilvl="0" w:tplc="300A0001">
+      <w:start w:val="1"/>
+      <w:numFmt w:val="bullet"/>
+      <w:lvlText w:val=""/>
+      <w:lvlJc w:val="left"/>
+      <w:pPr>
+        <w:ind w:left="720" w:hanging="360"/>
+      </w:pPr>
+      <w:rPr>
+        <w:rFonts w:ascii="Symbol" w:hAnsi="Symbol" w:hint="default"/>
+      </w:rPr>
+    </w:lvl>
+    <w:lvl w:ilvl="1" w:tplc="300A0003" w:tentative="1">
+      <w:start w:val="1"/>
+      <w:numFmt w:val="bullet"/>
+      <w:lvlText w:val="o"/>
+      <w:lvlJc w:val="left"/>
+      <w:pPr>
+        <w:ind w:left="1440" w:hanging="360"/>
+      </w:pPr>
+      <w:rPr>
+        <w:rFonts w:ascii="Courier New" w:hAnsi="Courier New" w:cs="Courier New" w:hint="default"/>
+      </w:rPr>
+    </w:lvl>
+    <w:lvl w:ilvl="2" w:tplc="300A0005" w:tentative="1">
+      <w:start w:val="1"/>
+      <w:numFmt w:val="bullet"/>
+      <w:lvlText w:val=""/>
+      <w:lvlJc w:val="left"/>
+      <w:pPr>
+        <w:ind w:left="2160" w:hanging="360"/>
+      </w:pPr>
+      <w:rPr>
+        <w:rFonts w:ascii="Wingdings" w:hAnsi="Wingdings" w:hint="default"/>
+      </w:rPr>
+    </w:lvl>
+    <w:lvl w:ilvl="3" w:tplc="300A0001" w:tentative="1">
+      <w:start w:val="1"/>
+      <w:numFmt w:val="bullet"/>
+      <w:lvlText w:val=""/>
+      <w:lvlJc w:val="left"/>
+      <w:pPr>
+        <w:ind w:left="2880" w:hanging="360"/>
+      </w:pPr>
+      <w:rPr>
+        <w:rFonts w:ascii="Symbol" w:hAnsi="Symbol" w:hint="default"/>
+      </w:rPr>
+    </w:lvl>
+    <w:lvl w:ilvl="4" w:tplc="300A0003" w:tentative="1">
+      <w:start w:val="1"/>
+      <w:numFmt w:val="bullet"/>
+      <w:lvlText w:val="o"/>
+      <w:lvlJc w:val="left"/>
+      <w:pPr>
+        <w:ind w:left="3600" w:hanging="360"/>
+      </w:pPr>
+      <w:rPr>
+        <w:rFonts w:ascii="Courier New" w:hAnsi="Courier New" w:cs="Courier New" w:hint="default"/>
+      </w:rPr>
+    </w:lvl>
+    <w:lvl w:ilvl="5" w:tplc="300A0005" w:tentative="1">
+      <w:start w:val="1"/>
+      <w:numFmt w:val="bullet"/>
+      <w:lvlText w:val=""/>
+      <w:lvlJc w:val="left"/>
+      <w:pPr>
+        <w:ind w:left="4320" w:hanging="360"/>
+      </w:pPr>
+      <w:rPr>
+        <w:rFonts w:ascii="Wingdings" w:hAnsi="Wingdings" w:hint="default"/>
+      </w:rPr>
+    </w:lvl>
+    <w:lvl w:ilvl="6" w:tplc="300A0001" w:tentative="1">
+      <w:start w:val="1"/>
+      <w:numFmt w:val="bullet"/>
+      <w:lvlText w:val=""/>
+      <w:lvlJc w:val="left"/>
+      <w:pPr>
+        <w:ind w:left="5040" w:hanging="360"/>
+      </w:pPr>
+      <w:rPr>
+        <w:rFonts w:ascii="Symbol" w:hAnsi="Symbol" w:hint="default"/>
+      </w:rPr>
+    </w:lvl>
+    <w:lvl w:ilvl="7" w:tplc="300A0003" w:tentative="1">
+      <w:start w:val="1"/>
+      <w:numFmt w:val="bullet"/>
+      <w:lvlText w:val="o"/>
+      <w:lvlJc w:val="left"/>
+      <w:pPr>
+        <w:ind w:left="5760" w:hanging="360"/>
+      </w:pPr>
+      <w:rPr>
+        <w:rFonts w:ascii="Courier New" w:hAnsi="Courier New" w:cs="Courier New" w:hint="default"/>
+      </w:rPr>
+    </w:lvl>
+    <w:lvl w:ilvl="8" w:tplc="300A0005" w:tentative="1">
+      <w:start w:val="1"/>
+      <w:numFmt w:val="bullet"/>
+      <w:lvlText w:val=""/>
+      <w:lvlJc w:val="left"/>
+      <w:pPr>
+        <w:ind w:left="6480" w:hanging="360"/>
+      </w:pPr>
+      <w:rPr>
+        <w:rFonts w:ascii="Wingdings" w:hAnsi="Wingdings" w:hint="default"/>
+      </w:rPr>
+    </w:lvl>
+  </w:abstractNum>
+  <w:abstractNum w:abstractNumId="23" w15:restartNumberingAfterBreak="0">
+    <w:nsid w:val="5A566AF2"/>
+    <w:multiLevelType w:val="hybridMultilevel"/>
+    <w:tmpl w:val="313C1718"/>
+    <w:lvl w:ilvl="0" w:tplc="300A0001">
+      <w:start w:val="1"/>
+      <w:numFmt w:val="bullet"/>
+      <w:lvlText w:val=""/>
+      <w:lvlJc w:val="left"/>
+      <w:pPr>
+        <w:ind w:left="720" w:hanging="360"/>
+      </w:pPr>
+      <w:rPr>
+        <w:rFonts w:ascii="Symbol" w:hAnsi="Symbol" w:hint="default"/>
+      </w:rPr>
+    </w:lvl>
+    <w:lvl w:ilvl="1" w:tplc="300A0003" w:tentative="1">
+      <w:start w:val="1"/>
+      <w:numFmt w:val="bullet"/>
+      <w:lvlText w:val="o"/>
+      <w:lvlJc w:val="left"/>
+      <w:pPr>
+        <w:ind w:left="1440" w:hanging="360"/>
+      </w:pPr>
+      <w:rPr>
+        <w:rFonts w:ascii="Courier New" w:hAnsi="Courier New" w:cs="Courier New" w:hint="default"/>
+      </w:rPr>
+    </w:lvl>
+    <w:lvl w:ilvl="2" w:tplc="300A0005" w:tentative="1">
+      <w:start w:val="1"/>
+      <w:numFmt w:val="bullet"/>
+      <w:lvlText w:val=""/>
+      <w:lvlJc w:val="left"/>
+      <w:pPr>
+        <w:ind w:left="2160" w:hanging="360"/>
+      </w:pPr>
+      <w:rPr>
+        <w:rFonts w:ascii="Wingdings" w:hAnsi="Wingdings" w:hint="default"/>
+      </w:rPr>
+    </w:lvl>
+    <w:lvl w:ilvl="3" w:tplc="300A0001" w:tentative="1">
+      <w:start w:val="1"/>
+      <w:numFmt w:val="bullet"/>
+      <w:lvlText w:val=""/>
+      <w:lvlJc w:val="left"/>
+      <w:pPr>
+        <w:ind w:left="2880" w:hanging="360"/>
+      </w:pPr>
+      <w:rPr>
+        <w:rFonts w:ascii="Symbol" w:hAnsi="Symbol" w:hint="default"/>
+      </w:rPr>
+    </w:lvl>
+    <w:lvl w:ilvl="4" w:tplc="300A0003" w:tentative="1">
+      <w:start w:val="1"/>
+      <w:numFmt w:val="bullet"/>
+      <w:lvlText w:val="o"/>
+      <w:lvlJc w:val="left"/>
+      <w:pPr>
+        <w:ind w:left="3600" w:hanging="360"/>
+      </w:pPr>
+      <w:rPr>
+        <w:rFonts w:ascii="Courier New" w:hAnsi="Courier New" w:cs="Courier New" w:hint="default"/>
+      </w:rPr>
+    </w:lvl>
+    <w:lvl w:ilvl="5" w:tplc="300A0005" w:tentative="1">
+      <w:start w:val="1"/>
+      <w:numFmt w:val="bullet"/>
+      <w:lvlText w:val=""/>
+      <w:lvlJc w:val="left"/>
+      <w:pPr>
+        <w:ind w:left="4320" w:hanging="360"/>
+      </w:pPr>
+      <w:rPr>
+        <w:rFonts w:ascii="Wingdings" w:hAnsi="Wingdings" w:hint="default"/>
+      </w:rPr>
+    </w:lvl>
+    <w:lvl w:ilvl="6" w:tplc="300A0001" w:tentative="1">
+      <w:start w:val="1"/>
+      <w:numFmt w:val="bullet"/>
+      <w:lvlText w:val=""/>
+      <w:lvlJc w:val="left"/>
+      <w:pPr>
+        <w:ind w:left="5040" w:hanging="360"/>
+      </w:pPr>
+      <w:rPr>
+        <w:rFonts w:ascii="Symbol" w:hAnsi="Symbol" w:hint="default"/>
+      </w:rPr>
+    </w:lvl>
+    <w:lvl w:ilvl="7" w:tplc="300A0003" w:tentative="1">
+      <w:start w:val="1"/>
+      <w:numFmt w:val="bullet"/>
+      <w:lvlText w:val="o"/>
+      <w:lvlJc w:val="left"/>
+      <w:pPr>
+        <w:ind w:left="5760" w:hanging="360"/>
+      </w:pPr>
+      <w:rPr>
+        <w:rFonts w:ascii="Courier New" w:hAnsi="Courier New" w:cs="Courier New" w:hint="default"/>
+      </w:rPr>
+    </w:lvl>
+    <w:lvl w:ilvl="8" w:tplc="300A0005" w:tentative="1">
+      <w:start w:val="1"/>
+      <w:numFmt w:val="bullet"/>
+      <w:lvlText w:val=""/>
+      <w:lvlJc w:val="left"/>
+      <w:pPr>
+        <w:ind w:left="6480" w:hanging="360"/>
+      </w:pPr>
+      <w:rPr>
+        <w:rFonts w:ascii="Wingdings" w:hAnsi="Wingdings" w:hint="default"/>
+      </w:rPr>
+    </w:lvl>
+  </w:abstractNum>
+  <w:abstractNum w:abstractNumId="24" w15:restartNumberingAfterBreak="0">
+    <w:nsid w:val="5B7567FD"/>
+    <w:multiLevelType w:val="multilevel"/>
+    <w:tmpl w:val="45C60A90"/>
+    <w:lvl w:ilvl="0">
+      <w:start w:val="1"/>
+      <w:numFmt w:val="bullet"/>
+      <w:lvlText w:val=""/>
+      <w:lvlJc w:val="left"/>
+      <w:pPr>
+        <w:tabs>
+          <w:tab w:val="num" w:pos="720"/>
+        </w:tabs>
+        <w:ind w:left="720" w:hanging="360"/>
+      </w:pPr>
+      <w:rPr>
+        <w:rFonts w:ascii="Symbol" w:hAnsi="Symbol" w:hint="default"/>
+        <w:sz w:val="20"/>
+      </w:rPr>
+    </w:lvl>
+    <w:lvl w:ilvl="1" w:tentative="1">
+      <w:start w:val="1"/>
+      <w:numFmt w:val="bullet"/>
+      <w:lvlText w:val="o"/>
+      <w:lvlJc w:val="left"/>
+      <w:pPr>
+        <w:tabs>
+          <w:tab w:val="num" w:pos="1440"/>
+        </w:tabs>
+        <w:ind w:left="1440" w:hanging="360"/>
+      </w:pPr>
+      <w:rPr>
+        <w:rFonts w:ascii="Courier New" w:hAnsi="Courier New" w:hint="default"/>
+        <w:sz w:val="20"/>
+      </w:rPr>
+    </w:lvl>
+    <w:lvl w:ilvl="2" w:tentative="1">
+      <w:start w:val="1"/>
+      <w:numFmt w:val="bullet"/>
+      <w:lvlText w:val=""/>
+      <w:lvlJc w:val="left"/>
+      <w:pPr>
+        <w:tabs>
+          <w:tab w:val="num" w:pos="2160"/>
+        </w:tabs>
+        <w:ind w:left="2160" w:hanging="360"/>
+      </w:pPr>
+      <w:rPr>
+        <w:rFonts w:ascii="Wingdings" w:hAnsi="Wingdings" w:hint="default"/>
+        <w:sz w:val="20"/>
+      </w:rPr>
+    </w:lvl>
+    <w:lvl w:ilvl="3" w:tentative="1">
+      <w:start w:val="1"/>
+      <w:numFmt w:val="bullet"/>
+      <w:lvlText w:val=""/>
+      <w:lvlJc w:val="left"/>
+      <w:pPr>
+        <w:tabs>
+          <w:tab w:val="num" w:pos="2880"/>
+        </w:tabs>
+        <w:ind w:left="2880" w:hanging="360"/>
+      </w:pPr>
+      <w:rPr>
+        <w:rFonts w:ascii="Wingdings" w:hAnsi="Wingdings" w:hint="default"/>
+        <w:sz w:val="20"/>
+      </w:rPr>
+    </w:lvl>
+    <w:lvl w:ilvl="4" w:tentative="1">
+      <w:start w:val="1"/>
+      <w:numFmt w:val="bullet"/>
+      <w:lvlText w:val=""/>
+      <w:lvlJc w:val="left"/>
+      <w:pPr>
+        <w:tabs>
+          <w:tab w:val="num" w:pos="3600"/>
+        </w:tabs>
+        <w:ind w:left="3600" w:hanging="360"/>
+      </w:pPr>
+      <w:rPr>
+        <w:rFonts w:ascii="Wingdings" w:hAnsi="Wingdings" w:hint="default"/>
+        <w:sz w:val="20"/>
+      </w:rPr>
+    </w:lvl>
+    <w:lvl w:ilvl="5" w:tentative="1">
+      <w:start w:val="1"/>
+      <w:numFmt w:val="bullet"/>
+      <w:lvlText w:val=""/>
+      <w:lvlJc w:val="left"/>
+      <w:pPr>
+        <w:tabs>
+          <w:tab w:val="num" w:pos="4320"/>
+        </w:tabs>
+        <w:ind w:left="4320" w:hanging="360"/>
+      </w:pPr>
+      <w:rPr>
+        <w:rFonts w:ascii="Wingdings" w:hAnsi="Wingdings" w:hint="default"/>
+        <w:sz w:val="20"/>
+      </w:rPr>
+    </w:lvl>
+    <w:lvl w:ilvl="6" w:tentative="1">
+      <w:start w:val="1"/>
+      <w:numFmt w:val="bullet"/>
+      <w:lvlText w:val=""/>
+      <w:lvlJc w:val="left"/>
+      <w:pPr>
+        <w:tabs>
+          <w:tab w:val="num" w:pos="5040"/>
+        </w:tabs>
+        <w:ind w:left="5040" w:hanging="360"/>
+      </w:pPr>
+      <w:rPr>
+        <w:rFonts w:ascii="Wingdings" w:hAnsi="Wingdings" w:hint="default"/>
+        <w:sz w:val="20"/>
+      </w:rPr>
+    </w:lvl>
+    <w:lvl w:ilvl="7" w:tentative="1">
+      <w:start w:val="1"/>
+      <w:numFmt w:val="bullet"/>
+      <w:lvlText w:val=""/>
+      <w:lvlJc w:val="left"/>
+      <w:pPr>
+        <w:tabs>
+          <w:tab w:val="num" w:pos="5760"/>
+        </w:tabs>
+        <w:ind w:left="5760" w:hanging="360"/>
+      </w:pPr>
+      <w:rPr>
+        <w:rFonts w:ascii="Wingdings" w:hAnsi="Wingdings" w:hint="default"/>
+        <w:sz w:val="20"/>
+      </w:rPr>
+    </w:lvl>
+    <w:lvl w:ilvl="8" w:tentative="1">
+      <w:start w:val="1"/>
+      <w:numFmt w:val="bullet"/>
+      <w:lvlText w:val=""/>
+      <w:lvlJc w:val="left"/>
+      <w:pPr>
+        <w:tabs>
+          <w:tab w:val="num" w:pos="6480"/>
+        </w:tabs>
+        <w:ind w:left="6480" w:hanging="360"/>
+      </w:pPr>
+      <w:rPr>
+        <w:rFonts w:ascii="Wingdings" w:hAnsi="Wingdings" w:hint="default"/>
+        <w:sz w:val="20"/>
+      </w:rPr>
+    </w:lvl>
+  </w:abstractNum>
+  <w:abstractNum w:abstractNumId="25" w15:restartNumberingAfterBreak="0">
     <w:nsid w:val="5BD94CEF"/>
     <w:multiLevelType w:val="hybridMultilevel"/>
     <w:tmpl w:val="78328A1E"/>
@@ -5410,7 +8114,7 @@
       </w:rPr>
     </w:lvl>
   </w:abstractNum>
-  <w:abstractNum w:abstractNumId="12" w15:restartNumberingAfterBreak="0">
+  <w:abstractNum w:abstractNumId="26" w15:restartNumberingAfterBreak="0">
     <w:nsid w:val="63B559C8"/>
     <w:multiLevelType w:val="singleLevel"/>
     <w:tmpl w:val="C6FC481C"/>
@@ -5431,7 +8135,7 @@
       </w:rPr>
     </w:lvl>
   </w:abstractNum>
-  <w:abstractNum w:abstractNumId="13" w15:restartNumberingAfterBreak="0">
+  <w:abstractNum w:abstractNumId="27" w15:restartNumberingAfterBreak="0">
     <w:nsid w:val="64851C2A"/>
     <w:multiLevelType w:val="multilevel"/>
     <w:tmpl w:val="8564F330"/>
@@ -5588,7 +8292,7 @@
       </w:rPr>
     </w:lvl>
   </w:abstractNum>
-  <w:abstractNum w:abstractNumId="14" w15:restartNumberingAfterBreak="0">
+  <w:abstractNum w:abstractNumId="28" w15:restartNumberingAfterBreak="0">
     <w:nsid w:val="6857255B"/>
     <w:multiLevelType w:val="singleLevel"/>
     <w:tmpl w:val="0C0A0001"/>
@@ -5608,7 +8312,156 @@
       </w:rPr>
     </w:lvl>
   </w:abstractNum>
-  <w:abstractNum w:abstractNumId="15" w15:restartNumberingAfterBreak="0">
+  <w:abstractNum w:abstractNumId="29" w15:restartNumberingAfterBreak="0">
+    <w:nsid w:val="71B164DD"/>
+    <w:multiLevelType w:val="multilevel"/>
+    <w:tmpl w:val="58B0CD90"/>
+    <w:lvl w:ilvl="0">
+      <w:start w:val="1"/>
+      <w:numFmt w:val="bullet"/>
+      <w:lvlText w:val=""/>
+      <w:lvlJc w:val="left"/>
+      <w:pPr>
+        <w:tabs>
+          <w:tab w:val="num" w:pos="720"/>
+        </w:tabs>
+        <w:ind w:left="720" w:hanging="360"/>
+      </w:pPr>
+      <w:rPr>
+        <w:rFonts w:ascii="Symbol" w:hAnsi="Symbol" w:hint="default"/>
+        <w:sz w:val="20"/>
+      </w:rPr>
+    </w:lvl>
+    <w:lvl w:ilvl="1" w:tentative="1">
+      <w:start w:val="1"/>
+      <w:numFmt w:val="bullet"/>
+      <w:lvlText w:val="o"/>
+      <w:lvlJc w:val="left"/>
+      <w:pPr>
+        <w:tabs>
+          <w:tab w:val="num" w:pos="1440"/>
+        </w:tabs>
+        <w:ind w:left="1440" w:hanging="360"/>
+      </w:pPr>
+      <w:rPr>
+        <w:rFonts w:ascii="Courier New" w:hAnsi="Courier New" w:hint="default"/>
+        <w:sz w:val="20"/>
+      </w:rPr>
+    </w:lvl>
+    <w:lvl w:ilvl="2" w:tentative="1">
+      <w:start w:val="1"/>
+      <w:numFmt w:val="bullet"/>
+      <w:lvlText w:val=""/>
+      <w:lvlJc w:val="left"/>
+      <w:pPr>
+        <w:tabs>
+          <w:tab w:val="num" w:pos="2160"/>
+        </w:tabs>
+        <w:ind w:left="2160" w:hanging="360"/>
+      </w:pPr>
+      <w:rPr>
+        <w:rFonts w:ascii="Wingdings" w:hAnsi="Wingdings" w:hint="default"/>
+        <w:sz w:val="20"/>
+      </w:rPr>
+    </w:lvl>
+    <w:lvl w:ilvl="3" w:tentative="1">
+      <w:start w:val="1"/>
+      <w:numFmt w:val="bullet"/>
+      <w:lvlText w:val=""/>
+      <w:lvlJc w:val="left"/>
+      <w:pPr>
+        <w:tabs>
+          <w:tab w:val="num" w:pos="2880"/>
+        </w:tabs>
+        <w:ind w:left="2880" w:hanging="360"/>
+      </w:pPr>
+      <w:rPr>
+        <w:rFonts w:ascii="Wingdings" w:hAnsi="Wingdings" w:hint="default"/>
+        <w:sz w:val="20"/>
+      </w:rPr>
+    </w:lvl>
+    <w:lvl w:ilvl="4" w:tentative="1">
+      <w:start w:val="1"/>
+      <w:numFmt w:val="bullet"/>
+      <w:lvlText w:val=""/>
+      <w:lvlJc w:val="left"/>
+      <w:pPr>
+        <w:tabs>
+          <w:tab w:val="num" w:pos="3600"/>
+        </w:tabs>
+        <w:ind w:left="3600" w:hanging="360"/>
+      </w:pPr>
+      <w:rPr>
+        <w:rFonts w:ascii="Wingdings" w:hAnsi="Wingdings" w:hint="default"/>
+        <w:sz w:val="20"/>
+      </w:rPr>
+    </w:lvl>
+    <w:lvl w:ilvl="5" w:tentative="1">
+      <w:start w:val="1"/>
+      <w:numFmt w:val="bullet"/>
+      <w:lvlText w:val=""/>
+      <w:lvlJc w:val="left"/>
+      <w:pPr>
+        <w:tabs>
+          <w:tab w:val="num" w:pos="4320"/>
+        </w:tabs>
+        <w:ind w:left="4320" w:hanging="360"/>
+      </w:pPr>
+      <w:rPr>
+        <w:rFonts w:ascii="Wingdings" w:hAnsi="Wingdings" w:hint="default"/>
+        <w:sz w:val="20"/>
+      </w:rPr>
+    </w:lvl>
+    <w:lvl w:ilvl="6" w:tentative="1">
+      <w:start w:val="1"/>
+      <w:numFmt w:val="bullet"/>
+      <w:lvlText w:val=""/>
+      <w:lvlJc w:val="left"/>
+      <w:pPr>
+        <w:tabs>
+          <w:tab w:val="num" w:pos="5040"/>
+        </w:tabs>
+        <w:ind w:left="5040" w:hanging="360"/>
+      </w:pPr>
+      <w:rPr>
+        <w:rFonts w:ascii="Wingdings" w:hAnsi="Wingdings" w:hint="default"/>
+        <w:sz w:val="20"/>
+      </w:rPr>
+    </w:lvl>
+    <w:lvl w:ilvl="7" w:tentative="1">
+      <w:start w:val="1"/>
+      <w:numFmt w:val="bullet"/>
+      <w:lvlText w:val=""/>
+      <w:lvlJc w:val="left"/>
+      <w:pPr>
+        <w:tabs>
+          <w:tab w:val="num" w:pos="5760"/>
+        </w:tabs>
+        <w:ind w:left="5760" w:hanging="360"/>
+      </w:pPr>
+      <w:rPr>
+        <w:rFonts w:ascii="Wingdings" w:hAnsi="Wingdings" w:hint="default"/>
+        <w:sz w:val="20"/>
+      </w:rPr>
+    </w:lvl>
+    <w:lvl w:ilvl="8" w:tentative="1">
+      <w:start w:val="1"/>
+      <w:numFmt w:val="bullet"/>
+      <w:lvlText w:val=""/>
+      <w:lvlJc w:val="left"/>
+      <w:pPr>
+        <w:tabs>
+          <w:tab w:val="num" w:pos="6480"/>
+        </w:tabs>
+        <w:ind w:left="6480" w:hanging="360"/>
+      </w:pPr>
+      <w:rPr>
+        <w:rFonts w:ascii="Wingdings" w:hAnsi="Wingdings" w:hint="default"/>
+        <w:sz w:val="20"/>
+      </w:rPr>
+    </w:lvl>
+  </w:abstractNum>
+  <w:abstractNum w:abstractNumId="30" w15:restartNumberingAfterBreak="0">
     <w:nsid w:val="71DC5AB2"/>
     <w:multiLevelType w:val="multilevel"/>
     <w:tmpl w:val="61406104"/>
@@ -5724,7 +8577,269 @@
       </w:pPr>
     </w:lvl>
   </w:abstractNum>
-  <w:abstractNum w:abstractNumId="16" w15:restartNumberingAfterBreak="0">
+  <w:abstractNum w:abstractNumId="31" w15:restartNumberingAfterBreak="0">
+    <w:nsid w:val="759355B5"/>
+    <w:multiLevelType w:val="multilevel"/>
+    <w:tmpl w:val="7604E95A"/>
+    <w:lvl w:ilvl="0">
+      <w:start w:val="1"/>
+      <w:numFmt w:val="bullet"/>
+      <w:lvlText w:val=""/>
+      <w:lvlJc w:val="left"/>
+      <w:pPr>
+        <w:tabs>
+          <w:tab w:val="num" w:pos="720"/>
+        </w:tabs>
+        <w:ind w:left="720" w:hanging="360"/>
+      </w:pPr>
+      <w:rPr>
+        <w:rFonts w:ascii="Symbol" w:hAnsi="Symbol" w:hint="default"/>
+        <w:sz w:val="20"/>
+      </w:rPr>
+    </w:lvl>
+    <w:lvl w:ilvl="1" w:tentative="1">
+      <w:start w:val="1"/>
+      <w:numFmt w:val="bullet"/>
+      <w:lvlText w:val="o"/>
+      <w:lvlJc w:val="left"/>
+      <w:pPr>
+        <w:tabs>
+          <w:tab w:val="num" w:pos="1440"/>
+        </w:tabs>
+        <w:ind w:left="1440" w:hanging="360"/>
+      </w:pPr>
+      <w:rPr>
+        <w:rFonts w:ascii="Courier New" w:hAnsi="Courier New" w:hint="default"/>
+        <w:sz w:val="20"/>
+      </w:rPr>
+    </w:lvl>
+    <w:lvl w:ilvl="2" w:tentative="1">
+      <w:start w:val="1"/>
+      <w:numFmt w:val="bullet"/>
+      <w:lvlText w:val=""/>
+      <w:lvlJc w:val="left"/>
+      <w:pPr>
+        <w:tabs>
+          <w:tab w:val="num" w:pos="2160"/>
+        </w:tabs>
+        <w:ind w:left="2160" w:hanging="360"/>
+      </w:pPr>
+      <w:rPr>
+        <w:rFonts w:ascii="Wingdings" w:hAnsi="Wingdings" w:hint="default"/>
+        <w:sz w:val="20"/>
+      </w:rPr>
+    </w:lvl>
+    <w:lvl w:ilvl="3" w:tentative="1">
+      <w:start w:val="1"/>
+      <w:numFmt w:val="bullet"/>
+      <w:lvlText w:val=""/>
+      <w:lvlJc w:val="left"/>
+      <w:pPr>
+        <w:tabs>
+          <w:tab w:val="num" w:pos="2880"/>
+        </w:tabs>
+        <w:ind w:left="2880" w:hanging="360"/>
+      </w:pPr>
+      <w:rPr>
+        <w:rFonts w:ascii="Wingdings" w:hAnsi="Wingdings" w:hint="default"/>
+        <w:sz w:val="20"/>
+      </w:rPr>
+    </w:lvl>
+    <w:lvl w:ilvl="4" w:tentative="1">
+      <w:start w:val="1"/>
+      <w:numFmt w:val="bullet"/>
+      <w:lvlText w:val=""/>
+      <w:lvlJc w:val="left"/>
+      <w:pPr>
+        <w:tabs>
+          <w:tab w:val="num" w:pos="3600"/>
+        </w:tabs>
+        <w:ind w:left="3600" w:hanging="360"/>
+      </w:pPr>
+      <w:rPr>
+        <w:rFonts w:ascii="Wingdings" w:hAnsi="Wingdings" w:hint="default"/>
+        <w:sz w:val="20"/>
+      </w:rPr>
+    </w:lvl>
+    <w:lvl w:ilvl="5" w:tentative="1">
+      <w:start w:val="1"/>
+      <w:numFmt w:val="bullet"/>
+      <w:lvlText w:val=""/>
+      <w:lvlJc w:val="left"/>
+      <w:pPr>
+        <w:tabs>
+          <w:tab w:val="num" w:pos="4320"/>
+        </w:tabs>
+        <w:ind w:left="4320" w:hanging="360"/>
+      </w:pPr>
+      <w:rPr>
+        <w:rFonts w:ascii="Wingdings" w:hAnsi="Wingdings" w:hint="default"/>
+        <w:sz w:val="20"/>
+      </w:rPr>
+    </w:lvl>
+    <w:lvl w:ilvl="6" w:tentative="1">
+      <w:start w:val="1"/>
+      <w:numFmt w:val="bullet"/>
+      <w:lvlText w:val=""/>
+      <w:lvlJc w:val="left"/>
+      <w:pPr>
+        <w:tabs>
+          <w:tab w:val="num" w:pos="5040"/>
+        </w:tabs>
+        <w:ind w:left="5040" w:hanging="360"/>
+      </w:pPr>
+      <w:rPr>
+        <w:rFonts w:ascii="Wingdings" w:hAnsi="Wingdings" w:hint="default"/>
+        <w:sz w:val="20"/>
+      </w:rPr>
+    </w:lvl>
+    <w:lvl w:ilvl="7" w:tentative="1">
+      <w:start w:val="1"/>
+      <w:numFmt w:val="bullet"/>
+      <w:lvlText w:val=""/>
+      <w:lvlJc w:val="left"/>
+      <w:pPr>
+        <w:tabs>
+          <w:tab w:val="num" w:pos="5760"/>
+        </w:tabs>
+        <w:ind w:left="5760" w:hanging="360"/>
+      </w:pPr>
+      <w:rPr>
+        <w:rFonts w:ascii="Wingdings" w:hAnsi="Wingdings" w:hint="default"/>
+        <w:sz w:val="20"/>
+      </w:rPr>
+    </w:lvl>
+    <w:lvl w:ilvl="8" w:tentative="1">
+      <w:start w:val="1"/>
+      <w:numFmt w:val="bullet"/>
+      <w:lvlText w:val=""/>
+      <w:lvlJc w:val="left"/>
+      <w:pPr>
+        <w:tabs>
+          <w:tab w:val="num" w:pos="6480"/>
+        </w:tabs>
+        <w:ind w:left="6480" w:hanging="360"/>
+      </w:pPr>
+      <w:rPr>
+        <w:rFonts w:ascii="Wingdings" w:hAnsi="Wingdings" w:hint="default"/>
+        <w:sz w:val="20"/>
+      </w:rPr>
+    </w:lvl>
+  </w:abstractNum>
+  <w:abstractNum w:abstractNumId="32" w15:restartNumberingAfterBreak="0">
+    <w:nsid w:val="793130A6"/>
+    <w:multiLevelType w:val="hybridMultilevel"/>
+    <w:tmpl w:val="F64A0B30"/>
+    <w:lvl w:ilvl="0" w:tplc="300A0001">
+      <w:start w:val="1"/>
+      <w:numFmt w:val="bullet"/>
+      <w:lvlText w:val=""/>
+      <w:lvlJc w:val="left"/>
+      <w:pPr>
+        <w:ind w:left="720" w:hanging="360"/>
+      </w:pPr>
+      <w:rPr>
+        <w:rFonts w:ascii="Symbol" w:hAnsi="Symbol" w:hint="default"/>
+      </w:rPr>
+    </w:lvl>
+    <w:lvl w:ilvl="1" w:tplc="300A0003" w:tentative="1">
+      <w:start w:val="1"/>
+      <w:numFmt w:val="bullet"/>
+      <w:lvlText w:val="o"/>
+      <w:lvlJc w:val="left"/>
+      <w:pPr>
+        <w:ind w:left="1440" w:hanging="360"/>
+      </w:pPr>
+      <w:rPr>
+        <w:rFonts w:ascii="Courier New" w:hAnsi="Courier New" w:cs="Courier New" w:hint="default"/>
+      </w:rPr>
+    </w:lvl>
+    <w:lvl w:ilvl="2" w:tplc="300A0005" w:tentative="1">
+      <w:start w:val="1"/>
+      <w:numFmt w:val="bullet"/>
+      <w:lvlText w:val=""/>
+      <w:lvlJc w:val="left"/>
+      <w:pPr>
+        <w:ind w:left="2160" w:hanging="360"/>
+      </w:pPr>
+      <w:rPr>
+        <w:rFonts w:ascii="Wingdings" w:hAnsi="Wingdings" w:hint="default"/>
+      </w:rPr>
+    </w:lvl>
+    <w:lvl w:ilvl="3" w:tplc="300A0001" w:tentative="1">
+      <w:start w:val="1"/>
+      <w:numFmt w:val="bullet"/>
+      <w:lvlText w:val=""/>
+      <w:lvlJc w:val="left"/>
+      <w:pPr>
+        <w:ind w:left="2880" w:hanging="360"/>
+      </w:pPr>
+      <w:rPr>
+        <w:rFonts w:ascii="Symbol" w:hAnsi="Symbol" w:hint="default"/>
+      </w:rPr>
+    </w:lvl>
+    <w:lvl w:ilvl="4" w:tplc="300A0003" w:tentative="1">
+      <w:start w:val="1"/>
+      <w:numFmt w:val="bullet"/>
+      <w:lvlText w:val="o"/>
+      <w:lvlJc w:val="left"/>
+      <w:pPr>
+        <w:ind w:left="3600" w:hanging="360"/>
+      </w:pPr>
+      <w:rPr>
+        <w:rFonts w:ascii="Courier New" w:hAnsi="Courier New" w:cs="Courier New" w:hint="default"/>
+      </w:rPr>
+    </w:lvl>
+    <w:lvl w:ilvl="5" w:tplc="300A0005" w:tentative="1">
+      <w:start w:val="1"/>
+      <w:numFmt w:val="bullet"/>
+      <w:lvlText w:val=""/>
+      <w:lvlJc w:val="left"/>
+      <w:pPr>
+        <w:ind w:left="4320" w:hanging="360"/>
+      </w:pPr>
+      <w:rPr>
+        <w:rFonts w:ascii="Wingdings" w:hAnsi="Wingdings" w:hint="default"/>
+      </w:rPr>
+    </w:lvl>
+    <w:lvl w:ilvl="6" w:tplc="300A0001" w:tentative="1">
+      <w:start w:val="1"/>
+      <w:numFmt w:val="bullet"/>
+      <w:lvlText w:val=""/>
+      <w:lvlJc w:val="left"/>
+      <w:pPr>
+        <w:ind w:left="5040" w:hanging="360"/>
+      </w:pPr>
+      <w:rPr>
+        <w:rFonts w:ascii="Symbol" w:hAnsi="Symbol" w:hint="default"/>
+      </w:rPr>
+    </w:lvl>
+    <w:lvl w:ilvl="7" w:tplc="300A0003" w:tentative="1">
+      <w:start w:val="1"/>
+      <w:numFmt w:val="bullet"/>
+      <w:lvlText w:val="o"/>
+      <w:lvlJc w:val="left"/>
+      <w:pPr>
+        <w:ind w:left="5760" w:hanging="360"/>
+      </w:pPr>
+      <w:rPr>
+        <w:rFonts w:ascii="Courier New" w:hAnsi="Courier New" w:cs="Courier New" w:hint="default"/>
+      </w:rPr>
+    </w:lvl>
+    <w:lvl w:ilvl="8" w:tplc="300A0005" w:tentative="1">
+      <w:start w:val="1"/>
+      <w:numFmt w:val="bullet"/>
+      <w:lvlText w:val=""/>
+      <w:lvlJc w:val="left"/>
+      <w:pPr>
+        <w:ind w:left="6480" w:hanging="360"/>
+      </w:pPr>
+      <w:rPr>
+        <w:rFonts w:ascii="Wingdings" w:hAnsi="Wingdings" w:hint="default"/>
+      </w:rPr>
+    </w:lvl>
+  </w:abstractNum>
+  <w:abstractNum w:abstractNumId="33" w15:restartNumberingAfterBreak="0">
     <w:nsid w:val="798F4736"/>
     <w:multiLevelType w:val="hybridMultilevel"/>
     <w:tmpl w:val="3C96D610"/>
@@ -5864,7 +8979,156 @@
       </w:rPr>
     </w:lvl>
   </w:abstractNum>
-  <w:abstractNum w:abstractNumId="17" w15:restartNumberingAfterBreak="0">
+  <w:abstractNum w:abstractNumId="34" w15:restartNumberingAfterBreak="0">
+    <w:nsid w:val="7A4613A9"/>
+    <w:multiLevelType w:val="multilevel"/>
+    <w:tmpl w:val="CC0C6F00"/>
+    <w:lvl w:ilvl="0">
+      <w:start w:val="1"/>
+      <w:numFmt w:val="bullet"/>
+      <w:lvlText w:val=""/>
+      <w:lvlJc w:val="left"/>
+      <w:pPr>
+        <w:tabs>
+          <w:tab w:val="num" w:pos="720"/>
+        </w:tabs>
+        <w:ind w:left="720" w:hanging="360"/>
+      </w:pPr>
+      <w:rPr>
+        <w:rFonts w:ascii="Symbol" w:hAnsi="Symbol" w:hint="default"/>
+        <w:sz w:val="20"/>
+      </w:rPr>
+    </w:lvl>
+    <w:lvl w:ilvl="1" w:tentative="1">
+      <w:start w:val="1"/>
+      <w:numFmt w:val="bullet"/>
+      <w:lvlText w:val="o"/>
+      <w:lvlJc w:val="left"/>
+      <w:pPr>
+        <w:tabs>
+          <w:tab w:val="num" w:pos="1440"/>
+        </w:tabs>
+        <w:ind w:left="1440" w:hanging="360"/>
+      </w:pPr>
+      <w:rPr>
+        <w:rFonts w:ascii="Courier New" w:hAnsi="Courier New" w:hint="default"/>
+        <w:sz w:val="20"/>
+      </w:rPr>
+    </w:lvl>
+    <w:lvl w:ilvl="2" w:tentative="1">
+      <w:start w:val="1"/>
+      <w:numFmt w:val="bullet"/>
+      <w:lvlText w:val=""/>
+      <w:lvlJc w:val="left"/>
+      <w:pPr>
+        <w:tabs>
+          <w:tab w:val="num" w:pos="2160"/>
+        </w:tabs>
+        <w:ind w:left="2160" w:hanging="360"/>
+      </w:pPr>
+      <w:rPr>
+        <w:rFonts w:ascii="Wingdings" w:hAnsi="Wingdings" w:hint="default"/>
+        <w:sz w:val="20"/>
+      </w:rPr>
+    </w:lvl>
+    <w:lvl w:ilvl="3" w:tentative="1">
+      <w:start w:val="1"/>
+      <w:numFmt w:val="bullet"/>
+      <w:lvlText w:val=""/>
+      <w:lvlJc w:val="left"/>
+      <w:pPr>
+        <w:tabs>
+          <w:tab w:val="num" w:pos="2880"/>
+        </w:tabs>
+        <w:ind w:left="2880" w:hanging="360"/>
+      </w:pPr>
+      <w:rPr>
+        <w:rFonts w:ascii="Wingdings" w:hAnsi="Wingdings" w:hint="default"/>
+        <w:sz w:val="20"/>
+      </w:rPr>
+    </w:lvl>
+    <w:lvl w:ilvl="4" w:tentative="1">
+      <w:start w:val="1"/>
+      <w:numFmt w:val="bullet"/>
+      <w:lvlText w:val=""/>
+      <w:lvlJc w:val="left"/>
+      <w:pPr>
+        <w:tabs>
+          <w:tab w:val="num" w:pos="3600"/>
+        </w:tabs>
+        <w:ind w:left="3600" w:hanging="360"/>
+      </w:pPr>
+      <w:rPr>
+        <w:rFonts w:ascii="Wingdings" w:hAnsi="Wingdings" w:hint="default"/>
+        <w:sz w:val="20"/>
+      </w:rPr>
+    </w:lvl>
+    <w:lvl w:ilvl="5" w:tentative="1">
+      <w:start w:val="1"/>
+      <w:numFmt w:val="bullet"/>
+      <w:lvlText w:val=""/>
+      <w:lvlJc w:val="left"/>
+      <w:pPr>
+        <w:tabs>
+          <w:tab w:val="num" w:pos="4320"/>
+        </w:tabs>
+        <w:ind w:left="4320" w:hanging="360"/>
+      </w:pPr>
+      <w:rPr>
+        <w:rFonts w:ascii="Wingdings" w:hAnsi="Wingdings" w:hint="default"/>
+        <w:sz w:val="20"/>
+      </w:rPr>
+    </w:lvl>
+    <w:lvl w:ilvl="6" w:tentative="1">
+      <w:start w:val="1"/>
+      <w:numFmt w:val="bullet"/>
+      <w:lvlText w:val=""/>
+      <w:lvlJc w:val="left"/>
+      <w:pPr>
+        <w:tabs>
+          <w:tab w:val="num" w:pos="5040"/>
+        </w:tabs>
+        <w:ind w:left="5040" w:hanging="360"/>
+      </w:pPr>
+      <w:rPr>
+        <w:rFonts w:ascii="Wingdings" w:hAnsi="Wingdings" w:hint="default"/>
+        <w:sz w:val="20"/>
+      </w:rPr>
+    </w:lvl>
+    <w:lvl w:ilvl="7" w:tentative="1">
+      <w:start w:val="1"/>
+      <w:numFmt w:val="bullet"/>
+      <w:lvlText w:val=""/>
+      <w:lvlJc w:val="left"/>
+      <w:pPr>
+        <w:tabs>
+          <w:tab w:val="num" w:pos="5760"/>
+        </w:tabs>
+        <w:ind w:left="5760" w:hanging="360"/>
+      </w:pPr>
+      <w:rPr>
+        <w:rFonts w:ascii="Wingdings" w:hAnsi="Wingdings" w:hint="default"/>
+        <w:sz w:val="20"/>
+      </w:rPr>
+    </w:lvl>
+    <w:lvl w:ilvl="8" w:tentative="1">
+      <w:start w:val="1"/>
+      <w:numFmt w:val="bullet"/>
+      <w:lvlText w:val=""/>
+      <w:lvlJc w:val="left"/>
+      <w:pPr>
+        <w:tabs>
+          <w:tab w:val="num" w:pos="6480"/>
+        </w:tabs>
+        <w:ind w:left="6480" w:hanging="360"/>
+      </w:pPr>
+      <w:rPr>
+        <w:rFonts w:ascii="Wingdings" w:hAnsi="Wingdings" w:hint="default"/>
+        <w:sz w:val="20"/>
+      </w:rPr>
+    </w:lvl>
+  </w:abstractNum>
+  <w:abstractNum w:abstractNumId="35" w15:restartNumberingAfterBreak="0">
     <w:nsid w:val="7CF34E41"/>
     <w:multiLevelType w:val="singleLevel"/>
     <w:tmpl w:val="0C0A0001"/>
@@ -5900,31 +9164,31 @@
     <w:abstractNumId w:val="4"/>
   </w:num>
   <w:num w:numId="6">
-    <w:abstractNumId w:val="12"/>
+    <w:abstractNumId w:val="26"/>
   </w:num>
   <w:num w:numId="7">
-    <w:abstractNumId w:val="14"/>
+    <w:abstractNumId w:val="28"/>
   </w:num>
   <w:num w:numId="8">
-    <w:abstractNumId w:val="9"/>
+    <w:abstractNumId w:val="16"/>
   </w:num>
   <w:num w:numId="9">
-    <w:abstractNumId w:val="5"/>
+    <w:abstractNumId w:val="7"/>
   </w:num>
   <w:num w:numId="10">
-    <w:abstractNumId w:val="7"/>
+    <w:abstractNumId w:val="11"/>
   </w:num>
   <w:num w:numId="11">
-    <w:abstractNumId w:val="17"/>
+    <w:abstractNumId w:val="35"/>
   </w:num>
   <w:num w:numId="12">
-    <w:abstractNumId w:val="6"/>
+    <w:abstractNumId w:val="10"/>
   </w:num>
   <w:num w:numId="13">
-    <w:abstractNumId w:val="8"/>
+    <w:abstractNumId w:val="13"/>
   </w:num>
   <w:num w:numId="14">
-    <w:abstractNumId w:val="11"/>
+    <w:abstractNumId w:val="25"/>
   </w:num>
   <w:num w:numId="15">
     <w:abstractNumId w:val="0"/>
@@ -5960,19 +9224,73 @@
     <w:abstractNumId w:val="0"/>
   </w:num>
   <w:num w:numId="26">
-    <w:abstractNumId w:val="15"/>
+    <w:abstractNumId w:val="30"/>
   </w:num>
   <w:num w:numId="27">
-    <w:abstractNumId w:val="16"/>
+    <w:abstractNumId w:val="33"/>
   </w:num>
   <w:num w:numId="28">
-    <w:abstractNumId w:val="10"/>
+    <w:abstractNumId w:val="20"/>
   </w:num>
   <w:num w:numId="29">
     <w:abstractNumId w:val="0"/>
   </w:num>
   <w:num w:numId="30">
-    <w:abstractNumId w:val="13"/>
+    <w:abstractNumId w:val="27"/>
+  </w:num>
+  <w:num w:numId="31">
+    <w:abstractNumId w:val="23"/>
+  </w:num>
+  <w:num w:numId="32">
+    <w:abstractNumId w:val="8"/>
+  </w:num>
+  <w:num w:numId="33">
+    <w:abstractNumId w:val="22"/>
+  </w:num>
+  <w:num w:numId="34">
+    <w:abstractNumId w:val="5"/>
+  </w:num>
+  <w:num w:numId="35">
+    <w:abstractNumId w:val="12"/>
+  </w:num>
+  <w:num w:numId="36">
+    <w:abstractNumId w:val="34"/>
+  </w:num>
+  <w:num w:numId="37">
+    <w:abstractNumId w:val="29"/>
+  </w:num>
+  <w:num w:numId="38">
+    <w:abstractNumId w:val="19"/>
+  </w:num>
+  <w:num w:numId="39">
+    <w:abstractNumId w:val="24"/>
+  </w:num>
+  <w:num w:numId="40">
+    <w:abstractNumId w:val="17"/>
+  </w:num>
+  <w:num w:numId="41">
+    <w:abstractNumId w:val="9"/>
+  </w:num>
+  <w:num w:numId="42">
+    <w:abstractNumId w:val="18"/>
+  </w:num>
+  <w:num w:numId="43">
+    <w:abstractNumId w:val="15"/>
+  </w:num>
+  <w:num w:numId="44">
+    <w:abstractNumId w:val="14"/>
+  </w:num>
+  <w:num w:numId="45">
+    <w:abstractNumId w:val="6"/>
+  </w:num>
+  <w:num w:numId="46">
+    <w:abstractNumId w:val="31"/>
+  </w:num>
+  <w:num w:numId="47">
+    <w:abstractNumId w:val="21"/>
+  </w:num>
+  <w:num w:numId="48">
+    <w:abstractNumId w:val="32"/>
   </w:num>
 </w:numbering>
 </file>
@@ -6006,8 +9324,53 @@
     <w:lsdException w:name="Title" w:qFormat="1"/>
     <w:lsdException w:name="Subtitle" w:qFormat="1"/>
     <w:lsdException w:name="Hyperlink" w:uiPriority="99"/>
-    <w:lsdException w:name="Strong" w:qFormat="1"/>
+    <w:lsdException w:name="Strong" w:uiPriority="22" w:qFormat="1"/>
     <w:lsdException w:name="Emphasis" w:qFormat="1"/>
+    <w:lsdException w:name="Normal (Web)" w:uiPriority="99"/>
+    <w:lsdException w:name="Normal Table" w:semiHidden="1" w:unhideWhenUsed="1"/>
+    <w:lsdException w:name="Table Simple 1" w:semiHidden="1" w:unhideWhenUsed="1"/>
+    <w:lsdException w:name="Table Simple 2" w:semiHidden="1" w:unhideWhenUsed="1"/>
+    <w:lsdException w:name="Table Simple 3" w:semiHidden="1" w:unhideWhenUsed="1"/>
+    <w:lsdException w:name="Table Classic 1" w:semiHidden="1" w:unhideWhenUsed="1"/>
+    <w:lsdException w:name="Table Classic 2" w:semiHidden="1" w:unhideWhenUsed="1"/>
+    <w:lsdException w:name="Table Classic 3" w:semiHidden="1" w:unhideWhenUsed="1"/>
+    <w:lsdException w:name="Table Classic 4" w:semiHidden="1" w:unhideWhenUsed="1"/>
+    <w:lsdException w:name="Table Colorful 1" w:semiHidden="1" w:unhideWhenUsed="1"/>
+    <w:lsdException w:name="Table Colorful 2" w:semiHidden="1" w:unhideWhenUsed="1"/>
+    <w:lsdException w:name="Table Colorful 3" w:semiHidden="1" w:unhideWhenUsed="1"/>
+    <w:lsdException w:name="Table Columns 1" w:semiHidden="1" w:unhideWhenUsed="1"/>
+    <w:lsdException w:name="Table Columns 2" w:semiHidden="1" w:unhideWhenUsed="1"/>
+    <w:lsdException w:name="Table Columns 3" w:semiHidden="1" w:unhideWhenUsed="1"/>
+    <w:lsdException w:name="Table Columns 4" w:semiHidden="1" w:unhideWhenUsed="1"/>
+    <w:lsdException w:name="Table Columns 5" w:semiHidden="1" w:unhideWhenUsed="1"/>
+    <w:lsdException w:name="Table Grid 1" w:semiHidden="1" w:unhideWhenUsed="1"/>
+    <w:lsdException w:name="Table Grid 2" w:semiHidden="1" w:unhideWhenUsed="1"/>
+    <w:lsdException w:name="Table Grid 3" w:semiHidden="1" w:unhideWhenUsed="1"/>
+    <w:lsdException w:name="Table Grid 4" w:semiHidden="1" w:unhideWhenUsed="1"/>
+    <w:lsdException w:name="Table Grid 5" w:semiHidden="1" w:unhideWhenUsed="1"/>
+    <w:lsdException w:name="Table Grid 6" w:semiHidden="1" w:unhideWhenUsed="1"/>
+    <w:lsdException w:name="Table Grid 7" w:semiHidden="1" w:unhideWhenUsed="1"/>
+    <w:lsdException w:name="Table Grid 8" w:semiHidden="1" w:unhideWhenUsed="1"/>
+    <w:lsdException w:name="Table List 1" w:semiHidden="1" w:unhideWhenUsed="1"/>
+    <w:lsdException w:name="Table List 2" w:semiHidden="1" w:unhideWhenUsed="1"/>
+    <w:lsdException w:name="Table List 3" w:semiHidden="1" w:unhideWhenUsed="1"/>
+    <w:lsdException w:name="Table List 4" w:semiHidden="1" w:unhideWhenUsed="1"/>
+    <w:lsdException w:name="Table List 5" w:semiHidden="1" w:unhideWhenUsed="1"/>
+    <w:lsdException w:name="Table List 6" w:semiHidden="1" w:unhideWhenUsed="1"/>
+    <w:lsdException w:name="Table List 7" w:semiHidden="1" w:unhideWhenUsed="1"/>
+    <w:lsdException w:name="Table List 8" w:semiHidden="1" w:unhideWhenUsed="1"/>
+    <w:lsdException w:name="Table 3D effects 1" w:semiHidden="1" w:unhideWhenUsed="1"/>
+    <w:lsdException w:name="Table 3D effects 2" w:semiHidden="1" w:unhideWhenUsed="1"/>
+    <w:lsdException w:name="Table 3D effects 3" w:semiHidden="1" w:unhideWhenUsed="1"/>
+    <w:lsdException w:name="Table Contemporary" w:semiHidden="1" w:unhideWhenUsed="1"/>
+    <w:lsdException w:name="Table Elegant" w:semiHidden="1" w:unhideWhenUsed="1"/>
+    <w:lsdException w:name="Table Professional" w:semiHidden="1" w:unhideWhenUsed="1"/>
+    <w:lsdException w:name="Table Subtle 1" w:semiHidden="1" w:unhideWhenUsed="1"/>
+    <w:lsdException w:name="Table Subtle 2" w:semiHidden="1" w:unhideWhenUsed="1"/>
+    <w:lsdException w:name="Table Web 1" w:semiHidden="1" w:unhideWhenUsed="1"/>
+    <w:lsdException w:name="Table Web 2" w:semiHidden="1" w:unhideWhenUsed="1"/>
+    <w:lsdException w:name="Table Web 3" w:semiHidden="1" w:unhideWhenUsed="1"/>
+    <w:lsdException w:name="Table Theme" w:semiHidden="1" w:unhideWhenUsed="1"/>
     <w:lsdException w:name="Placeholder Text" w:semiHidden="1" w:uiPriority="99"/>
     <w:lsdException w:name="No Spacing" w:uiPriority="1" w:qFormat="1"/>
     <w:lsdException w:name="Light Shading" w:uiPriority="60"/>
@@ -6396,11 +9759,15 @@
   </w:style>
   <w:style w:type="character" w:default="1" w:styleId="Fuentedeprrafopredeter">
     <w:name w:val="Default Paragraph Font"/>
+    <w:uiPriority w:val="1"/>
     <w:semiHidden/>
+    <w:unhideWhenUsed/>
   </w:style>
   <w:style w:type="table" w:default="1" w:styleId="Tablanormal">
     <w:name w:val="Normal Table"/>
+    <w:uiPriority w:val="99"/>
     <w:semiHidden/>
+    <w:unhideWhenUsed/>
     <w:tblPr>
       <w:tblInd w:w="0" w:type="dxa"/>
       <w:tblCellMar>
@@ -6413,7 +9780,9 @@
   </w:style>
   <w:style w:type="numbering" w:default="1" w:styleId="Sinlista">
     <w:name w:val="No List"/>
+    <w:uiPriority w:val="99"/>
     <w:semiHidden/>
+    <w:unhideWhenUsed/>
   </w:style>
   <w:style w:type="character" w:customStyle="1" w:styleId="WW8Num2z0">
     <w:name w:val="WW8Num2z0"/>
@@ -6576,8 +9945,8 @@
       <w:rFonts w:cs="Tahoma"/>
     </w:rPr>
   </w:style>
-  <w:style w:type="paragraph" w:customStyle="1" w:styleId="Caption">
-    <w:name w:val="Caption"/>
+  <w:style w:type="paragraph" w:customStyle="1" w:styleId="Descripcin1">
+    <w:name w:val="Descripción1"/>
     <w:basedOn w:val="Normal"/>
     <w:pPr>
       <w:suppressLineNumbers/>
@@ -6656,7 +10025,7 @@
       <w:caps/>
     </w:rPr>
   </w:style>
-  <w:style w:type="paragraph" w:styleId="Puesto">
+  <w:style w:type="paragraph" w:customStyle="1" w:styleId="Puesto">
     <w:name w:val="Puesto"/>
     <w:basedOn w:val="Normal"/>
     <w:next w:val="Subttulo"/>
@@ -6930,6 +10299,45 @@
     <w:rPr>
       <w:rFonts w:ascii="Verdana" w:hAnsi="Verdana" w:cs="Arial"/>
       <w:lang w:val="es-ES" w:eastAsia="es-ES"/>
+    </w:rPr>
+  </w:style>
+  <w:style w:type="paragraph" w:styleId="Prrafodelista">
+    <w:name w:val="List Paragraph"/>
+    <w:basedOn w:val="Normal"/>
+    <w:uiPriority w:val="34"/>
+    <w:qFormat/>
+    <w:rsid w:val="008E0921"/>
+    <w:pPr>
+      <w:ind w:left="720"/>
+      <w:contextualSpacing/>
+    </w:pPr>
+  </w:style>
+  <w:style w:type="character" w:styleId="Textoennegrita">
+    <w:name w:val="Strong"/>
+    <w:basedOn w:val="Fuentedeprrafopredeter"/>
+    <w:uiPriority w:val="22"/>
+    <w:qFormat/>
+    <w:rsid w:val="008E0921"/>
+    <w:rPr>
+      <w:b/>
+      <w:bCs/>
+    </w:rPr>
+  </w:style>
+  <w:style w:type="paragraph" w:styleId="NormalWeb">
+    <w:name w:val="Normal (Web)"/>
+    <w:basedOn w:val="Normal"/>
+    <w:uiPriority w:val="99"/>
+    <w:unhideWhenUsed/>
+    <w:rsid w:val="008E0921"/>
+    <w:pPr>
+      <w:suppressAutoHyphens w:val="0"/>
+      <w:spacing w:before="100" w:beforeAutospacing="1" w:after="100" w:afterAutospacing="1"/>
+      <w:jc w:val="left"/>
+    </w:pPr>
+    <w:rPr>
+      <w:rFonts w:ascii="Times New Roman" w:hAnsi="Times New Roman"/>
+      <w:sz w:val="24"/>
+      <w:lang w:eastAsia="es-EC"/>
     </w:rPr>
   </w:style>
 </w:styles>

--- a/3.-DOCUMENTACION/4.-RQF_MesaPass/7.-Gestión de Consumos/RFN17_RegistrarConsumoEmpleado.docx
+++ b/3.-DOCUMENTACION/4.-RQF_MesaPass/7.-Gestión de Consumos/RFN17_RegistrarConsumoEmpleado.docx
@@ -1,6 +1,6 @@
 
 <file path=word/document.xml><?xml version="1.0" encoding="utf-8"?>
-<w:document xmlns:wpc="http://schemas.microsoft.com/office/word/2010/wordprocessingCanvas" xmlns:cx="http://schemas.microsoft.com/office/drawing/2014/chartex" xmlns:cx1="http://schemas.microsoft.com/office/drawing/2015/9/8/chartex" xmlns:cx2="http://schemas.microsoft.com/office/drawing/2015/10/21/chartex" xmlns:cx3="http://schemas.microsoft.com/office/drawing/2016/5/9/chartex" xmlns:cx4="http://schemas.microsoft.com/office/drawing/2016/5/10/chartex" xmlns:cx5="http://schemas.microsoft.com/office/drawing/2016/5/11/chartex" xmlns:cx6="http://schemas.microsoft.com/office/drawing/2016/5/12/chartex" xmlns:cx7="http://schemas.microsoft.com/office/drawing/2016/5/13/chartex" xmlns:cx8="http://schemas.microsoft.com/office/drawing/2016/5/14/chartex" xmlns:mc="http://schemas.openxmlformats.org/markup-compatibility/2006" xmlns:aink="http://schemas.microsoft.com/office/drawing/2016/ink" xmlns:am3d="http://schemas.microsoft.com/office/drawing/2017/model3d" xmlns:o="urn:schemas-microsoft-com:office:office" xmlns:r="http://schemas.openxmlformats.org/officeDocument/2006/relationships" xmlns:m="http://schemas.openxmlformats.org/officeDocument/2006/math" xmlns:v="urn:schemas-microsoft-com:vml" xmlns:wp14="http://schemas.microsoft.com/office/word/2010/wordprocessingDrawing" xmlns:wp="http://schemas.openxmlformats.org/drawingml/2006/wordprocessingDrawing" xmlns:w10="urn:schemas-microsoft-com:office:word" xmlns:w="http://schemas.openxmlformats.org/wordprocessingml/2006/main" xmlns:w14="http://schemas.microsoft.com/office/word/2010/wordml" xmlns:w15="http://schemas.microsoft.com/office/word/2012/wordml" xmlns:w16cex="http://schemas.microsoft.com/office/word/2018/wordml/cex" xmlns:w16cid="http://schemas.microsoft.com/office/word/2016/wordml/cid" xmlns:w16="http://schemas.microsoft.com/office/word/2018/wordml" xmlns:w16sdtdh="http://schemas.microsoft.com/office/word/2020/wordml/sdtdatahash" xmlns:w16se="http://schemas.microsoft.com/office/word/2015/wordml/symex" xmlns:wpg="http://schemas.microsoft.com/office/word/2010/wordprocessingGroup" xmlns:wpi="http://schemas.microsoft.com/office/word/2010/wordprocessingInk" xmlns:wne="http://schemas.microsoft.com/office/word/2006/wordml" xmlns:wps="http://schemas.microsoft.com/office/word/2010/wordprocessingShape" mc:Ignorable="w14 w15 w16se w16cid w16 w16cex w16sdtdh wp14">
+<w:document xmlns:wpc="http://schemas.microsoft.com/office/word/2010/wordprocessingCanvas" xmlns:mc="http://schemas.openxmlformats.org/markup-compatibility/2006" xmlns:o="urn:schemas-microsoft-com:office:office" xmlns:r="http://schemas.openxmlformats.org/officeDocument/2006/relationships" xmlns:m="http://schemas.openxmlformats.org/officeDocument/2006/math" xmlns:v="urn:schemas-microsoft-com:vml" xmlns:wp14="http://schemas.microsoft.com/office/word/2010/wordprocessingDrawing" xmlns:wp="http://schemas.openxmlformats.org/drawingml/2006/wordprocessingDrawing" xmlns:w10="urn:schemas-microsoft-com:office:word" xmlns:w="http://schemas.openxmlformats.org/wordprocessingml/2006/main" xmlns:w14="http://schemas.microsoft.com/office/word/2010/wordml" xmlns:w15="http://schemas.microsoft.com/office/word/2012/wordml" xmlns:wpg="http://schemas.microsoft.com/office/word/2010/wordprocessingGroup" xmlns:wpi="http://schemas.microsoft.com/office/word/2010/wordprocessingInk" xmlns:wne="http://schemas.microsoft.com/office/word/2006/wordml" xmlns:wps="http://schemas.microsoft.com/office/word/2010/wordprocessingShape" mc:Ignorable="w14 w15 wp14">
   <w:background w:color="FFFFFF"/>
   <w:body>
     <w:p>
@@ -248,14 +248,6 @@
           <w:iCs/>
           <w:sz w:val="32"/>
         </w:rPr>
-        <w:fldChar w:fldCharType="separate"/>
-      </w:r>
-      <w:r>
-        <w:rPr>
-          <w:i/>
-          <w:iCs/>
-          <w:sz w:val="32"/>
-        </w:rPr>
         <w:fldChar w:fldCharType="end"/>
       </w:r>
     </w:p>
@@ -352,8 +344,7 @@
           <w:sz w:val="16"/>
         </w:rPr>
         <w:sectPr>
-          <w:headerReference w:type="default" r:id="rId7"/>
-          <w:footerReference w:type="default" r:id="rId8"/>
+          <w:footerReference w:type="default" r:id="rId7"/>
           <w:footnotePr>
             <w:pos w:val="beneathText"/>
           </w:footnotePr>
@@ -393,7 +384,7 @@
     </w:p>
     <w:p>
       <w:pPr>
-        <w:pStyle w:val="Puesto"/>
+        <w:pStyle w:val="Puesto1"/>
         <w:jc w:val="center"/>
         <w:rPr>
           <w:sz w:val="24"/>
@@ -1456,13 +1447,39 @@
     </w:p>
     <w:p/>
     <w:p/>
+    <w:p>
+      <w:pPr>
+        <w:rPr>
+          <w:color w:val="FF0000"/>
+        </w:rPr>
+      </w:pPr>
+    </w:p>
+    <w:p>
+      <w:pPr>
+        <w:rPr>
+          <w:color w:val="FF0000"/>
+        </w:rPr>
+      </w:pPr>
+      <w:r>
+        <w:rPr>
+          <w:color w:val="FF0000"/>
+        </w:rPr>
+        <w:t>Debe estar explicito</w:t>
+      </w:r>
+      <w:r>
+        <w:rPr>
+          <w:color w:val="FF0000"/>
+        </w:rPr>
+        <w:t xml:space="preserve"> que no hace, porque lo anterior ya es parte de la funcionalidad</w:t>
+      </w:r>
+      <w:bookmarkStart w:id="8" w:name="_GoBack"/>
+      <w:bookmarkEnd w:id="8"/>
+    </w:p>
     <w:p/>
     <w:p/>
     <w:p/>
     <w:p/>
     <w:p/>
-    <w:p/>
-    <w:p/>
     <w:p>
       <w:pPr>
         <w:pStyle w:val="Ttulo1"/>
@@ -1555,24 +1572,24 @@
           <w:tab w:val="left" w:pos="425"/>
         </w:tabs>
       </w:pPr>
-      <w:bookmarkStart w:id="8" w:name="_Toc430703060"/>
+      <w:bookmarkStart w:id="9" w:name="_Toc430703060"/>
       <w:r>
         <w:t>Detalle de la funcionalidad requerida del sistema</w:t>
       </w:r>
-      <w:bookmarkEnd w:id="8"/>
+      <w:bookmarkEnd w:id="9"/>
     </w:p>
     <w:p>
       <w:pPr>
         <w:pStyle w:val="Ttulo2"/>
       </w:pPr>
-      <w:bookmarkStart w:id="9" w:name="_Toc430703062"/>
+      <w:bookmarkStart w:id="10" w:name="_Toc430703062"/>
       <w:r>
         <w:t xml:space="preserve">Detalle de </w:t>
       </w:r>
       <w:r>
         <w:t>las Funciones</w:t>
       </w:r>
-      <w:bookmarkEnd w:id="9"/>
+      <w:bookmarkEnd w:id="10"/>
     </w:p>
     <w:p>
       <w:pPr>
@@ -2784,12 +2801,12 @@
         </w:rPr>
         <w:br w:type="page"/>
       </w:r>
-      <w:bookmarkStart w:id="10" w:name="_Toc430703065"/>
+      <w:bookmarkStart w:id="11" w:name="_Toc430703065"/>
       <w:r>
         <w:lastRenderedPageBreak/>
         <w:t>Firma de Participantes</w:t>
       </w:r>
-      <w:bookmarkEnd w:id="10"/>
+      <w:bookmarkEnd w:id="11"/>
     </w:p>
     <w:p>
       <w:pPr>
@@ -3982,8 +3999,8 @@
       </w:pPr>
     </w:p>
     <w:sectPr>
-      <w:headerReference w:type="default" r:id="rId9"/>
-      <w:footerReference w:type="default" r:id="rId10"/>
+      <w:headerReference w:type="default" r:id="rId8"/>
+      <w:footerReference w:type="default" r:id="rId9"/>
       <w:footnotePr>
         <w:pos w:val="beneathText"/>
       </w:footnotePr>
@@ -3998,7 +4015,7 @@
 </file>
 
 <file path=word/endnotes.xml><?xml version="1.0" encoding="utf-8"?>
-<w:endnotes xmlns:wpc="http://schemas.microsoft.com/office/word/2010/wordprocessingCanvas" xmlns:cx="http://schemas.microsoft.com/office/drawing/2014/chartex" xmlns:cx1="http://schemas.microsoft.com/office/drawing/2015/9/8/chartex" xmlns:cx2="http://schemas.microsoft.com/office/drawing/2015/10/21/chartex" xmlns:cx3="http://schemas.microsoft.com/office/drawing/2016/5/9/chartex" xmlns:cx4="http://schemas.microsoft.com/office/drawing/2016/5/10/chartex" xmlns:cx5="http://schemas.microsoft.com/office/drawing/2016/5/11/chartex" xmlns:cx6="http://schemas.microsoft.com/office/drawing/2016/5/12/chartex" xmlns:cx7="http://schemas.microsoft.com/office/drawing/2016/5/13/chartex" xmlns:cx8="http://schemas.microsoft.com/office/drawing/2016/5/14/chartex" xmlns:mc="http://schemas.openxmlformats.org/markup-compatibility/2006" xmlns:aink="http://schemas.microsoft.com/office/drawing/2016/ink" xmlns:am3d="http://schemas.microsoft.com/office/drawing/2017/model3d" xmlns:o="urn:schemas-microsoft-com:office:office" xmlns:r="http://schemas.openxmlformats.org/officeDocument/2006/relationships" xmlns:m="http://schemas.openxmlformats.org/officeDocument/2006/math" xmlns:v="urn:schemas-microsoft-com:vml" xmlns:wp14="http://schemas.microsoft.com/office/word/2010/wordprocessingDrawing" xmlns:wp="http://schemas.openxmlformats.org/drawingml/2006/wordprocessingDrawing" xmlns:w10="urn:schemas-microsoft-com:office:word" xmlns:w="http://schemas.openxmlformats.org/wordprocessingml/2006/main" xmlns:w14="http://schemas.microsoft.com/office/word/2010/wordml" xmlns:w15="http://schemas.microsoft.com/office/word/2012/wordml" xmlns:w16cex="http://schemas.microsoft.com/office/word/2018/wordml/cex" xmlns:w16cid="http://schemas.microsoft.com/office/word/2016/wordml/cid" xmlns:w16="http://schemas.microsoft.com/office/word/2018/wordml" xmlns:w16sdtdh="http://schemas.microsoft.com/office/word/2020/wordml/sdtdatahash" xmlns:w16se="http://schemas.microsoft.com/office/word/2015/wordml/symex" xmlns:wpg="http://schemas.microsoft.com/office/word/2010/wordprocessingGroup" xmlns:wpi="http://schemas.microsoft.com/office/word/2010/wordprocessingInk" xmlns:wne="http://schemas.microsoft.com/office/word/2006/wordml" xmlns:wps="http://schemas.microsoft.com/office/word/2010/wordprocessingShape" mc:Ignorable="w14 w15 w16se w16cid w16 w16cex w16sdtdh wp14">
+<w:endnotes xmlns:wpc="http://schemas.microsoft.com/office/word/2010/wordprocessingCanvas" xmlns:mc="http://schemas.openxmlformats.org/markup-compatibility/2006" xmlns:o="urn:schemas-microsoft-com:office:office" xmlns:r="http://schemas.openxmlformats.org/officeDocument/2006/relationships" xmlns:m="http://schemas.openxmlformats.org/officeDocument/2006/math" xmlns:v="urn:schemas-microsoft-com:vml" xmlns:wp14="http://schemas.microsoft.com/office/word/2010/wordprocessingDrawing" xmlns:wp="http://schemas.openxmlformats.org/drawingml/2006/wordprocessingDrawing" xmlns:w10="urn:schemas-microsoft-com:office:word" xmlns:w="http://schemas.openxmlformats.org/wordprocessingml/2006/main" xmlns:w14="http://schemas.microsoft.com/office/word/2010/wordml" xmlns:w15="http://schemas.microsoft.com/office/word/2012/wordml" xmlns:wpg="http://schemas.microsoft.com/office/word/2010/wordprocessingGroup" xmlns:wpi="http://schemas.microsoft.com/office/word/2010/wordprocessingInk" xmlns:wne="http://schemas.microsoft.com/office/word/2006/wordml" xmlns:wps="http://schemas.microsoft.com/office/word/2010/wordprocessingShape" mc:Ignorable="w14 w15 wp14">
   <w:endnote w:type="separator" w:id="-1">
     <w:p>
       <w:r>
@@ -4017,7 +4034,7 @@
 </file>
 
 <file path=word/footer1.xml><?xml version="1.0" encoding="utf-8"?>
-<w:ftr xmlns:wpc="http://schemas.microsoft.com/office/word/2010/wordprocessingCanvas" xmlns:cx="http://schemas.microsoft.com/office/drawing/2014/chartex" xmlns:cx1="http://schemas.microsoft.com/office/drawing/2015/9/8/chartex" xmlns:cx2="http://schemas.microsoft.com/office/drawing/2015/10/21/chartex" xmlns:cx3="http://schemas.microsoft.com/office/drawing/2016/5/9/chartex" xmlns:cx4="http://schemas.microsoft.com/office/drawing/2016/5/10/chartex" xmlns:cx5="http://schemas.microsoft.com/office/drawing/2016/5/11/chartex" xmlns:cx6="http://schemas.microsoft.com/office/drawing/2016/5/12/chartex" xmlns:cx7="http://schemas.microsoft.com/office/drawing/2016/5/13/chartex" xmlns:cx8="http://schemas.microsoft.com/office/drawing/2016/5/14/chartex" xmlns:mc="http://schemas.openxmlformats.org/markup-compatibility/2006" xmlns:aink="http://schemas.microsoft.com/office/drawing/2016/ink" xmlns:am3d="http://schemas.microsoft.com/office/drawing/2017/model3d" xmlns:o="urn:schemas-microsoft-com:office:office" xmlns:r="http://schemas.openxmlformats.org/officeDocument/2006/relationships" xmlns:m="http://schemas.openxmlformats.org/officeDocument/2006/math" xmlns:v="urn:schemas-microsoft-com:vml" xmlns:wp14="http://schemas.microsoft.com/office/word/2010/wordprocessingDrawing" xmlns:wp="http://schemas.openxmlformats.org/drawingml/2006/wordprocessingDrawing" xmlns:w10="urn:schemas-microsoft-com:office:word" xmlns:w="http://schemas.openxmlformats.org/wordprocessingml/2006/main" xmlns:w14="http://schemas.microsoft.com/office/word/2010/wordml" xmlns:w15="http://schemas.microsoft.com/office/word/2012/wordml" xmlns:w16cex="http://schemas.microsoft.com/office/word/2018/wordml/cex" xmlns:w16cid="http://schemas.microsoft.com/office/word/2016/wordml/cid" xmlns:w16="http://schemas.microsoft.com/office/word/2018/wordml" xmlns:w16sdtdh="http://schemas.microsoft.com/office/word/2020/wordml/sdtdatahash" xmlns:w16se="http://schemas.microsoft.com/office/word/2015/wordml/symex" xmlns:wpg="http://schemas.microsoft.com/office/word/2010/wordprocessingGroup" xmlns:wpi="http://schemas.microsoft.com/office/word/2010/wordprocessingInk" xmlns:wne="http://schemas.microsoft.com/office/word/2006/wordml" xmlns:wps="http://schemas.microsoft.com/office/word/2010/wordprocessingShape" mc:Ignorable="w14 w15 w16se w16cid w16 w16cex w16sdtdh wp14">
+<w:ftr xmlns:wpc="http://schemas.microsoft.com/office/word/2010/wordprocessingCanvas" xmlns:mc="http://schemas.openxmlformats.org/markup-compatibility/2006" xmlns:o="urn:schemas-microsoft-com:office:office" xmlns:r="http://schemas.openxmlformats.org/officeDocument/2006/relationships" xmlns:m="http://schemas.openxmlformats.org/officeDocument/2006/math" xmlns:v="urn:schemas-microsoft-com:vml" xmlns:wp14="http://schemas.microsoft.com/office/word/2010/wordprocessingDrawing" xmlns:wp="http://schemas.openxmlformats.org/drawingml/2006/wordprocessingDrawing" xmlns:w10="urn:schemas-microsoft-com:office:word" xmlns:w="http://schemas.openxmlformats.org/wordprocessingml/2006/main" xmlns:w14="http://schemas.microsoft.com/office/word/2010/wordml" xmlns:w15="http://schemas.microsoft.com/office/word/2012/wordml" xmlns:wpg="http://schemas.microsoft.com/office/word/2010/wordprocessingGroup" xmlns:wpi="http://schemas.microsoft.com/office/word/2010/wordprocessingInk" xmlns:wne="http://schemas.microsoft.com/office/word/2006/wordml" xmlns:wps="http://schemas.microsoft.com/office/word/2010/wordprocessingShape" mc:Ignorable="w14 w15 wp14">
   <w:p>
     <w:pPr>
       <w:pStyle w:val="Piedepgina"/>
@@ -4099,7 +4116,7 @@
 </file>
 
 <file path=word/footer2.xml><?xml version="1.0" encoding="utf-8"?>
-<w:ftr xmlns:wpc="http://schemas.microsoft.com/office/word/2010/wordprocessingCanvas" xmlns:cx="http://schemas.microsoft.com/office/drawing/2014/chartex" xmlns:cx1="http://schemas.microsoft.com/office/drawing/2015/9/8/chartex" xmlns:cx2="http://schemas.microsoft.com/office/drawing/2015/10/21/chartex" xmlns:cx3="http://schemas.microsoft.com/office/drawing/2016/5/9/chartex" xmlns:cx4="http://schemas.microsoft.com/office/drawing/2016/5/10/chartex" xmlns:cx5="http://schemas.microsoft.com/office/drawing/2016/5/11/chartex" xmlns:cx6="http://schemas.microsoft.com/office/drawing/2016/5/12/chartex" xmlns:cx7="http://schemas.microsoft.com/office/drawing/2016/5/13/chartex" xmlns:cx8="http://schemas.microsoft.com/office/drawing/2016/5/14/chartex" xmlns:mc="http://schemas.openxmlformats.org/markup-compatibility/2006" xmlns:aink="http://schemas.microsoft.com/office/drawing/2016/ink" xmlns:am3d="http://schemas.microsoft.com/office/drawing/2017/model3d" xmlns:o="urn:schemas-microsoft-com:office:office" xmlns:r="http://schemas.openxmlformats.org/officeDocument/2006/relationships" xmlns:m="http://schemas.openxmlformats.org/officeDocument/2006/math" xmlns:v="urn:schemas-microsoft-com:vml" xmlns:wp14="http://schemas.microsoft.com/office/word/2010/wordprocessingDrawing" xmlns:wp="http://schemas.openxmlformats.org/drawingml/2006/wordprocessingDrawing" xmlns:w10="urn:schemas-microsoft-com:office:word" xmlns:w="http://schemas.openxmlformats.org/wordprocessingml/2006/main" xmlns:w14="http://schemas.microsoft.com/office/word/2010/wordml" xmlns:w15="http://schemas.microsoft.com/office/word/2012/wordml" xmlns:w16cex="http://schemas.microsoft.com/office/word/2018/wordml/cex" xmlns:w16cid="http://schemas.microsoft.com/office/word/2016/wordml/cid" xmlns:w16="http://schemas.microsoft.com/office/word/2018/wordml" xmlns:w16sdtdh="http://schemas.microsoft.com/office/word/2020/wordml/sdtdatahash" xmlns:w16se="http://schemas.microsoft.com/office/word/2015/wordml/symex" xmlns:wpg="http://schemas.microsoft.com/office/word/2010/wordprocessingGroup" xmlns:wpi="http://schemas.microsoft.com/office/word/2010/wordprocessingInk" xmlns:wne="http://schemas.microsoft.com/office/word/2006/wordml" xmlns:wps="http://schemas.microsoft.com/office/word/2010/wordprocessingShape" mc:Ignorable="w14 w15 w16se w16cid w16 w16cex w16sdtdh wp14">
+<w:ftr xmlns:wpc="http://schemas.microsoft.com/office/word/2010/wordprocessingCanvas" xmlns:mc="http://schemas.openxmlformats.org/markup-compatibility/2006" xmlns:o="urn:schemas-microsoft-com:office:office" xmlns:r="http://schemas.openxmlformats.org/officeDocument/2006/relationships" xmlns:m="http://schemas.openxmlformats.org/officeDocument/2006/math" xmlns:v="urn:schemas-microsoft-com:vml" xmlns:wp14="http://schemas.microsoft.com/office/word/2010/wordprocessingDrawing" xmlns:wp="http://schemas.openxmlformats.org/drawingml/2006/wordprocessingDrawing" xmlns:w10="urn:schemas-microsoft-com:office:word" xmlns:w="http://schemas.openxmlformats.org/wordprocessingml/2006/main" xmlns:w14="http://schemas.microsoft.com/office/word/2010/wordml" xmlns:w15="http://schemas.microsoft.com/office/word/2012/wordml" xmlns:wpg="http://schemas.microsoft.com/office/word/2010/wordprocessingGroup" xmlns:wpi="http://schemas.microsoft.com/office/word/2010/wordprocessingInk" xmlns:wne="http://schemas.microsoft.com/office/word/2006/wordml" xmlns:wps="http://schemas.microsoft.com/office/word/2010/wordprocessingShape" mc:Ignorable="w14 w15 wp14">
   <w:tbl>
     <w:tblPr>
       <w:tblW w:w="0" w:type="auto"/>
@@ -4216,7 +4233,7 @@
               <w:noProof/>
               <w:sz w:val="18"/>
             </w:rPr>
-            <w:t>4</w:t>
+            <w:t>6</w:t>
           </w:r>
           <w:r>
             <w:rPr>
@@ -4237,7 +4254,7 @@
 </file>
 
 <file path=word/footnotes.xml><?xml version="1.0" encoding="utf-8"?>
-<w:footnotes xmlns:wpc="http://schemas.microsoft.com/office/word/2010/wordprocessingCanvas" xmlns:cx="http://schemas.microsoft.com/office/drawing/2014/chartex" xmlns:cx1="http://schemas.microsoft.com/office/drawing/2015/9/8/chartex" xmlns:cx2="http://schemas.microsoft.com/office/drawing/2015/10/21/chartex" xmlns:cx3="http://schemas.microsoft.com/office/drawing/2016/5/9/chartex" xmlns:cx4="http://schemas.microsoft.com/office/drawing/2016/5/10/chartex" xmlns:cx5="http://schemas.microsoft.com/office/drawing/2016/5/11/chartex" xmlns:cx6="http://schemas.microsoft.com/office/drawing/2016/5/12/chartex" xmlns:cx7="http://schemas.microsoft.com/office/drawing/2016/5/13/chartex" xmlns:cx8="http://schemas.microsoft.com/office/drawing/2016/5/14/chartex" xmlns:mc="http://schemas.openxmlformats.org/markup-compatibility/2006" xmlns:aink="http://schemas.microsoft.com/office/drawing/2016/ink" xmlns:am3d="http://schemas.microsoft.com/office/drawing/2017/model3d" xmlns:o="urn:schemas-microsoft-com:office:office" xmlns:r="http://schemas.openxmlformats.org/officeDocument/2006/relationships" xmlns:m="http://schemas.openxmlformats.org/officeDocument/2006/math" xmlns:v="urn:schemas-microsoft-com:vml" xmlns:wp14="http://schemas.microsoft.com/office/word/2010/wordprocessingDrawing" xmlns:wp="http://schemas.openxmlformats.org/drawingml/2006/wordprocessingDrawing" xmlns:w10="urn:schemas-microsoft-com:office:word" xmlns:w="http://schemas.openxmlformats.org/wordprocessingml/2006/main" xmlns:w14="http://schemas.microsoft.com/office/word/2010/wordml" xmlns:w15="http://schemas.microsoft.com/office/word/2012/wordml" xmlns:w16cex="http://schemas.microsoft.com/office/word/2018/wordml/cex" xmlns:w16cid="http://schemas.microsoft.com/office/word/2016/wordml/cid" xmlns:w16="http://schemas.microsoft.com/office/word/2018/wordml" xmlns:w16sdtdh="http://schemas.microsoft.com/office/word/2020/wordml/sdtdatahash" xmlns:w16se="http://schemas.microsoft.com/office/word/2015/wordml/symex" xmlns:wpg="http://schemas.microsoft.com/office/word/2010/wordprocessingGroup" xmlns:wpi="http://schemas.microsoft.com/office/word/2010/wordprocessingInk" xmlns:wne="http://schemas.microsoft.com/office/word/2006/wordml" xmlns:wps="http://schemas.microsoft.com/office/word/2010/wordprocessingShape" mc:Ignorable="w14 w15 w16se w16cid w16 w16cex w16sdtdh wp14">
+<w:footnotes xmlns:wpc="http://schemas.microsoft.com/office/word/2010/wordprocessingCanvas" xmlns:mc="http://schemas.openxmlformats.org/markup-compatibility/2006" xmlns:o="urn:schemas-microsoft-com:office:office" xmlns:r="http://schemas.openxmlformats.org/officeDocument/2006/relationships" xmlns:m="http://schemas.openxmlformats.org/officeDocument/2006/math" xmlns:v="urn:schemas-microsoft-com:vml" xmlns:wp14="http://schemas.microsoft.com/office/word/2010/wordprocessingDrawing" xmlns:wp="http://schemas.openxmlformats.org/drawingml/2006/wordprocessingDrawing" xmlns:w10="urn:schemas-microsoft-com:office:word" xmlns:w="http://schemas.openxmlformats.org/wordprocessingml/2006/main" xmlns:w14="http://schemas.microsoft.com/office/word/2010/wordml" xmlns:w15="http://schemas.microsoft.com/office/word/2012/wordml" xmlns:wpg="http://schemas.microsoft.com/office/word/2010/wordprocessingGroup" xmlns:wpi="http://schemas.microsoft.com/office/word/2010/wordprocessingInk" xmlns:wne="http://schemas.microsoft.com/office/word/2006/wordml" xmlns:wps="http://schemas.microsoft.com/office/word/2010/wordprocessingShape" mc:Ignorable="w14 w15 wp14">
   <w:footnote w:type="separator" w:id="-1">
     <w:p>
       <w:r>
@@ -4256,74 +4273,7 @@
 </file>
 
 <file path=word/header1.xml><?xml version="1.0" encoding="utf-8"?>
-<w:hdr xmlns:wpc="http://schemas.microsoft.com/office/word/2010/wordprocessingCanvas" xmlns:cx="http://schemas.microsoft.com/office/drawing/2014/chartex" xmlns:cx1="http://schemas.microsoft.com/office/drawing/2015/9/8/chartex" xmlns:cx2="http://schemas.microsoft.com/office/drawing/2015/10/21/chartex" xmlns:cx3="http://schemas.microsoft.com/office/drawing/2016/5/9/chartex" xmlns:cx4="http://schemas.microsoft.com/office/drawing/2016/5/10/chartex" xmlns:cx5="http://schemas.microsoft.com/office/drawing/2016/5/11/chartex" xmlns:cx6="http://schemas.microsoft.com/office/drawing/2016/5/12/chartex" xmlns:cx7="http://schemas.microsoft.com/office/drawing/2016/5/13/chartex" xmlns:cx8="http://schemas.microsoft.com/office/drawing/2016/5/14/chartex" xmlns:mc="http://schemas.openxmlformats.org/markup-compatibility/2006" xmlns:aink="http://schemas.microsoft.com/office/drawing/2016/ink" xmlns:am3d="http://schemas.microsoft.com/office/drawing/2017/model3d" xmlns:o="urn:schemas-microsoft-com:office:office" xmlns:r="http://schemas.openxmlformats.org/officeDocument/2006/relationships" xmlns:m="http://schemas.openxmlformats.org/officeDocument/2006/math" xmlns:v="urn:schemas-microsoft-com:vml" xmlns:wp14="http://schemas.microsoft.com/office/word/2010/wordprocessingDrawing" xmlns:wp="http://schemas.openxmlformats.org/drawingml/2006/wordprocessingDrawing" xmlns:w10="urn:schemas-microsoft-com:office:word" xmlns:w="http://schemas.openxmlformats.org/wordprocessingml/2006/main" xmlns:w14="http://schemas.microsoft.com/office/word/2010/wordml" xmlns:w15="http://schemas.microsoft.com/office/word/2012/wordml" xmlns:w16cex="http://schemas.microsoft.com/office/word/2018/wordml/cex" xmlns:w16cid="http://schemas.microsoft.com/office/word/2016/wordml/cid" xmlns:w16="http://schemas.microsoft.com/office/word/2018/wordml" xmlns:w16sdtdh="http://schemas.microsoft.com/office/word/2020/wordml/sdtdatahash" xmlns:w16se="http://schemas.microsoft.com/office/word/2015/wordml/symex" xmlns:wpg="http://schemas.microsoft.com/office/word/2010/wordprocessingGroup" xmlns:wpi="http://schemas.microsoft.com/office/word/2010/wordprocessingInk" xmlns:wne="http://schemas.microsoft.com/office/word/2006/wordml" xmlns:wps="http://schemas.microsoft.com/office/word/2010/wordprocessingShape" mc:Ignorable="w14 w15 w16se w16cid w16 w16cex w16sdtdh wp14">
-  <w:p>
-    <w:pPr>
-      <w:pStyle w:val="Encabezado"/>
-    </w:pPr>
-    <w:r>
-      <w:rPr>
-        <w:rFonts w:ascii="Helvetica" w:hAnsi="Helvetica"/>
-        <w:noProof/>
-        <w:sz w:val="18"/>
-        <w:szCs w:val="18"/>
-        <w:lang w:val="es-ES" w:eastAsia="es-ES"/>
-      </w:rPr>
-      <w:drawing>
-        <wp:inline distT="0" distB="0" distL="0" distR="0" wp14:anchorId="37359670" wp14:editId="6EDF47BE">
-          <wp:extent cx="1428750" cy="676275"/>
-          <wp:effectExtent l="0" t="0" r="0" b="0"/>
-          <wp:docPr id="2" name="Imagen 6" descr="http://www.corteconstitucional.gov.ec/images/stories/gif/LOGO_FINAL.png"/>
-          <wp:cNvGraphicFramePr>
-            <a:graphicFrameLocks xmlns:a="http://schemas.openxmlformats.org/drawingml/2006/main" noChangeAspect="1"/>
-          </wp:cNvGraphicFramePr>
-          <a:graphic xmlns:a="http://schemas.openxmlformats.org/drawingml/2006/main">
-            <a:graphicData uri="http://schemas.openxmlformats.org/drawingml/2006/picture">
-              <pic:pic xmlns:pic="http://schemas.openxmlformats.org/drawingml/2006/picture">
-                <pic:nvPicPr>
-                  <pic:cNvPr id="0" name="Imagen 6" descr="http://www.corteconstitucional.gov.ec/images/stories/gif/LOGO_FINAL.png"/>
-                  <pic:cNvPicPr>
-                    <a:picLocks noChangeAspect="1" noChangeArrowheads="1"/>
-                  </pic:cNvPicPr>
-                </pic:nvPicPr>
-                <pic:blipFill>
-                  <a:blip r:embed="rId1">
-                    <a:extLst>
-                      <a:ext uri="{28A0092B-C50C-407E-A947-70E740481C1C}">
-                        <a14:useLocalDpi xmlns:a14="http://schemas.microsoft.com/office/drawing/2010/main" val="0"/>
-                      </a:ext>
-                    </a:extLst>
-                  </a:blip>
-                  <a:srcRect/>
-                  <a:stretch>
-                    <a:fillRect/>
-                  </a:stretch>
-                </pic:blipFill>
-                <pic:spPr bwMode="auto">
-                  <a:xfrm>
-                    <a:off x="0" y="0"/>
-                    <a:ext cx="1428750" cy="676275"/>
-                  </a:xfrm>
-                  <a:prstGeom prst="rect">
-                    <a:avLst/>
-                  </a:prstGeom>
-                  <a:noFill/>
-                  <a:ln>
-                    <a:noFill/>
-                  </a:ln>
-                </pic:spPr>
-              </pic:pic>
-            </a:graphicData>
-          </a:graphic>
-        </wp:inline>
-      </w:drawing>
-    </w:r>
-  </w:p>
-</w:hdr>
-</file>
-
-<file path=word/header2.xml><?xml version="1.0" encoding="utf-8"?>
-<w:hdr xmlns:wpc="http://schemas.microsoft.com/office/word/2010/wordprocessingCanvas" xmlns:cx="http://schemas.microsoft.com/office/drawing/2014/chartex" xmlns:cx1="http://schemas.microsoft.com/office/drawing/2015/9/8/chartex" xmlns:cx2="http://schemas.microsoft.com/office/drawing/2015/10/21/chartex" xmlns:cx3="http://schemas.microsoft.com/office/drawing/2016/5/9/chartex" xmlns:cx4="http://schemas.microsoft.com/office/drawing/2016/5/10/chartex" xmlns:cx5="http://schemas.microsoft.com/office/drawing/2016/5/11/chartex" xmlns:cx6="http://schemas.microsoft.com/office/drawing/2016/5/12/chartex" xmlns:cx7="http://schemas.microsoft.com/office/drawing/2016/5/13/chartex" xmlns:cx8="http://schemas.microsoft.com/office/drawing/2016/5/14/chartex" xmlns:mc="http://schemas.openxmlformats.org/markup-compatibility/2006" xmlns:aink="http://schemas.microsoft.com/office/drawing/2016/ink" xmlns:am3d="http://schemas.microsoft.com/office/drawing/2017/model3d" xmlns:o="urn:schemas-microsoft-com:office:office" xmlns:r="http://schemas.openxmlformats.org/officeDocument/2006/relationships" xmlns:m="http://schemas.openxmlformats.org/officeDocument/2006/math" xmlns:v="urn:schemas-microsoft-com:vml" xmlns:wp14="http://schemas.microsoft.com/office/word/2010/wordprocessingDrawing" xmlns:wp="http://schemas.openxmlformats.org/drawingml/2006/wordprocessingDrawing" xmlns:w10="urn:schemas-microsoft-com:office:word" xmlns:w="http://schemas.openxmlformats.org/wordprocessingml/2006/main" xmlns:w14="http://schemas.microsoft.com/office/word/2010/wordml" xmlns:w15="http://schemas.microsoft.com/office/word/2012/wordml" xmlns:w16cex="http://schemas.microsoft.com/office/word/2018/wordml/cex" xmlns:w16cid="http://schemas.microsoft.com/office/word/2016/wordml/cid" xmlns:w16="http://schemas.microsoft.com/office/word/2018/wordml" xmlns:w16sdtdh="http://schemas.microsoft.com/office/word/2020/wordml/sdtdatahash" xmlns:w16se="http://schemas.microsoft.com/office/word/2015/wordml/symex" xmlns:wpg="http://schemas.microsoft.com/office/word/2010/wordprocessingGroup" xmlns:wpi="http://schemas.microsoft.com/office/word/2010/wordprocessingInk" xmlns:wne="http://schemas.microsoft.com/office/word/2006/wordml" xmlns:wps="http://schemas.microsoft.com/office/word/2010/wordprocessingShape" mc:Ignorable="w14 w15 w16se w16cid w16 w16cex w16sdtdh wp14">
+<w:hdr xmlns:wpc="http://schemas.microsoft.com/office/word/2010/wordprocessingCanvas" xmlns:mc="http://schemas.openxmlformats.org/markup-compatibility/2006" xmlns:o="urn:schemas-microsoft-com:office:office" xmlns:r="http://schemas.openxmlformats.org/officeDocument/2006/relationships" xmlns:m="http://schemas.openxmlformats.org/officeDocument/2006/math" xmlns:v="urn:schemas-microsoft-com:vml" xmlns:wp14="http://schemas.microsoft.com/office/word/2010/wordprocessingDrawing" xmlns:wp="http://schemas.openxmlformats.org/drawingml/2006/wordprocessingDrawing" xmlns:w10="urn:schemas-microsoft-com:office:word" xmlns:w="http://schemas.openxmlformats.org/wordprocessingml/2006/main" xmlns:w14="http://schemas.microsoft.com/office/word/2010/wordml" xmlns:w15="http://schemas.microsoft.com/office/word/2012/wordml" xmlns:wpg="http://schemas.microsoft.com/office/word/2010/wordprocessingGroup" xmlns:wpi="http://schemas.microsoft.com/office/word/2010/wordprocessingInk" xmlns:wne="http://schemas.microsoft.com/office/word/2006/wordml" xmlns:wps="http://schemas.microsoft.com/office/word/2010/wordprocessingShape" mc:Ignorable="w14 w15 wp14">
   <w:tbl>
     <w:tblPr>
       <w:tblW w:w="10206" w:type="dxa"/>
@@ -4339,8 +4289,8 @@
       <w:tblLook w:val="04A0" w:firstRow="1" w:lastRow="0" w:firstColumn="1" w:lastColumn="0" w:noHBand="0" w:noVBand="1"/>
     </w:tblPr>
     <w:tblGrid>
-      <w:gridCol w:w="2466"/>
-      <w:gridCol w:w="6041"/>
+      <w:gridCol w:w="2465"/>
+      <w:gridCol w:w="6042"/>
       <w:gridCol w:w="1699"/>
     </w:tblGrid>
     <w:tr>
@@ -4367,63 +4317,6 @@
               <w:szCs w:val="28"/>
             </w:rPr>
           </w:pPr>
-          <w:r>
-            <w:rPr>
-              <w:rFonts w:ascii="Helvetica" w:hAnsi="Helvetica"/>
-              <w:noProof/>
-              <w:sz w:val="18"/>
-              <w:szCs w:val="18"/>
-              <w:lang w:val="es-ES" w:eastAsia="es-ES"/>
-            </w:rPr>
-            <w:drawing>
-              <wp:inline distT="0" distB="0" distL="0" distR="0" wp14:anchorId="6A5E1AC3" wp14:editId="2889F038">
-                <wp:extent cx="1428750" cy="676275"/>
-                <wp:effectExtent l="0" t="0" r="0" b="0"/>
-                <wp:docPr id="1" name="Imagen 6" descr="http://www.corteconstitucional.gov.ec/images/stories/gif/LOGO_FINAL.png"/>
-                <wp:cNvGraphicFramePr>
-                  <a:graphicFrameLocks xmlns:a="http://schemas.openxmlformats.org/drawingml/2006/main" noChangeAspect="1"/>
-                </wp:cNvGraphicFramePr>
-                <a:graphic xmlns:a="http://schemas.openxmlformats.org/drawingml/2006/main">
-                  <a:graphicData uri="http://schemas.openxmlformats.org/drawingml/2006/picture">
-                    <pic:pic xmlns:pic="http://schemas.openxmlformats.org/drawingml/2006/picture">
-                      <pic:nvPicPr>
-                        <pic:cNvPr id="0" name="Imagen 6" descr="http://www.corteconstitucional.gov.ec/images/stories/gif/LOGO_FINAL.png"/>
-                        <pic:cNvPicPr>
-                          <a:picLocks noChangeAspect="1" noChangeArrowheads="1"/>
-                        </pic:cNvPicPr>
-                      </pic:nvPicPr>
-                      <pic:blipFill>
-                        <a:blip r:embed="rId1">
-                          <a:extLst>
-                            <a:ext uri="{28A0092B-C50C-407E-A947-70E740481C1C}">
-                              <a14:useLocalDpi xmlns:a14="http://schemas.microsoft.com/office/drawing/2010/main" val="0"/>
-                            </a:ext>
-                          </a:extLst>
-                        </a:blip>
-                        <a:srcRect/>
-                        <a:stretch>
-                          <a:fillRect/>
-                        </a:stretch>
-                      </pic:blipFill>
-                      <pic:spPr bwMode="auto">
-                        <a:xfrm>
-                          <a:off x="0" y="0"/>
-                          <a:ext cx="1428750" cy="676275"/>
-                        </a:xfrm>
-                        <a:prstGeom prst="rect">
-                          <a:avLst/>
-                        </a:prstGeom>
-                        <a:noFill/>
-                        <a:ln>
-                          <a:noFill/>
-                        </a:ln>
-                      </pic:spPr>
-                    </pic:pic>
-                  </a:graphicData>
-                </a:graphic>
-              </wp:inline>
-            </w:drawing>
-          </w:r>
         </w:p>
       </w:tc>
       <w:tc>
@@ -4441,49 +4334,12 @@
         <w:p>
           <w:pPr>
             <w:pStyle w:val="Encabezado"/>
-            <w:snapToGrid w:val="0"/>
-            <w:jc w:val="center"/>
-            <w:rPr>
-              <w:rFonts w:cs="Arial"/>
-              <w:b/>
-              <w:color w:val="1F497D"/>
-              <w:spacing w:val="20"/>
-              <w:sz w:val="24"/>
-              <w:lang w:val="es-ES"/>
-            </w:rPr>
-          </w:pPr>
-          <w:r>
-            <w:rPr>
-              <w:rFonts w:cs="Arial"/>
-              <w:b/>
-              <w:color w:val="1F497D"/>
-              <w:spacing w:val="20"/>
-              <w:sz w:val="24"/>
-              <w:lang w:val="es-ES"/>
-            </w:rPr>
-            <w:t>CORTE CONSTITUCIONAL DEL ECUADOR</w:t>
-          </w:r>
-        </w:p>
-        <w:p>
-          <w:pPr>
-            <w:pStyle w:val="Encabezado"/>
             <w:jc w:val="center"/>
             <w:rPr>
               <w:rFonts w:cs="Arial"/>
               <w:lang w:val="es-ES"/>
             </w:rPr>
           </w:pPr>
-          <w:r>
-            <w:rPr>
-              <w:rFonts w:cs="Arial"/>
-              <w:b/>
-              <w:bCs/>
-              <w:color w:val="1F497D"/>
-              <w:spacing w:val="20"/>
-              <w:lang w:val="es-ES"/>
-            </w:rPr>
-            <w:t>DIRECCIÓN DE TECNOLOGÍA</w:t>
-          </w:r>
         </w:p>
       </w:tc>
     </w:tr>
@@ -4708,7 +4564,7 @@
               <w:sz w:val="18"/>
               <w:szCs w:val="18"/>
             </w:rPr>
-            <w:t>4</w:t>
+            <w:t>6</w:t>
           </w:r>
           <w:r>
             <w:rPr>
@@ -4763,7 +4619,7 @@
               <w:sz w:val="18"/>
               <w:szCs w:val="18"/>
             </w:rPr>
-            <w:t>5</w:t>
+            <w:t>7</w:t>
           </w:r>
           <w:r>
             <w:rPr>
@@ -4787,8 +4643,8 @@
 </file>
 
 <file path=word/numbering.xml><?xml version="1.0" encoding="utf-8"?>
-<w:numbering xmlns:wpc="http://schemas.microsoft.com/office/word/2010/wordprocessingCanvas" xmlns:cx="http://schemas.microsoft.com/office/drawing/2014/chartex" xmlns:cx1="http://schemas.microsoft.com/office/drawing/2015/9/8/chartex" xmlns:cx2="http://schemas.microsoft.com/office/drawing/2015/10/21/chartex" xmlns:cx3="http://schemas.microsoft.com/office/drawing/2016/5/9/chartex" xmlns:cx4="http://schemas.microsoft.com/office/drawing/2016/5/10/chartex" xmlns:cx5="http://schemas.microsoft.com/office/drawing/2016/5/11/chartex" xmlns:cx6="http://schemas.microsoft.com/office/drawing/2016/5/12/chartex" xmlns:cx7="http://schemas.microsoft.com/office/drawing/2016/5/13/chartex" xmlns:cx8="http://schemas.microsoft.com/office/drawing/2016/5/14/chartex" xmlns:mc="http://schemas.openxmlformats.org/markup-compatibility/2006" xmlns:aink="http://schemas.microsoft.com/office/drawing/2016/ink" xmlns:am3d="http://schemas.microsoft.com/office/drawing/2017/model3d" xmlns:o="urn:schemas-microsoft-com:office:office" xmlns:r="http://schemas.openxmlformats.org/officeDocument/2006/relationships" xmlns:m="http://schemas.openxmlformats.org/officeDocument/2006/math" xmlns:v="urn:schemas-microsoft-com:vml" xmlns:wp14="http://schemas.microsoft.com/office/word/2010/wordprocessingDrawing" xmlns:wp="http://schemas.openxmlformats.org/drawingml/2006/wordprocessingDrawing" xmlns:w10="urn:schemas-microsoft-com:office:word" xmlns:w="http://schemas.openxmlformats.org/wordprocessingml/2006/main" xmlns:w14="http://schemas.microsoft.com/office/word/2010/wordml" xmlns:w15="http://schemas.microsoft.com/office/word/2012/wordml" xmlns:w16cex="http://schemas.microsoft.com/office/word/2018/wordml/cex" xmlns:w16cid="http://schemas.microsoft.com/office/word/2016/wordml/cid" xmlns:w16="http://schemas.microsoft.com/office/word/2018/wordml" xmlns:w16sdtdh="http://schemas.microsoft.com/office/word/2020/wordml/sdtdatahash" xmlns:w16se="http://schemas.microsoft.com/office/word/2015/wordml/symex" xmlns:wpg="http://schemas.microsoft.com/office/word/2010/wordprocessingGroup" xmlns:wpi="http://schemas.microsoft.com/office/word/2010/wordprocessingInk" xmlns:wne="http://schemas.microsoft.com/office/word/2006/wordml" xmlns:wps="http://schemas.microsoft.com/office/word/2010/wordprocessingShape" mc:Ignorable="w14 w15 w16se w16cid w16 w16cex w16sdtdh wp14">
-  <w:abstractNum w:abstractNumId="0" w15:restartNumberingAfterBreak="0">
+<w:numbering xmlns:wpc="http://schemas.microsoft.com/office/word/2010/wordprocessingCanvas" xmlns:mc="http://schemas.openxmlformats.org/markup-compatibility/2006" xmlns:o="urn:schemas-microsoft-com:office:office" xmlns:r="http://schemas.openxmlformats.org/officeDocument/2006/relationships" xmlns:m="http://schemas.openxmlformats.org/officeDocument/2006/math" xmlns:v="urn:schemas-microsoft-com:vml" xmlns:wp14="http://schemas.microsoft.com/office/word/2010/wordprocessingDrawing" xmlns:wp="http://schemas.openxmlformats.org/drawingml/2006/wordprocessingDrawing" xmlns:w10="urn:schemas-microsoft-com:office:word" xmlns:w="http://schemas.openxmlformats.org/wordprocessingml/2006/main" xmlns:w14="http://schemas.microsoft.com/office/word/2010/wordml" xmlns:w15="http://schemas.microsoft.com/office/word/2012/wordml" xmlns:wpg="http://schemas.microsoft.com/office/word/2010/wordprocessingGroup" xmlns:wpi="http://schemas.microsoft.com/office/word/2010/wordprocessingInk" xmlns:wne="http://schemas.microsoft.com/office/word/2006/wordml" xmlns:wps="http://schemas.microsoft.com/office/word/2010/wordprocessingShape" mc:Ignorable="w14 w15 wp14">
+  <w:abstractNum w:abstractNumId="0">
     <w:nsid w:val="00000001"/>
     <w:multiLevelType w:val="multilevel"/>
     <w:tmpl w:val="00000001"/>
@@ -4907,7 +4763,7 @@
       </w:pPr>
     </w:lvl>
   </w:abstractNum>
-  <w:abstractNum w:abstractNumId="1" w15:restartNumberingAfterBreak="0">
+  <w:abstractNum w:abstractNumId="1">
     <w:nsid w:val="00000002"/>
     <w:multiLevelType w:val="multilevel"/>
     <w:tmpl w:val="00000002"/>
@@ -5065,7 +4921,7 @@
       </w:rPr>
     </w:lvl>
   </w:abstractNum>
-  <w:abstractNum w:abstractNumId="2" w15:restartNumberingAfterBreak="0">
+  <w:abstractNum w:abstractNumId="2">
     <w:nsid w:val="00000003"/>
     <w:multiLevelType w:val="multilevel"/>
     <w:tmpl w:val="00000003"/>
@@ -5223,7 +5079,7 @@
       </w:rPr>
     </w:lvl>
   </w:abstractNum>
-  <w:abstractNum w:abstractNumId="3" w15:restartNumberingAfterBreak="0">
+  <w:abstractNum w:abstractNumId="3">
     <w:nsid w:val="00000004"/>
     <w:multiLevelType w:val="multilevel"/>
     <w:tmpl w:val="00000004"/>
@@ -5381,7 +5237,7 @@
       </w:rPr>
     </w:lvl>
   </w:abstractNum>
-  <w:abstractNum w:abstractNumId="4" w15:restartNumberingAfterBreak="0">
+  <w:abstractNum w:abstractNumId="4">
     <w:nsid w:val="00000005"/>
     <w:multiLevelType w:val="multilevel"/>
     <w:tmpl w:val="00000005"/>
@@ -5495,7 +5351,7 @@
       </w:pPr>
     </w:lvl>
   </w:abstractNum>
-  <w:abstractNum w:abstractNumId="5" w15:restartNumberingAfterBreak="0">
+  <w:abstractNum w:abstractNumId="5">
     <w:nsid w:val="0B2C4F75"/>
     <w:multiLevelType w:val="hybridMultilevel"/>
     <w:tmpl w:val="FC364418"/>
@@ -5608,7 +5464,7 @@
       </w:rPr>
     </w:lvl>
   </w:abstractNum>
-  <w:abstractNum w:abstractNumId="6" w15:restartNumberingAfterBreak="0">
+  <w:abstractNum w:abstractNumId="6">
     <w:nsid w:val="0E237AFB"/>
     <w:multiLevelType w:val="multilevel"/>
     <w:tmpl w:val="95C4291E"/>
@@ -5757,7 +5613,7 @@
       </w:rPr>
     </w:lvl>
   </w:abstractNum>
-  <w:abstractNum w:abstractNumId="7" w15:restartNumberingAfterBreak="0">
+  <w:abstractNum w:abstractNumId="7">
     <w:nsid w:val="134A3A55"/>
     <w:multiLevelType w:val="singleLevel"/>
     <w:tmpl w:val="0C0A0001"/>
@@ -5777,7 +5633,7 @@
       </w:rPr>
     </w:lvl>
   </w:abstractNum>
-  <w:abstractNum w:abstractNumId="8" w15:restartNumberingAfterBreak="0">
+  <w:abstractNum w:abstractNumId="8">
     <w:nsid w:val="1409507B"/>
     <w:multiLevelType w:val="hybridMultilevel"/>
     <w:tmpl w:val="64FED16E"/>
@@ -5890,7 +5746,7 @@
       </w:rPr>
     </w:lvl>
   </w:abstractNum>
-  <w:abstractNum w:abstractNumId="9" w15:restartNumberingAfterBreak="0">
+  <w:abstractNum w:abstractNumId="9">
     <w:nsid w:val="175A01C9"/>
     <w:multiLevelType w:val="multilevel"/>
     <w:tmpl w:val="33440418"/>
@@ -6039,7 +5895,7 @@
       </w:rPr>
     </w:lvl>
   </w:abstractNum>
-  <w:abstractNum w:abstractNumId="10" w15:restartNumberingAfterBreak="0">
+  <w:abstractNum w:abstractNumId="10">
     <w:nsid w:val="1BDF01BE"/>
     <w:multiLevelType w:val="hybridMultilevel"/>
     <w:tmpl w:val="147E7292"/>
@@ -6157,7 +6013,7 @@
       </w:pPr>
     </w:lvl>
   </w:abstractNum>
-  <w:abstractNum w:abstractNumId="11" w15:restartNumberingAfterBreak="0">
+  <w:abstractNum w:abstractNumId="11">
     <w:nsid w:val="1DE33B45"/>
     <w:multiLevelType w:val="multilevel"/>
     <w:tmpl w:val="B860F174"/>
@@ -6314,7 +6170,7 @@
       </w:rPr>
     </w:lvl>
   </w:abstractNum>
-  <w:abstractNum w:abstractNumId="12" w15:restartNumberingAfterBreak="0">
+  <w:abstractNum w:abstractNumId="12">
     <w:nsid w:val="2030108E"/>
     <w:multiLevelType w:val="hybridMultilevel"/>
     <w:tmpl w:val="A7B07AE2"/>
@@ -6427,7 +6283,7 @@
       </w:rPr>
     </w:lvl>
   </w:abstractNum>
-  <w:abstractNum w:abstractNumId="13" w15:restartNumberingAfterBreak="0">
+  <w:abstractNum w:abstractNumId="13">
     <w:nsid w:val="237D3816"/>
     <w:multiLevelType w:val="hybridMultilevel"/>
     <w:tmpl w:val="A61C1834"/>
@@ -6567,7 +6423,7 @@
       </w:rPr>
     </w:lvl>
   </w:abstractNum>
-  <w:abstractNum w:abstractNumId="14" w15:restartNumberingAfterBreak="0">
+  <w:abstractNum w:abstractNumId="14">
     <w:nsid w:val="32E41DDC"/>
     <w:multiLevelType w:val="multilevel"/>
     <w:tmpl w:val="54EEA936"/>
@@ -6716,7 +6572,7 @@
       </w:rPr>
     </w:lvl>
   </w:abstractNum>
-  <w:abstractNum w:abstractNumId="15" w15:restartNumberingAfterBreak="0">
+  <w:abstractNum w:abstractNumId="15">
     <w:nsid w:val="39AC4DB1"/>
     <w:multiLevelType w:val="multilevel"/>
     <w:tmpl w:val="7A54745C"/>
@@ -6865,7 +6721,7 @@
       </w:rPr>
     </w:lvl>
   </w:abstractNum>
-  <w:abstractNum w:abstractNumId="16" w15:restartNumberingAfterBreak="0">
+  <w:abstractNum w:abstractNumId="16">
     <w:nsid w:val="3E06322F"/>
     <w:multiLevelType w:val="singleLevel"/>
     <w:tmpl w:val="0C0A0001"/>
@@ -6885,7 +6741,7 @@
       </w:rPr>
     </w:lvl>
   </w:abstractNum>
-  <w:abstractNum w:abstractNumId="17" w15:restartNumberingAfterBreak="0">
+  <w:abstractNum w:abstractNumId="17">
     <w:nsid w:val="410B066A"/>
     <w:multiLevelType w:val="multilevel"/>
     <w:tmpl w:val="87E04220"/>
@@ -7034,7 +6890,7 @@
       </w:rPr>
     </w:lvl>
   </w:abstractNum>
-  <w:abstractNum w:abstractNumId="18" w15:restartNumberingAfterBreak="0">
+  <w:abstractNum w:abstractNumId="18">
     <w:nsid w:val="425734F6"/>
     <w:multiLevelType w:val="multilevel"/>
     <w:tmpl w:val="F990A42A"/>
@@ -7183,7 +7039,7 @@
       </w:rPr>
     </w:lvl>
   </w:abstractNum>
-  <w:abstractNum w:abstractNumId="19" w15:restartNumberingAfterBreak="0">
+  <w:abstractNum w:abstractNumId="19">
     <w:nsid w:val="51003006"/>
     <w:multiLevelType w:val="multilevel"/>
     <w:tmpl w:val="2A82070C"/>
@@ -7332,7 +7188,7 @@
       </w:rPr>
     </w:lvl>
   </w:abstractNum>
-  <w:abstractNum w:abstractNumId="20" w15:restartNumberingAfterBreak="0">
+  <w:abstractNum w:abstractNumId="20">
     <w:nsid w:val="5114237E"/>
     <w:multiLevelType w:val="hybridMultilevel"/>
     <w:tmpl w:val="1FB8491C"/>
@@ -7450,7 +7306,7 @@
       </w:pPr>
     </w:lvl>
   </w:abstractNum>
-  <w:abstractNum w:abstractNumId="21" w15:restartNumberingAfterBreak="0">
+  <w:abstractNum w:abstractNumId="21">
     <w:nsid w:val="52E96B19"/>
     <w:multiLevelType w:val="multilevel"/>
     <w:tmpl w:val="EE280820"/>
@@ -7599,7 +7455,7 @@
       </w:rPr>
     </w:lvl>
   </w:abstractNum>
-  <w:abstractNum w:abstractNumId="22" w15:restartNumberingAfterBreak="0">
+  <w:abstractNum w:abstractNumId="22">
     <w:nsid w:val="578B3EE1"/>
     <w:multiLevelType w:val="hybridMultilevel"/>
     <w:tmpl w:val="04766964"/>
@@ -7712,7 +7568,7 @@
       </w:rPr>
     </w:lvl>
   </w:abstractNum>
-  <w:abstractNum w:abstractNumId="23" w15:restartNumberingAfterBreak="0">
+  <w:abstractNum w:abstractNumId="23">
     <w:nsid w:val="5A566AF2"/>
     <w:multiLevelType w:val="hybridMultilevel"/>
     <w:tmpl w:val="313C1718"/>
@@ -7825,7 +7681,7 @@
       </w:rPr>
     </w:lvl>
   </w:abstractNum>
-  <w:abstractNum w:abstractNumId="24" w15:restartNumberingAfterBreak="0">
+  <w:abstractNum w:abstractNumId="24">
     <w:nsid w:val="5B7567FD"/>
     <w:multiLevelType w:val="multilevel"/>
     <w:tmpl w:val="45C60A90"/>
@@ -7974,7 +7830,7 @@
       </w:rPr>
     </w:lvl>
   </w:abstractNum>
-  <w:abstractNum w:abstractNumId="25" w15:restartNumberingAfterBreak="0">
+  <w:abstractNum w:abstractNumId="25">
     <w:nsid w:val="5BD94CEF"/>
     <w:multiLevelType w:val="hybridMultilevel"/>
     <w:tmpl w:val="78328A1E"/>
@@ -8114,7 +7970,7 @@
       </w:rPr>
     </w:lvl>
   </w:abstractNum>
-  <w:abstractNum w:abstractNumId="26" w15:restartNumberingAfterBreak="0">
+  <w:abstractNum w:abstractNumId="26">
     <w:nsid w:val="63B559C8"/>
     <w:multiLevelType w:val="singleLevel"/>
     <w:tmpl w:val="C6FC481C"/>
@@ -8135,7 +7991,7 @@
       </w:rPr>
     </w:lvl>
   </w:abstractNum>
-  <w:abstractNum w:abstractNumId="27" w15:restartNumberingAfterBreak="0">
+  <w:abstractNum w:abstractNumId="27">
     <w:nsid w:val="64851C2A"/>
     <w:multiLevelType w:val="multilevel"/>
     <w:tmpl w:val="8564F330"/>
@@ -8292,7 +8148,7 @@
       </w:rPr>
     </w:lvl>
   </w:abstractNum>
-  <w:abstractNum w:abstractNumId="28" w15:restartNumberingAfterBreak="0">
+  <w:abstractNum w:abstractNumId="28">
     <w:nsid w:val="6857255B"/>
     <w:multiLevelType w:val="singleLevel"/>
     <w:tmpl w:val="0C0A0001"/>
@@ -8312,7 +8168,7 @@
       </w:rPr>
     </w:lvl>
   </w:abstractNum>
-  <w:abstractNum w:abstractNumId="29" w15:restartNumberingAfterBreak="0">
+  <w:abstractNum w:abstractNumId="29">
     <w:nsid w:val="71B164DD"/>
     <w:multiLevelType w:val="multilevel"/>
     <w:tmpl w:val="58B0CD90"/>
@@ -8461,7 +8317,7 @@
       </w:rPr>
     </w:lvl>
   </w:abstractNum>
-  <w:abstractNum w:abstractNumId="30" w15:restartNumberingAfterBreak="0">
+  <w:abstractNum w:abstractNumId="30">
     <w:nsid w:val="71DC5AB2"/>
     <w:multiLevelType w:val="multilevel"/>
     <w:tmpl w:val="61406104"/>
@@ -8577,7 +8433,7 @@
       </w:pPr>
     </w:lvl>
   </w:abstractNum>
-  <w:abstractNum w:abstractNumId="31" w15:restartNumberingAfterBreak="0">
+  <w:abstractNum w:abstractNumId="31">
     <w:nsid w:val="759355B5"/>
     <w:multiLevelType w:val="multilevel"/>
     <w:tmpl w:val="7604E95A"/>
@@ -8726,7 +8582,7 @@
       </w:rPr>
     </w:lvl>
   </w:abstractNum>
-  <w:abstractNum w:abstractNumId="32" w15:restartNumberingAfterBreak="0">
+  <w:abstractNum w:abstractNumId="32">
     <w:nsid w:val="793130A6"/>
     <w:multiLevelType w:val="hybridMultilevel"/>
     <w:tmpl w:val="F64A0B30"/>
@@ -8839,7 +8695,7 @@
       </w:rPr>
     </w:lvl>
   </w:abstractNum>
-  <w:abstractNum w:abstractNumId="33" w15:restartNumberingAfterBreak="0">
+  <w:abstractNum w:abstractNumId="33">
     <w:nsid w:val="798F4736"/>
     <w:multiLevelType w:val="hybridMultilevel"/>
     <w:tmpl w:val="3C96D610"/>
@@ -8979,7 +8835,7 @@
       </w:rPr>
     </w:lvl>
   </w:abstractNum>
-  <w:abstractNum w:abstractNumId="34" w15:restartNumberingAfterBreak="0">
+  <w:abstractNum w:abstractNumId="34">
     <w:nsid w:val="7A4613A9"/>
     <w:multiLevelType w:val="multilevel"/>
     <w:tmpl w:val="CC0C6F00"/>
@@ -9128,7 +8984,7 @@
       </w:rPr>
     </w:lvl>
   </w:abstractNum>
-  <w:abstractNum w:abstractNumId="35" w15:restartNumberingAfterBreak="0">
+  <w:abstractNum w:abstractNumId="35">
     <w:nsid w:val="7CF34E41"/>
     <w:multiLevelType w:val="singleLevel"/>
     <w:tmpl w:val="0C0A0001"/>
@@ -9296,7 +9152,7 @@
 </file>
 
 <file path=word/styles.xml><?xml version="1.0" encoding="utf-8"?>
-<w:styles xmlns:mc="http://schemas.openxmlformats.org/markup-compatibility/2006" xmlns:r="http://schemas.openxmlformats.org/officeDocument/2006/relationships" xmlns:w="http://schemas.openxmlformats.org/wordprocessingml/2006/main" xmlns:w14="http://schemas.microsoft.com/office/word/2010/wordml" xmlns:w15="http://schemas.microsoft.com/office/word/2012/wordml" xmlns:w16cex="http://schemas.microsoft.com/office/word/2018/wordml/cex" xmlns:w16cid="http://schemas.microsoft.com/office/word/2016/wordml/cid" xmlns:w16="http://schemas.microsoft.com/office/word/2018/wordml" xmlns:w16sdtdh="http://schemas.microsoft.com/office/word/2020/wordml/sdtdatahash" xmlns:w16se="http://schemas.microsoft.com/office/word/2015/wordml/symex" mc:Ignorable="w14 w15 w16se w16cid w16 w16cex w16sdtdh">
+<w:styles xmlns:mc="http://schemas.openxmlformats.org/markup-compatibility/2006" xmlns:r="http://schemas.openxmlformats.org/officeDocument/2006/relationships" xmlns:w="http://schemas.openxmlformats.org/wordprocessingml/2006/main" xmlns:w14="http://schemas.microsoft.com/office/word/2010/wordml" xmlns:w15="http://schemas.microsoft.com/office/word/2012/wordml" mc:Ignorable="w14 w15">
   <w:docDefaults>
     <w:rPrDefault>
       <w:rPr>
@@ -9306,7 +9162,7 @@
     </w:rPrDefault>
     <w:pPrDefault/>
   </w:docDefaults>
-  <w:latentStyles w:defLockedState="0" w:defUIPriority="0" w:defSemiHidden="0" w:defUnhideWhenUsed="0" w:defQFormat="0" w:count="376">
+  <w:latentStyles w:defLockedState="0" w:defUIPriority="0" w:defSemiHidden="0" w:defUnhideWhenUsed="0" w:defQFormat="0" w:count="371">
     <w:lsdException w:name="Normal" w:qFormat="1"/>
     <w:lsdException w:name="heading 1" w:qFormat="1"/>
     <w:lsdException w:name="heading 2" w:qFormat="1"/>
@@ -9586,11 +9442,6 @@
     <w:lsdException w:name="List Table 5 Dark Accent 6" w:uiPriority="50"/>
     <w:lsdException w:name="List Table 6 Colorful Accent 6" w:uiPriority="51"/>
     <w:lsdException w:name="List Table 7 Colorful Accent 6" w:uiPriority="52"/>
-    <w:lsdException w:name="Mention" w:semiHidden="1" w:uiPriority="99" w:unhideWhenUsed="1"/>
-    <w:lsdException w:name="Smart Hyperlink" w:semiHidden="1" w:uiPriority="99" w:unhideWhenUsed="1"/>
-    <w:lsdException w:name="Hashtag" w:semiHidden="1" w:uiPriority="99" w:unhideWhenUsed="1"/>
-    <w:lsdException w:name="Unresolved Mention" w:semiHidden="1" w:uiPriority="99" w:unhideWhenUsed="1"/>
-    <w:lsdException w:name="Smart Link" w:semiHidden="1" w:uiPriority="99" w:unhideWhenUsed="1"/>
   </w:latentStyles>
   <w:style w:type="paragraph" w:default="1" w:styleId="Normal">
     <w:name w:val="Normal"/>
@@ -10025,8 +9876,8 @@
       <w:caps/>
     </w:rPr>
   </w:style>
-  <w:style w:type="paragraph" w:customStyle="1" w:styleId="Puesto">
-    <w:name w:val="Puesto"/>
+  <w:style w:type="paragraph" w:customStyle="1" w:styleId="Puesto1">
+    <w:name w:val="Puesto1"/>
     <w:basedOn w:val="Normal"/>
     <w:next w:val="Subttulo"/>
     <w:qFormat/>

--- a/3.-DOCUMENTACION/4.-RQF_MesaPass/7.-Gestión de Consumos/RFN17_RegistrarConsumoEmpleado.docx
+++ b/3.-DOCUMENTACION/4.-RQF_MesaPass/7.-Gestión de Consumos/RFN17_RegistrarConsumoEmpleado.docx
@@ -1460,22 +1460,11 @@
           <w:color w:val="FF0000"/>
         </w:rPr>
       </w:pPr>
-      <w:r>
-        <w:rPr>
-          <w:color w:val="FF0000"/>
-        </w:rPr>
-        <w:t>Debe estar explicito</w:t>
-      </w:r>
-      <w:r>
-        <w:rPr>
-          <w:color w:val="FF0000"/>
-        </w:rPr>
-        <w:t xml:space="preserve"> que no hace, porque lo anterior ya es parte de la funcionalidad</w:t>
-      </w:r>
+    </w:p>
+    <w:p>
       <w:bookmarkStart w:id="8" w:name="_GoBack"/>
       <w:bookmarkEnd w:id="8"/>
     </w:p>
-    <w:p/>
     <w:p/>
     <w:p/>
     <w:p/>
